--- a/MobileDebug_WPF_UserManual.docx
+++ b/MobileDebug_WPF_UserManual.docx
@@ -6,7 +6,8 @@
       <w:sdtPr>
         <w:rPr>
           <w:rFonts w:asciiTheme="minorHAnsi" w:eastAsiaTheme="minorEastAsia" w:hAnsiTheme="minorHAnsi" w:cstheme="minorBidi"/>
-          <w:caps w:val="0"/>
+          <w:caps/>
+          <w:color w:val="auto"/>
           <w:sz w:val="22"/>
           <w:szCs w:val="22"/>
         </w:rPr>
@@ -20,6 +21,7 @@
         <w:rPr>
           <w:b/>
           <w:bCs/>
+          <w:caps w:val="0"/>
           <w:noProof/>
         </w:rPr>
       </w:sdtEndPr>
@@ -51,7 +53,7 @@
           <w:r>
             <w:fldChar w:fldCharType="separate"/>
           </w:r>
-          <w:hyperlink w:anchor="_Toc29775024" w:history="1">
+          <w:hyperlink w:anchor="_Toc29936630" w:history="1">
             <w:r>
               <w:rPr>
                 <w:rStyle w:val="Hyperlink"/>
@@ -78,7 +80,7 @@
                 <w:noProof/>
                 <w:webHidden/>
               </w:rPr>
-              <w:instrText xml:space="preserve"> PAGEREF _Toc29775024 \h </w:instrText>
+              <w:instrText xml:space="preserve"> PAGEREF _Toc29936630 \h </w:instrText>
             </w:r>
             <w:r>
               <w:rPr>
@@ -119,13 +121,13 @@
               <w:noProof/>
             </w:rPr>
           </w:pPr>
-          <w:hyperlink w:anchor="_Toc29775025" w:history="1">
+          <w:hyperlink w:anchor="_Toc29936631" w:history="1">
             <w:r>
               <w:rPr>
                 <w:rStyle w:val="Hyperlink"/>
                 <w:noProof/>
               </w:rPr>
-              <w:t>Option 1: Easy updates, not the best option for USB drives.</w:t>
+              <w:t>Option 1: Easy Updates</w:t>
             </w:r>
             <w:r>
               <w:rPr>
@@ -146,7 +148,7 @@
                 <w:noProof/>
                 <w:webHidden/>
               </w:rPr>
-              <w:instrText xml:space="preserve"> PAGEREF _Toc29775025 \h </w:instrText>
+              <w:instrText xml:space="preserve"> PAGEREF _Toc29936631 \h </w:instrText>
             </w:r>
             <w:r>
               <w:rPr>
@@ -187,13 +189,13 @@
               <w:noProof/>
             </w:rPr>
           </w:pPr>
-          <w:hyperlink w:anchor="_Toc29775026" w:history="1">
+          <w:hyperlink w:anchor="_Toc29936632" w:history="1">
             <w:r>
               <w:rPr>
                 <w:rStyle w:val="Hyperlink"/>
                 <w:noProof/>
               </w:rPr>
-              <w:t>Option 2: Manual updates, more portable.</w:t>
+              <w:t>Option 2: Manual Updates</w:t>
             </w:r>
             <w:r>
               <w:rPr>
@@ -214,7 +216,7 @@
                 <w:noProof/>
                 <w:webHidden/>
               </w:rPr>
-              <w:instrText xml:space="preserve"> PAGEREF _Toc29775026 \h </w:instrText>
+              <w:instrText xml:space="preserve"> PAGEREF _Toc29936632 \h </w:instrText>
             </w:r>
             <w:r>
               <w:rPr>
@@ -234,7 +236,823 @@
                 <w:noProof/>
                 <w:webHidden/>
               </w:rPr>
-              <w:t>2</w:t>
+              <w:t>3</w:t>
+            </w:r>
+            <w:r>
+              <w:rPr>
+                <w:noProof/>
+                <w:webHidden/>
+              </w:rPr>
+              <w:fldChar w:fldCharType="end"/>
+            </w:r>
+          </w:hyperlink>
+        </w:p>
+        <w:p>
+          <w:pPr>
+            <w:pStyle w:val="TOC1"/>
+            <w:tabs>
+              <w:tab w:val="right" w:leader="dot" w:pos="9350"/>
+            </w:tabs>
+            <w:rPr>
+              <w:noProof/>
+            </w:rPr>
+          </w:pPr>
+          <w:hyperlink w:anchor="_Toc29936633" w:history="1">
+            <w:r>
+              <w:rPr>
+                <w:rStyle w:val="Hyperlink"/>
+                <w:noProof/>
+              </w:rPr>
+              <w:t>Starting MobileDebug</w:t>
+            </w:r>
+            <w:r>
+              <w:rPr>
+                <w:noProof/>
+                <w:webHidden/>
+              </w:rPr>
+              <w:tab/>
+            </w:r>
+            <w:r>
+              <w:rPr>
+                <w:noProof/>
+                <w:webHidden/>
+              </w:rPr>
+              <w:fldChar w:fldCharType="begin"/>
+            </w:r>
+            <w:r>
+              <w:rPr>
+                <w:noProof/>
+                <w:webHidden/>
+              </w:rPr>
+              <w:instrText xml:space="preserve"> PAGEREF _Toc29936633 \h </w:instrText>
+            </w:r>
+            <w:r>
+              <w:rPr>
+                <w:noProof/>
+                <w:webHidden/>
+              </w:rPr>
+            </w:r>
+            <w:r>
+              <w:rPr>
+                <w:noProof/>
+                <w:webHidden/>
+              </w:rPr>
+              <w:fldChar w:fldCharType="separate"/>
+            </w:r>
+            <w:r>
+              <w:rPr>
+                <w:noProof/>
+                <w:webHidden/>
+              </w:rPr>
+              <w:t>4</w:t>
+            </w:r>
+            <w:r>
+              <w:rPr>
+                <w:noProof/>
+                <w:webHidden/>
+              </w:rPr>
+              <w:fldChar w:fldCharType="end"/>
+            </w:r>
+          </w:hyperlink>
+        </w:p>
+        <w:p>
+          <w:pPr>
+            <w:pStyle w:val="TOC1"/>
+            <w:tabs>
+              <w:tab w:val="right" w:leader="dot" w:pos="9350"/>
+            </w:tabs>
+            <w:rPr>
+              <w:noProof/>
+            </w:rPr>
+          </w:pPr>
+          <w:hyperlink w:anchor="_Toc29936634" w:history="1">
+            <w:r>
+              <w:rPr>
+                <w:rStyle w:val="Hyperlink"/>
+                <w:noProof/>
+              </w:rPr>
+              <w:t>Opening Debug Data Files</w:t>
+            </w:r>
+            <w:r>
+              <w:rPr>
+                <w:noProof/>
+                <w:webHidden/>
+              </w:rPr>
+              <w:tab/>
+            </w:r>
+            <w:r>
+              <w:rPr>
+                <w:noProof/>
+                <w:webHidden/>
+              </w:rPr>
+              <w:fldChar w:fldCharType="begin"/>
+            </w:r>
+            <w:r>
+              <w:rPr>
+                <w:noProof/>
+                <w:webHidden/>
+              </w:rPr>
+              <w:instrText xml:space="preserve"> PAGEREF _Toc29936634 \h </w:instrText>
+            </w:r>
+            <w:r>
+              <w:rPr>
+                <w:noProof/>
+                <w:webHidden/>
+              </w:rPr>
+            </w:r>
+            <w:r>
+              <w:rPr>
+                <w:noProof/>
+                <w:webHidden/>
+              </w:rPr>
+              <w:fldChar w:fldCharType="separate"/>
+            </w:r>
+            <w:r>
+              <w:rPr>
+                <w:noProof/>
+                <w:webHidden/>
+              </w:rPr>
+              <w:t>5</w:t>
+            </w:r>
+            <w:r>
+              <w:rPr>
+                <w:noProof/>
+                <w:webHidden/>
+              </w:rPr>
+              <w:fldChar w:fldCharType="end"/>
+            </w:r>
+          </w:hyperlink>
+        </w:p>
+        <w:p>
+          <w:pPr>
+            <w:pStyle w:val="TOC2"/>
+            <w:tabs>
+              <w:tab w:val="right" w:leader="dot" w:pos="9350"/>
+            </w:tabs>
+            <w:rPr>
+              <w:noProof/>
+            </w:rPr>
+          </w:pPr>
+          <w:hyperlink w:anchor="_Toc29936635" w:history="1">
+            <w:r>
+              <w:rPr>
+                <w:rStyle w:val="Hyperlink"/>
+                <w:noProof/>
+              </w:rPr>
+              <w:t>Open a Debug ZIP File</w:t>
+            </w:r>
+            <w:r>
+              <w:rPr>
+                <w:noProof/>
+                <w:webHidden/>
+              </w:rPr>
+              <w:tab/>
+            </w:r>
+            <w:r>
+              <w:rPr>
+                <w:noProof/>
+                <w:webHidden/>
+              </w:rPr>
+              <w:fldChar w:fldCharType="begin"/>
+            </w:r>
+            <w:r>
+              <w:rPr>
+                <w:noProof/>
+                <w:webHidden/>
+              </w:rPr>
+              <w:instrText xml:space="preserve"> PAGEREF _Toc29936635 \h </w:instrText>
+            </w:r>
+            <w:r>
+              <w:rPr>
+                <w:noProof/>
+                <w:webHidden/>
+              </w:rPr>
+            </w:r>
+            <w:r>
+              <w:rPr>
+                <w:noProof/>
+                <w:webHidden/>
+              </w:rPr>
+              <w:fldChar w:fldCharType="separate"/>
+            </w:r>
+            <w:r>
+              <w:rPr>
+                <w:noProof/>
+                <w:webHidden/>
+              </w:rPr>
+              <w:t>5</w:t>
+            </w:r>
+            <w:r>
+              <w:rPr>
+                <w:noProof/>
+                <w:webHidden/>
+              </w:rPr>
+              <w:fldChar w:fldCharType="end"/>
+            </w:r>
+          </w:hyperlink>
+        </w:p>
+        <w:p>
+          <w:pPr>
+            <w:pStyle w:val="TOC2"/>
+            <w:tabs>
+              <w:tab w:val="right" w:leader="dot" w:pos="9350"/>
+            </w:tabs>
+            <w:rPr>
+              <w:noProof/>
+            </w:rPr>
+          </w:pPr>
+          <w:hyperlink w:anchor="_Toc29936636" w:history="1">
+            <w:r>
+              <w:rPr>
+                <w:rStyle w:val="Hyperlink"/>
+                <w:noProof/>
+              </w:rPr>
+              <w:t>Open a Debug Folder (Extracted ZIP)</w:t>
+            </w:r>
+            <w:r>
+              <w:rPr>
+                <w:noProof/>
+                <w:webHidden/>
+              </w:rPr>
+              <w:tab/>
+            </w:r>
+            <w:r>
+              <w:rPr>
+                <w:noProof/>
+                <w:webHidden/>
+              </w:rPr>
+              <w:fldChar w:fldCharType="begin"/>
+            </w:r>
+            <w:r>
+              <w:rPr>
+                <w:noProof/>
+                <w:webHidden/>
+              </w:rPr>
+              <w:instrText xml:space="preserve"> PAGEREF _Toc29936636 \h </w:instrText>
+            </w:r>
+            <w:r>
+              <w:rPr>
+                <w:noProof/>
+                <w:webHidden/>
+              </w:rPr>
+            </w:r>
+            <w:r>
+              <w:rPr>
+                <w:noProof/>
+                <w:webHidden/>
+              </w:rPr>
+              <w:fldChar w:fldCharType="separate"/>
+            </w:r>
+            <w:r>
+              <w:rPr>
+                <w:noProof/>
+                <w:webHidden/>
+              </w:rPr>
+              <w:t>5</w:t>
+            </w:r>
+            <w:r>
+              <w:rPr>
+                <w:noProof/>
+                <w:webHidden/>
+              </w:rPr>
+              <w:fldChar w:fldCharType="end"/>
+            </w:r>
+          </w:hyperlink>
+        </w:p>
+        <w:p>
+          <w:pPr>
+            <w:pStyle w:val="TOC2"/>
+            <w:tabs>
+              <w:tab w:val="right" w:leader="dot" w:pos="9350"/>
+            </w:tabs>
+            <w:rPr>
+              <w:noProof/>
+            </w:rPr>
+          </w:pPr>
+          <w:hyperlink w:anchor="_Toc29936637" w:history="1">
+            <w:r>
+              <w:rPr>
+                <w:rStyle w:val="Hyperlink"/>
+                <w:noProof/>
+              </w:rPr>
+              <w:t>Download &amp; Open a Debug ZIP File from an LD or EM</w:t>
+            </w:r>
+            <w:r>
+              <w:rPr>
+                <w:noProof/>
+                <w:webHidden/>
+              </w:rPr>
+              <w:tab/>
+            </w:r>
+            <w:r>
+              <w:rPr>
+                <w:noProof/>
+                <w:webHidden/>
+              </w:rPr>
+              <w:fldChar w:fldCharType="begin"/>
+            </w:r>
+            <w:r>
+              <w:rPr>
+                <w:noProof/>
+                <w:webHidden/>
+              </w:rPr>
+              <w:instrText xml:space="preserve"> PAGEREF _Toc29936637 \h </w:instrText>
+            </w:r>
+            <w:r>
+              <w:rPr>
+                <w:noProof/>
+                <w:webHidden/>
+              </w:rPr>
+            </w:r>
+            <w:r>
+              <w:rPr>
+                <w:noProof/>
+                <w:webHidden/>
+              </w:rPr>
+              <w:fldChar w:fldCharType="separate"/>
+            </w:r>
+            <w:r>
+              <w:rPr>
+                <w:noProof/>
+                <w:webHidden/>
+              </w:rPr>
+              <w:t>5</w:t>
+            </w:r>
+            <w:r>
+              <w:rPr>
+                <w:noProof/>
+                <w:webHidden/>
+              </w:rPr>
+              <w:fldChar w:fldCharType="end"/>
+            </w:r>
+          </w:hyperlink>
+        </w:p>
+        <w:p>
+          <w:pPr>
+            <w:pStyle w:val="TOC1"/>
+            <w:tabs>
+              <w:tab w:val="right" w:leader="dot" w:pos="9350"/>
+            </w:tabs>
+            <w:rPr>
+              <w:noProof/>
+            </w:rPr>
+          </w:pPr>
+          <w:hyperlink w:anchor="_Toc29936638" w:history="1">
+            <w:r>
+              <w:rPr>
+                <w:rStyle w:val="Hyperlink"/>
+                <w:noProof/>
+              </w:rPr>
+              <w:t>Debug Data: Loading Process</w:t>
+            </w:r>
+            <w:r>
+              <w:rPr>
+                <w:noProof/>
+                <w:webHidden/>
+              </w:rPr>
+              <w:tab/>
+            </w:r>
+            <w:r>
+              <w:rPr>
+                <w:noProof/>
+                <w:webHidden/>
+              </w:rPr>
+              <w:fldChar w:fldCharType="begin"/>
+            </w:r>
+            <w:r>
+              <w:rPr>
+                <w:noProof/>
+                <w:webHidden/>
+              </w:rPr>
+              <w:instrText xml:space="preserve"> PAGEREF _Toc29936638 \h </w:instrText>
+            </w:r>
+            <w:r>
+              <w:rPr>
+                <w:noProof/>
+                <w:webHidden/>
+              </w:rPr>
+            </w:r>
+            <w:r>
+              <w:rPr>
+                <w:noProof/>
+                <w:webHidden/>
+              </w:rPr>
+              <w:fldChar w:fldCharType="separate"/>
+            </w:r>
+            <w:r>
+              <w:rPr>
+                <w:noProof/>
+                <w:webHidden/>
+              </w:rPr>
+              <w:t>7</w:t>
+            </w:r>
+            <w:r>
+              <w:rPr>
+                <w:noProof/>
+                <w:webHidden/>
+              </w:rPr>
+              <w:fldChar w:fldCharType="end"/>
+            </w:r>
+          </w:hyperlink>
+        </w:p>
+        <w:p>
+          <w:pPr>
+            <w:pStyle w:val="TOC1"/>
+            <w:tabs>
+              <w:tab w:val="right" w:leader="dot" w:pos="9350"/>
+            </w:tabs>
+            <w:rPr>
+              <w:noProof/>
+            </w:rPr>
+          </w:pPr>
+          <w:hyperlink w:anchor="_Toc29936639" w:history="1">
+            <w:r>
+              <w:rPr>
+                <w:rStyle w:val="Hyperlink"/>
+                <w:noProof/>
+              </w:rPr>
+              <w:t>Debug Data: System Information</w:t>
+            </w:r>
+            <w:r>
+              <w:rPr>
+                <w:noProof/>
+                <w:webHidden/>
+              </w:rPr>
+              <w:tab/>
+            </w:r>
+            <w:r>
+              <w:rPr>
+                <w:noProof/>
+                <w:webHidden/>
+              </w:rPr>
+              <w:fldChar w:fldCharType="begin"/>
+            </w:r>
+            <w:r>
+              <w:rPr>
+                <w:noProof/>
+                <w:webHidden/>
+              </w:rPr>
+              <w:instrText xml:space="preserve"> PAGEREF _Toc29936639 \h </w:instrText>
+            </w:r>
+            <w:r>
+              <w:rPr>
+                <w:noProof/>
+                <w:webHidden/>
+              </w:rPr>
+            </w:r>
+            <w:r>
+              <w:rPr>
+                <w:noProof/>
+                <w:webHidden/>
+              </w:rPr>
+              <w:fldChar w:fldCharType="separate"/>
+            </w:r>
+            <w:r>
+              <w:rPr>
+                <w:noProof/>
+                <w:webHidden/>
+              </w:rPr>
+              <w:t>8</w:t>
+            </w:r>
+            <w:r>
+              <w:rPr>
+                <w:noProof/>
+                <w:webHidden/>
+              </w:rPr>
+              <w:fldChar w:fldCharType="end"/>
+            </w:r>
+          </w:hyperlink>
+        </w:p>
+        <w:p>
+          <w:pPr>
+            <w:pStyle w:val="TOC1"/>
+            <w:tabs>
+              <w:tab w:val="right" w:leader="dot" w:pos="9350"/>
+            </w:tabs>
+            <w:rPr>
+              <w:noProof/>
+            </w:rPr>
+          </w:pPr>
+          <w:hyperlink w:anchor="_Toc29936640" w:history="1">
+            <w:r>
+              <w:rPr>
+                <w:rStyle w:val="Hyperlink"/>
+                <w:noProof/>
+              </w:rPr>
+              <w:t>Debug Data: Table of Contents</w:t>
+            </w:r>
+            <w:r>
+              <w:rPr>
+                <w:noProof/>
+                <w:webHidden/>
+              </w:rPr>
+              <w:tab/>
+            </w:r>
+            <w:r>
+              <w:rPr>
+                <w:noProof/>
+                <w:webHidden/>
+              </w:rPr>
+              <w:fldChar w:fldCharType="begin"/>
+            </w:r>
+            <w:r>
+              <w:rPr>
+                <w:noProof/>
+                <w:webHidden/>
+              </w:rPr>
+              <w:instrText xml:space="preserve"> PAGEREF _Toc29936640 \h </w:instrText>
+            </w:r>
+            <w:r>
+              <w:rPr>
+                <w:noProof/>
+                <w:webHidden/>
+              </w:rPr>
+            </w:r>
+            <w:r>
+              <w:rPr>
+                <w:noProof/>
+                <w:webHidden/>
+              </w:rPr>
+              <w:fldChar w:fldCharType="separate"/>
+            </w:r>
+            <w:r>
+              <w:rPr>
+                <w:noProof/>
+                <w:webHidden/>
+              </w:rPr>
+              <w:t>8</w:t>
+            </w:r>
+            <w:r>
+              <w:rPr>
+                <w:noProof/>
+                <w:webHidden/>
+              </w:rPr>
+              <w:fldChar w:fldCharType="end"/>
+            </w:r>
+          </w:hyperlink>
+        </w:p>
+        <w:p>
+          <w:pPr>
+            <w:pStyle w:val="TOC1"/>
+            <w:tabs>
+              <w:tab w:val="right" w:leader="dot" w:pos="9350"/>
+            </w:tabs>
+            <w:rPr>
+              <w:noProof/>
+            </w:rPr>
+          </w:pPr>
+          <w:hyperlink w:anchor="_Toc29936641" w:history="1">
+            <w:r>
+              <w:rPr>
+                <w:rStyle w:val="Hyperlink"/>
+                <w:noProof/>
+              </w:rPr>
+              <w:t>Debug Data: Logs</w:t>
+            </w:r>
+            <w:r>
+              <w:rPr>
+                <w:noProof/>
+                <w:webHidden/>
+              </w:rPr>
+              <w:tab/>
+            </w:r>
+            <w:r>
+              <w:rPr>
+                <w:noProof/>
+                <w:webHidden/>
+              </w:rPr>
+              <w:fldChar w:fldCharType="begin"/>
+            </w:r>
+            <w:r>
+              <w:rPr>
+                <w:noProof/>
+                <w:webHidden/>
+              </w:rPr>
+              <w:instrText xml:space="preserve"> PAGEREF _Toc29936641 \h </w:instrText>
+            </w:r>
+            <w:r>
+              <w:rPr>
+                <w:noProof/>
+                <w:webHidden/>
+              </w:rPr>
+            </w:r>
+            <w:r>
+              <w:rPr>
+                <w:noProof/>
+                <w:webHidden/>
+              </w:rPr>
+              <w:fldChar w:fldCharType="separate"/>
+            </w:r>
+            <w:r>
+              <w:rPr>
+                <w:noProof/>
+                <w:webHidden/>
+              </w:rPr>
+              <w:t>9</w:t>
+            </w:r>
+            <w:r>
+              <w:rPr>
+                <w:noProof/>
+                <w:webHidden/>
+              </w:rPr>
+              <w:fldChar w:fldCharType="end"/>
+            </w:r>
+          </w:hyperlink>
+        </w:p>
+        <w:p>
+          <w:pPr>
+            <w:pStyle w:val="TOC1"/>
+            <w:tabs>
+              <w:tab w:val="right" w:leader="dot" w:pos="9350"/>
+            </w:tabs>
+            <w:rPr>
+              <w:noProof/>
+            </w:rPr>
+          </w:pPr>
+          <w:hyperlink w:anchor="_Toc29936642" w:history="1">
+            <w:r>
+              <w:rPr>
+                <w:rStyle w:val="Hyperlink"/>
+                <w:noProof/>
+              </w:rPr>
+              <w:t>Debug Data: Crash Logs</w:t>
+            </w:r>
+            <w:r>
+              <w:rPr>
+                <w:noProof/>
+                <w:webHidden/>
+              </w:rPr>
+              <w:tab/>
+            </w:r>
+            <w:r>
+              <w:rPr>
+                <w:noProof/>
+                <w:webHidden/>
+              </w:rPr>
+              <w:fldChar w:fldCharType="begin"/>
+            </w:r>
+            <w:r>
+              <w:rPr>
+                <w:noProof/>
+                <w:webHidden/>
+              </w:rPr>
+              <w:instrText xml:space="preserve"> PAGEREF _Toc29936642 \h </w:instrText>
+            </w:r>
+            <w:r>
+              <w:rPr>
+                <w:noProof/>
+                <w:webHidden/>
+              </w:rPr>
+            </w:r>
+            <w:r>
+              <w:rPr>
+                <w:noProof/>
+                <w:webHidden/>
+              </w:rPr>
+              <w:fldChar w:fldCharType="separate"/>
+            </w:r>
+            <w:r>
+              <w:rPr>
+                <w:noProof/>
+                <w:webHidden/>
+              </w:rPr>
+              <w:t>11</w:t>
+            </w:r>
+            <w:r>
+              <w:rPr>
+                <w:noProof/>
+                <w:webHidden/>
+              </w:rPr>
+              <w:fldChar w:fldCharType="end"/>
+            </w:r>
+          </w:hyperlink>
+        </w:p>
+        <w:p>
+          <w:pPr>
+            <w:pStyle w:val="TOC1"/>
+            <w:tabs>
+              <w:tab w:val="right" w:leader="dot" w:pos="9350"/>
+            </w:tabs>
+            <w:rPr>
+              <w:noProof/>
+            </w:rPr>
+          </w:pPr>
+          <w:hyperlink w:anchor="_Toc29936643" w:history="1">
+            <w:r>
+              <w:rPr>
+                <w:rStyle w:val="Hyperlink"/>
+                <w:noProof/>
+              </w:rPr>
+              <w:t>Debug Data: WiFi</w:t>
+            </w:r>
+            <w:r>
+              <w:rPr>
+                <w:noProof/>
+                <w:webHidden/>
+              </w:rPr>
+              <w:tab/>
+            </w:r>
+            <w:r>
+              <w:rPr>
+                <w:noProof/>
+                <w:webHidden/>
+              </w:rPr>
+              <w:fldChar w:fldCharType="begin"/>
+            </w:r>
+            <w:r>
+              <w:rPr>
+                <w:noProof/>
+                <w:webHidden/>
+              </w:rPr>
+              <w:instrText xml:space="preserve"> PAGEREF _Toc29936643 \h </w:instrText>
+            </w:r>
+            <w:r>
+              <w:rPr>
+                <w:noProof/>
+                <w:webHidden/>
+              </w:rPr>
+            </w:r>
+            <w:r>
+              <w:rPr>
+                <w:noProof/>
+                <w:webHidden/>
+              </w:rPr>
+              <w:fldChar w:fldCharType="separate"/>
+            </w:r>
+            <w:r>
+              <w:rPr>
+                <w:noProof/>
+                <w:webHidden/>
+              </w:rPr>
+              <w:t>12</w:t>
+            </w:r>
+            <w:r>
+              <w:rPr>
+                <w:noProof/>
+                <w:webHidden/>
+              </w:rPr>
+              <w:fldChar w:fldCharType="end"/>
+            </w:r>
+          </w:hyperlink>
+        </w:p>
+        <w:p>
+          <w:pPr>
+            <w:pStyle w:val="TOC1"/>
+            <w:tabs>
+              <w:tab w:val="right" w:leader="dot" w:pos="9350"/>
+            </w:tabs>
+            <w:rPr>
+              <w:noProof/>
+            </w:rPr>
+          </w:pPr>
+          <w:hyperlink w:anchor="_Toc29936644" w:history="1">
+            <w:r>
+              <w:rPr>
+                <w:rStyle w:val="Hyperlink"/>
+                <w:noProof/>
+              </w:rPr>
+              <w:t>Debug Data: Battery</w:t>
+            </w:r>
+            <w:r>
+              <w:rPr>
+                <w:noProof/>
+                <w:webHidden/>
+              </w:rPr>
+              <w:tab/>
+            </w:r>
+            <w:r>
+              <w:rPr>
+                <w:noProof/>
+                <w:webHidden/>
+              </w:rPr>
+              <w:fldChar w:fldCharType="begin"/>
+            </w:r>
+            <w:r>
+              <w:rPr>
+                <w:noProof/>
+                <w:webHidden/>
+              </w:rPr>
+              <w:instrText xml:space="preserve"> PAGEREF _Toc29936644 \h </w:instrText>
+            </w:r>
+            <w:r>
+              <w:rPr>
+                <w:noProof/>
+                <w:webHidden/>
+              </w:rPr>
+            </w:r>
+            <w:r>
+              <w:rPr>
+                <w:noProof/>
+                <w:webHidden/>
+              </w:rPr>
+              <w:fldChar w:fldCharType="separate"/>
+            </w:r>
+            <w:r>
+              <w:rPr>
+                <w:noProof/>
+                <w:webHidden/>
+              </w:rPr>
+              <w:t>14</w:t>
             </w:r>
             <w:r>
               <w:rPr>
@@ -266,7 +1084,7 @@
       <w:pPr>
         <w:pStyle w:val="Heading1"/>
       </w:pPr>
-      <w:bookmarkStart w:id="0" w:name="_Toc29775024"/>
+      <w:bookmarkStart w:id="0" w:name="_Toc29936630"/>
       <w:r>
         <w:lastRenderedPageBreak/>
         <w:t>Get MobileDebug from GitHub.com</w:t>
@@ -277,9 +1095,15 @@
       <w:pPr>
         <w:pStyle w:val="Heading2"/>
       </w:pPr>
-      <w:bookmarkStart w:id="1" w:name="_Toc29775025"/>
-      <w:r>
-        <w:t>Option 1: Easy updates, not the best option for USB drives.</w:t>
+      <w:bookmarkStart w:id="1" w:name="_Toc29936631"/>
+      <w:r>
+        <w:t xml:space="preserve">Option 1: Easy </w:t>
+      </w:r>
+      <w:r>
+        <w:t>U</w:t>
+      </w:r>
+      <w:r>
+        <w:t>pdates</w:t>
       </w:r>
       <w:bookmarkEnd w:id="1"/>
     </w:p>
@@ -575,9 +1399,15 @@
       <w:pPr>
         <w:pStyle w:val="Heading2"/>
       </w:pPr>
-      <w:bookmarkStart w:id="4" w:name="_Toc29775026"/>
-      <w:r>
-        <w:t>Option 2: Manual updates, more portable.</w:t>
+      <w:bookmarkStart w:id="4" w:name="_Toc29936632"/>
+      <w:r>
+        <w:t xml:space="preserve">Option 2: Manual </w:t>
+      </w:r>
+      <w:r>
+        <w:t>U</w:t>
+      </w:r>
+      <w:r>
+        <w:t>pdates</w:t>
       </w:r>
       <w:bookmarkEnd w:id="4"/>
     </w:p>
@@ -673,27 +1503,2832 @@
       </w:r>
     </w:p>
     <w:p>
+      <w:r>
+        <w:br w:type="page"/>
+      </w:r>
+    </w:p>
+    <w:p>
       <w:pPr>
         <w:pStyle w:val="Heading1"/>
       </w:pPr>
-      <w:r>
-        <w:t>Start MobileDebug</w:t>
-      </w:r>
+      <w:bookmarkStart w:id="6" w:name="_Toc29936633"/>
+      <w:r>
+        <w:lastRenderedPageBreak/>
+        <w:t>Start</w:t>
+      </w:r>
+      <w:r>
+        <w:t>ing</w:t>
+      </w:r>
+      <w:r>
+        <w:t xml:space="preserve"> MobileDebug</w:t>
+      </w:r>
+      <w:bookmarkEnd w:id="6"/>
     </w:p>
     <w:p>
       <w:pPr>
         <w:pStyle w:val="Heading4"/>
         <w:numPr>
           <w:ilvl w:val="0"/>
-          <w:numId w:val="5"/>
+          <w:numId w:val="7"/>
         </w:numPr>
       </w:pPr>
-      <w:bookmarkStart w:id="6" w:name="_GoBack"/>
-      <w:bookmarkEnd w:id="6"/>
-    </w:p>
+      <w:r>
+        <w:t>There are no shortcuts created. Using Explorer, browse to the location you downloaded or extracted the “ReleaseBuilds” directory too. Open the “MobileDebug_WPF” directory.</w:t>
+      </w:r>
+    </w:p>
+    <w:p>
+      <w:pPr>
+        <w:pStyle w:val="ListParagraph"/>
+      </w:pPr>
+      <w:r>
+        <w:rPr>
+          <w:noProof/>
+        </w:rPr>
+        <w:drawing>
+          <wp:inline distT="0" distB="0" distL="0" distR="0" wp14:anchorId="6151268A" wp14:editId="01406004">
+            <wp:extent cx="3124223" cy="1771663"/>
+            <wp:effectExtent l="0" t="0" r="0" b="0"/>
+            <wp:docPr id="3" name="Picture 3"/>
+            <wp:cNvGraphicFramePr>
+              <a:graphicFrameLocks xmlns:a="http://schemas.openxmlformats.org/drawingml/2006/main" noChangeAspect="1"/>
+            </wp:cNvGraphicFramePr>
+            <a:graphic xmlns:a="http://schemas.openxmlformats.org/drawingml/2006/main">
+              <a:graphicData uri="http://schemas.openxmlformats.org/drawingml/2006/picture">
+                <pic:pic xmlns:pic="http://schemas.openxmlformats.org/drawingml/2006/picture">
+                  <pic:nvPicPr>
+                    <pic:cNvPr id="1" name=""/>
+                    <pic:cNvPicPr/>
+                  </pic:nvPicPr>
+                  <pic:blipFill>
+                    <a:blip r:embed="rId17"/>
+                    <a:stretch>
+                      <a:fillRect/>
+                    </a:stretch>
+                  </pic:blipFill>
+                  <pic:spPr>
+                    <a:xfrm>
+                      <a:off x="0" y="0"/>
+                      <a:ext cx="3124223" cy="1771663"/>
+                    </a:xfrm>
+                    <a:prstGeom prst="rect">
+                      <a:avLst/>
+                    </a:prstGeom>
+                  </pic:spPr>
+                </pic:pic>
+              </a:graphicData>
+            </a:graphic>
+          </wp:inline>
+        </w:drawing>
+      </w:r>
+    </w:p>
+    <w:p>
+      <w:pPr>
+        <w:pStyle w:val="Heading4"/>
+        <w:numPr>
+          <w:ilvl w:val="0"/>
+          <w:numId w:val="7"/>
+        </w:numPr>
+      </w:pPr>
+      <w:r>
+        <w:t>Launch the “MobileDebug_WPF.exe” program.</w:t>
+      </w:r>
+    </w:p>
+    <w:p>
+      <w:pPr>
+        <w:pStyle w:val="ListParagraph"/>
+      </w:pPr>
+      <w:r>
+        <w:rPr>
+          <w:noProof/>
+        </w:rPr>
+        <w:drawing>
+          <wp:inline distT="0" distB="0" distL="0" distR="0" wp14:anchorId="4DC53F2A" wp14:editId="2314FB96">
+            <wp:extent cx="2633682" cy="733430"/>
+            <wp:effectExtent l="0" t="0" r="0" b="0"/>
+            <wp:docPr id="7" name="Picture 7"/>
+            <wp:cNvGraphicFramePr>
+              <a:graphicFrameLocks xmlns:a="http://schemas.openxmlformats.org/drawingml/2006/main" noChangeAspect="1"/>
+            </wp:cNvGraphicFramePr>
+            <a:graphic xmlns:a="http://schemas.openxmlformats.org/drawingml/2006/main">
+              <a:graphicData uri="http://schemas.openxmlformats.org/drawingml/2006/picture">
+                <pic:pic xmlns:pic="http://schemas.openxmlformats.org/drawingml/2006/picture">
+                  <pic:nvPicPr>
+                    <pic:cNvPr id="1" name=""/>
+                    <pic:cNvPicPr/>
+                  </pic:nvPicPr>
+                  <pic:blipFill>
+                    <a:blip r:embed="rId18"/>
+                    <a:stretch>
+                      <a:fillRect/>
+                    </a:stretch>
+                  </pic:blipFill>
+                  <pic:spPr>
+                    <a:xfrm>
+                      <a:off x="0" y="0"/>
+                      <a:ext cx="2633682" cy="733430"/>
+                    </a:xfrm>
+                    <a:prstGeom prst="rect">
+                      <a:avLst/>
+                    </a:prstGeom>
+                  </pic:spPr>
+                </pic:pic>
+              </a:graphicData>
+            </a:graphic>
+          </wp:inline>
+        </w:drawing>
+      </w:r>
+    </w:p>
+    <w:p>
+      <w:r>
+        <w:br w:type="page"/>
+      </w:r>
+    </w:p>
+    <w:p>
+      <w:pPr>
+        <w:pStyle w:val="Heading1"/>
+      </w:pPr>
+      <w:bookmarkStart w:id="7" w:name="_Toc29936634"/>
+      <w:r>
+        <w:lastRenderedPageBreak/>
+        <w:t xml:space="preserve">Opening </w:t>
+      </w:r>
+      <w:r>
+        <w:t>D</w:t>
+      </w:r>
+      <w:r>
+        <w:t xml:space="preserve">ebug </w:t>
+      </w:r>
+      <w:r>
+        <w:t>D</w:t>
+      </w:r>
+      <w:r>
+        <w:t xml:space="preserve">ata </w:t>
+      </w:r>
+      <w:r>
+        <w:t>F</w:t>
+      </w:r>
+      <w:r>
+        <w:t>iles</w:t>
+      </w:r>
+      <w:bookmarkEnd w:id="7"/>
+    </w:p>
+    <w:p>
+      <w:pPr>
+        <w:pStyle w:val="Heading2"/>
+      </w:pPr>
+      <w:bookmarkStart w:id="8" w:name="_Toc29936635"/>
+      <w:r>
+        <w:t xml:space="preserve">Open </w:t>
+      </w:r>
+      <w:r>
+        <w:t xml:space="preserve">a </w:t>
+      </w:r>
+      <w:r>
+        <w:t>D</w:t>
+      </w:r>
+      <w:r>
+        <w:t xml:space="preserve">ebug ZIP </w:t>
+      </w:r>
+      <w:r>
+        <w:t>F</w:t>
+      </w:r>
+      <w:r>
+        <w:t>ile</w:t>
+      </w:r>
+      <w:bookmarkEnd w:id="8"/>
+    </w:p>
+    <w:p>
+      <w:pPr>
+        <w:pStyle w:val="Heading4"/>
+        <w:numPr>
+          <w:ilvl w:val="0"/>
+          <w:numId w:val="8"/>
+        </w:numPr>
+      </w:pPr>
+      <w:r>
+        <w:t>From the file menu select “Open Zip File”.</w:t>
+      </w:r>
+    </w:p>
+    <w:p>
+      <w:pPr>
+        <w:pStyle w:val="ListParagraph"/>
+      </w:pPr>
+      <w:r>
+        <w:rPr>
+          <w:noProof/>
+        </w:rPr>
+        <w:drawing>
+          <wp:inline distT="0" distB="0" distL="0" distR="0" wp14:anchorId="05C97454" wp14:editId="1C805FE8">
+            <wp:extent cx="1433523" cy="966795"/>
+            <wp:effectExtent l="0" t="0" r="0" b="5080"/>
+            <wp:docPr id="17" name="Picture 17"/>
+            <wp:cNvGraphicFramePr>
+              <a:graphicFrameLocks xmlns:a="http://schemas.openxmlformats.org/drawingml/2006/main" noChangeAspect="1"/>
+            </wp:cNvGraphicFramePr>
+            <a:graphic xmlns:a="http://schemas.openxmlformats.org/drawingml/2006/main">
+              <a:graphicData uri="http://schemas.openxmlformats.org/drawingml/2006/picture">
+                <pic:pic xmlns:pic="http://schemas.openxmlformats.org/drawingml/2006/picture">
+                  <pic:nvPicPr>
+                    <pic:cNvPr id="1" name=""/>
+                    <pic:cNvPicPr/>
+                  </pic:nvPicPr>
+                  <pic:blipFill>
+                    <a:blip r:embed="rId19"/>
+                    <a:stretch>
+                      <a:fillRect/>
+                    </a:stretch>
+                  </pic:blipFill>
+                  <pic:spPr>
+                    <a:xfrm>
+                      <a:off x="0" y="0"/>
+                      <a:ext cx="1433523" cy="966795"/>
+                    </a:xfrm>
+                    <a:prstGeom prst="rect">
+                      <a:avLst/>
+                    </a:prstGeom>
+                  </pic:spPr>
+                </pic:pic>
+              </a:graphicData>
+            </a:graphic>
+          </wp:inline>
+        </w:drawing>
+      </w:r>
+    </w:p>
+    <w:p>
+      <w:pPr>
+        <w:pStyle w:val="Heading4"/>
+        <w:numPr>
+          <w:ilvl w:val="0"/>
+          <w:numId w:val="8"/>
+        </w:numPr>
+      </w:pPr>
+      <w:r>
+        <w:t>Select the zip file you would like to open.</w:t>
+      </w:r>
+    </w:p>
+    <w:p>
+      <w:pPr>
+        <w:pStyle w:val="Heading2"/>
+      </w:pPr>
+      <w:bookmarkStart w:id="9" w:name="_Toc29936636"/>
+      <w:r>
+        <w:t xml:space="preserve">Open </w:t>
+      </w:r>
+      <w:r>
+        <w:t xml:space="preserve">a </w:t>
+      </w:r>
+      <w:r>
+        <w:t>D</w:t>
+      </w:r>
+      <w:r>
+        <w:t>ebug Folder (Extracted ZIP)</w:t>
+      </w:r>
+      <w:bookmarkEnd w:id="9"/>
+    </w:p>
+    <w:p>
+      <w:pPr>
+        <w:pStyle w:val="Heading4"/>
+        <w:numPr>
+          <w:ilvl w:val="0"/>
+          <w:numId w:val="9"/>
+        </w:numPr>
+      </w:pPr>
+      <w:r>
+        <w:t xml:space="preserve">From the file menu select “Open </w:t>
+      </w:r>
+      <w:r>
+        <w:t>Folder</w:t>
+      </w:r>
+      <w:r>
+        <w:t>”.</w:t>
+      </w:r>
+    </w:p>
+    <w:p>
+      <w:pPr>
+        <w:pStyle w:val="ListParagraph"/>
+      </w:pPr>
+      <w:r>
+        <w:rPr>
+          <w:noProof/>
+        </w:rPr>
+        <w:drawing>
+          <wp:inline distT="0" distB="0" distL="0" distR="0" wp14:anchorId="1A6EF624" wp14:editId="2DE57462">
+            <wp:extent cx="1433523" cy="966795"/>
+            <wp:effectExtent l="0" t="0" r="0" b="5080"/>
+            <wp:docPr id="18" name="Picture 18"/>
+            <wp:cNvGraphicFramePr>
+              <a:graphicFrameLocks xmlns:a="http://schemas.openxmlformats.org/drawingml/2006/main" noChangeAspect="1"/>
+            </wp:cNvGraphicFramePr>
+            <a:graphic xmlns:a="http://schemas.openxmlformats.org/drawingml/2006/main">
+              <a:graphicData uri="http://schemas.openxmlformats.org/drawingml/2006/picture">
+                <pic:pic xmlns:pic="http://schemas.openxmlformats.org/drawingml/2006/picture">
+                  <pic:nvPicPr>
+                    <pic:cNvPr id="1" name=""/>
+                    <pic:cNvPicPr/>
+                  </pic:nvPicPr>
+                  <pic:blipFill>
+                    <a:blip r:embed="rId20"/>
+                    <a:stretch>
+                      <a:fillRect/>
+                    </a:stretch>
+                  </pic:blipFill>
+                  <pic:spPr>
+                    <a:xfrm>
+                      <a:off x="0" y="0"/>
+                      <a:ext cx="1433523" cy="966795"/>
+                    </a:xfrm>
+                    <a:prstGeom prst="rect">
+                      <a:avLst/>
+                    </a:prstGeom>
+                  </pic:spPr>
+                </pic:pic>
+              </a:graphicData>
+            </a:graphic>
+          </wp:inline>
+        </w:drawing>
+      </w:r>
+    </w:p>
+    <w:p>
+      <w:pPr>
+        <w:pStyle w:val="Heading4"/>
+        <w:numPr>
+          <w:ilvl w:val="0"/>
+          <w:numId w:val="9"/>
+        </w:numPr>
+      </w:pPr>
+      <w:r>
+        <w:t xml:space="preserve">Select the </w:t>
+      </w:r>
+      <w:r>
+        <w:t>folder</w:t>
+      </w:r>
+      <w:r>
+        <w:t xml:space="preserve"> </w:t>
+      </w:r>
+      <w:r>
+        <w:t>where the debug data resides</w:t>
+      </w:r>
+      <w:r>
+        <w:t>.</w:t>
+      </w:r>
+    </w:p>
+    <w:p>
+      <w:pPr>
+        <w:pStyle w:val="Heading2"/>
+      </w:pPr>
+      <w:bookmarkStart w:id="10" w:name="_Toc29936637"/>
+      <w:r>
+        <w:t>Download &amp; Open</w:t>
+      </w:r>
+      <w:r>
+        <w:t xml:space="preserve"> a</w:t>
+      </w:r>
+      <w:r>
+        <w:t xml:space="preserve"> </w:t>
+      </w:r>
+      <w:r>
+        <w:t>D</w:t>
+      </w:r>
+      <w:r>
+        <w:t xml:space="preserve">ebug ZIP </w:t>
+      </w:r>
+      <w:r>
+        <w:t>F</w:t>
+      </w:r>
+      <w:r>
+        <w:t xml:space="preserve">ile from </w:t>
+      </w:r>
+      <w:r>
+        <w:t xml:space="preserve">an </w:t>
+      </w:r>
+      <w:r>
+        <w:t>LD or EM</w:t>
+      </w:r>
+      <w:bookmarkEnd w:id="10"/>
+    </w:p>
+    <w:p>
+      <w:pPr>
+        <w:pStyle w:val="Heading4"/>
+        <w:numPr>
+          <w:ilvl w:val="0"/>
+          <w:numId w:val="10"/>
+        </w:numPr>
+      </w:pPr>
+      <w:r>
+        <w:t>From the file menu</w:t>
+      </w:r>
+      <w:r>
+        <w:t>,</w:t>
+      </w:r>
+      <w:r>
+        <w:t xml:space="preserve"> select “Open From LD/EM”.</w:t>
+      </w:r>
+    </w:p>
+    <w:p>
+      <w:pPr>
+        <w:pStyle w:val="ListParagraph"/>
+      </w:pPr>
+      <w:r>
+        <w:rPr>
+          <w:noProof/>
+        </w:rPr>
+        <w:drawing>
+          <wp:inline distT="0" distB="0" distL="0" distR="0" wp14:anchorId="0A8FAD3A" wp14:editId="44F53980">
+            <wp:extent cx="1433523" cy="966795"/>
+            <wp:effectExtent l="0" t="0" r="0" b="5080"/>
+            <wp:docPr id="19" name="Picture 19"/>
+            <wp:cNvGraphicFramePr>
+              <a:graphicFrameLocks xmlns:a="http://schemas.openxmlformats.org/drawingml/2006/main" noChangeAspect="1"/>
+            </wp:cNvGraphicFramePr>
+            <a:graphic xmlns:a="http://schemas.openxmlformats.org/drawingml/2006/main">
+              <a:graphicData uri="http://schemas.openxmlformats.org/drawingml/2006/picture">
+                <pic:pic xmlns:pic="http://schemas.openxmlformats.org/drawingml/2006/picture">
+                  <pic:nvPicPr>
+                    <pic:cNvPr id="1" name=""/>
+                    <pic:cNvPicPr/>
+                  </pic:nvPicPr>
+                  <pic:blipFill>
+                    <a:blip r:embed="rId21"/>
+                    <a:stretch>
+                      <a:fillRect/>
+                    </a:stretch>
+                  </pic:blipFill>
+                  <pic:spPr>
+                    <a:xfrm>
+                      <a:off x="0" y="0"/>
+                      <a:ext cx="1433523" cy="966795"/>
+                    </a:xfrm>
+                    <a:prstGeom prst="rect">
+                      <a:avLst/>
+                    </a:prstGeom>
+                  </pic:spPr>
+                </pic:pic>
+              </a:graphicData>
+            </a:graphic>
+          </wp:inline>
+        </w:drawing>
+      </w:r>
+    </w:p>
+    <w:p>
+      <w:pPr>
+        <w:pStyle w:val="Heading4"/>
+        <w:numPr>
+          <w:ilvl w:val="0"/>
+          <w:numId w:val="10"/>
+        </w:numPr>
+      </w:pPr>
+      <w:r>
+        <w:t>Enter the IP address of the LD or EM.</w:t>
+      </w:r>
+    </w:p>
+    <w:p>
+      <w:pPr>
+        <w:pStyle w:val="ListParagraph"/>
+      </w:pPr>
+      <w:r>
+        <w:rPr>
+          <w:noProof/>
+        </w:rPr>
+        <w:drawing>
+          <wp:inline distT="0" distB="0" distL="0" distR="0" wp14:anchorId="4B17B439" wp14:editId="6769D163">
+            <wp:extent cx="2790845" cy="1419235"/>
+            <wp:effectExtent l="0" t="0" r="9525" b="9525"/>
+            <wp:docPr id="20" name="Picture 20"/>
+            <wp:cNvGraphicFramePr>
+              <a:graphicFrameLocks xmlns:a="http://schemas.openxmlformats.org/drawingml/2006/main" noChangeAspect="1"/>
+            </wp:cNvGraphicFramePr>
+            <a:graphic xmlns:a="http://schemas.openxmlformats.org/drawingml/2006/main">
+              <a:graphicData uri="http://schemas.openxmlformats.org/drawingml/2006/picture">
+                <pic:pic xmlns:pic="http://schemas.openxmlformats.org/drawingml/2006/picture">
+                  <pic:nvPicPr>
+                    <pic:cNvPr id="1" name=""/>
+                    <pic:cNvPicPr/>
+                  </pic:nvPicPr>
+                  <pic:blipFill>
+                    <a:blip r:embed="rId22"/>
+                    <a:stretch>
+                      <a:fillRect/>
+                    </a:stretch>
+                  </pic:blipFill>
+                  <pic:spPr>
+                    <a:xfrm>
+                      <a:off x="0" y="0"/>
+                      <a:ext cx="2790845" cy="1419235"/>
+                    </a:xfrm>
+                    <a:prstGeom prst="rect">
+                      <a:avLst/>
+                    </a:prstGeom>
+                  </pic:spPr>
+                </pic:pic>
+              </a:graphicData>
+            </a:graphic>
+          </wp:inline>
+        </w:drawing>
+      </w:r>
+    </w:p>
+    <w:p>
+      <w:pPr>
+        <w:pStyle w:val="Heading4"/>
+        <w:numPr>
+          <w:ilvl w:val="0"/>
+          <w:numId w:val="10"/>
+        </w:numPr>
+      </w:pPr>
+      <w:r>
+        <w:lastRenderedPageBreak/>
+        <w:t>Enter the SetNetGo username and password.</w:t>
+      </w:r>
+    </w:p>
+    <w:p>
+      <w:pPr>
+        <w:pStyle w:val="ListParagraph"/>
+      </w:pPr>
+      <w:r>
+        <w:rPr>
+          <w:noProof/>
+        </w:rPr>
+        <w:drawing>
+          <wp:inline distT="0" distB="0" distL="0" distR="0" wp14:anchorId="25955DD8" wp14:editId="6E3DF11F">
+            <wp:extent cx="2790845" cy="1419235"/>
+            <wp:effectExtent l="0" t="0" r="9525" b="9525"/>
+            <wp:docPr id="23" name="Picture 23"/>
+            <wp:cNvGraphicFramePr>
+              <a:graphicFrameLocks xmlns:a="http://schemas.openxmlformats.org/drawingml/2006/main" noChangeAspect="1"/>
+            </wp:cNvGraphicFramePr>
+            <a:graphic xmlns:a="http://schemas.openxmlformats.org/drawingml/2006/main">
+              <a:graphicData uri="http://schemas.openxmlformats.org/drawingml/2006/picture">
+                <pic:pic xmlns:pic="http://schemas.openxmlformats.org/drawingml/2006/picture">
+                  <pic:nvPicPr>
+                    <pic:cNvPr id="1" name=""/>
+                    <pic:cNvPicPr/>
+                  </pic:nvPicPr>
+                  <pic:blipFill>
+                    <a:blip r:embed="rId23"/>
+                    <a:stretch>
+                      <a:fillRect/>
+                    </a:stretch>
+                  </pic:blipFill>
+                  <pic:spPr>
+                    <a:xfrm>
+                      <a:off x="0" y="0"/>
+                      <a:ext cx="2790845" cy="1419235"/>
+                    </a:xfrm>
+                    <a:prstGeom prst="rect">
+                      <a:avLst/>
+                    </a:prstGeom>
+                  </pic:spPr>
+                </pic:pic>
+              </a:graphicData>
+            </a:graphic>
+          </wp:inline>
+        </w:drawing>
+      </w:r>
+    </w:p>
+    <w:p>
+      <w:pPr>
+        <w:pStyle w:val="Heading4"/>
+        <w:numPr>
+          <w:ilvl w:val="0"/>
+          <w:numId w:val="10"/>
+        </w:numPr>
+      </w:pPr>
+      <w:r>
+        <w:t>Click the “Download” button.</w:t>
+      </w:r>
+    </w:p>
+    <w:p>
+      <w:pPr>
+        <w:pStyle w:val="ListParagraph"/>
+      </w:pPr>
+      <w:r>
+        <w:rPr>
+          <w:noProof/>
+        </w:rPr>
+        <w:drawing>
+          <wp:inline distT="0" distB="0" distL="0" distR="0" wp14:anchorId="51744A87" wp14:editId="755C0DA8">
+            <wp:extent cx="2790845" cy="1419235"/>
+            <wp:effectExtent l="0" t="0" r="9525" b="9525"/>
+            <wp:docPr id="24" name="Picture 24"/>
+            <wp:cNvGraphicFramePr>
+              <a:graphicFrameLocks xmlns:a="http://schemas.openxmlformats.org/drawingml/2006/main" noChangeAspect="1"/>
+            </wp:cNvGraphicFramePr>
+            <a:graphic xmlns:a="http://schemas.openxmlformats.org/drawingml/2006/main">
+              <a:graphicData uri="http://schemas.openxmlformats.org/drawingml/2006/picture">
+                <pic:pic xmlns:pic="http://schemas.openxmlformats.org/drawingml/2006/picture">
+                  <pic:nvPicPr>
+                    <pic:cNvPr id="1" name=""/>
+                    <pic:cNvPicPr/>
+                  </pic:nvPicPr>
+                  <pic:blipFill>
+                    <a:blip r:embed="rId24"/>
+                    <a:stretch>
+                      <a:fillRect/>
+                    </a:stretch>
+                  </pic:blipFill>
+                  <pic:spPr>
+                    <a:xfrm>
+                      <a:off x="0" y="0"/>
+                      <a:ext cx="2790845" cy="1419235"/>
+                    </a:xfrm>
+                    <a:prstGeom prst="rect">
+                      <a:avLst/>
+                    </a:prstGeom>
+                  </pic:spPr>
+                </pic:pic>
+              </a:graphicData>
+            </a:graphic>
+          </wp:inline>
+        </w:drawing>
+      </w:r>
+    </w:p>
+    <w:p>
+      <w:pPr>
+        <w:pStyle w:val="Heading4"/>
+        <w:numPr>
+          <w:ilvl w:val="0"/>
+          <w:numId w:val="10"/>
+        </w:numPr>
+      </w:pPr>
+      <w:r>
+        <w:t>If there are any errors during the download you will be prompted. Otherwise</w:t>
+      </w:r>
+      <w:r>
+        <w:t>,</w:t>
+      </w:r>
+      <w:r>
+        <w:t xml:space="preserve"> please be patient while the file downloads.</w:t>
+      </w:r>
+    </w:p>
+    <w:p>
+      <w:r>
+        <w:br w:type="page"/>
+      </w:r>
+    </w:p>
+    <w:p>
+      <w:pPr>
+        <w:pStyle w:val="Heading1"/>
+      </w:pPr>
+      <w:bookmarkStart w:id="11" w:name="_Toc29936638"/>
+      <w:r>
+        <w:lastRenderedPageBreak/>
+        <w:t xml:space="preserve">Debug </w:t>
+      </w:r>
+      <w:r>
+        <w:t>D</w:t>
+      </w:r>
+      <w:r>
+        <w:t>ata</w:t>
+      </w:r>
+      <w:r>
+        <w:t>:</w:t>
+      </w:r>
+      <w:r>
+        <w:t xml:space="preserve"> </w:t>
+      </w:r>
+      <w:r>
+        <w:t>L</w:t>
+      </w:r>
+      <w:r>
+        <w:t xml:space="preserve">oading </w:t>
+      </w:r>
+      <w:r>
+        <w:t>P</w:t>
+      </w:r>
+      <w:r>
+        <w:t>rocess</w:t>
+      </w:r>
+      <w:bookmarkEnd w:id="11"/>
+    </w:p>
+    <w:p>
+      <w:pPr>
+        <w:pStyle w:val="Heading4"/>
+        <w:numPr>
+          <w:ilvl w:val="0"/>
+          <w:numId w:val="11"/>
+        </w:numPr>
+      </w:pPr>
+      <w:r>
+        <w:t xml:space="preserve">During the </w:t>
+      </w:r>
+      <w:r>
+        <w:t xml:space="preserve">debug data </w:t>
+      </w:r>
+      <w:r>
+        <w:t xml:space="preserve">loading </w:t>
+      </w:r>
+      <w:r>
+        <w:t>process,</w:t>
+      </w:r>
+      <w:r>
+        <w:t xml:space="preserve"> you can </w:t>
+      </w:r>
+      <w:r>
+        <w:t>view</w:t>
+      </w:r>
+      <w:r>
+        <w:t xml:space="preserve"> the status here:</w:t>
+      </w:r>
+    </w:p>
+    <w:p>
+      <w:pPr>
+        <w:pStyle w:val="ListParagraph"/>
+      </w:pPr>
+      <w:r>
+        <w:rPr>
+          <w:noProof/>
+        </w:rPr>
+        <w:drawing>
+          <wp:inline distT="0" distB="0" distL="0" distR="0" wp14:anchorId="1F57D080" wp14:editId="06E68A1B">
+            <wp:extent cx="4967324" cy="571504"/>
+            <wp:effectExtent l="0" t="0" r="5080" b="0"/>
+            <wp:docPr id="29" name="Picture 29"/>
+            <wp:cNvGraphicFramePr>
+              <a:graphicFrameLocks xmlns:a="http://schemas.openxmlformats.org/drawingml/2006/main" noChangeAspect="1"/>
+            </wp:cNvGraphicFramePr>
+            <a:graphic xmlns:a="http://schemas.openxmlformats.org/drawingml/2006/main">
+              <a:graphicData uri="http://schemas.openxmlformats.org/drawingml/2006/picture">
+                <pic:pic xmlns:pic="http://schemas.openxmlformats.org/drawingml/2006/picture">
+                  <pic:nvPicPr>
+                    <pic:cNvPr id="1" name=""/>
+                    <pic:cNvPicPr/>
+                  </pic:nvPicPr>
+                  <pic:blipFill>
+                    <a:blip r:embed="rId25"/>
+                    <a:stretch>
+                      <a:fillRect/>
+                    </a:stretch>
+                  </pic:blipFill>
+                  <pic:spPr>
+                    <a:xfrm>
+                      <a:off x="0" y="0"/>
+                      <a:ext cx="4967324" cy="571504"/>
+                    </a:xfrm>
+                    <a:prstGeom prst="rect">
+                      <a:avLst/>
+                    </a:prstGeom>
+                  </pic:spPr>
+                </pic:pic>
+              </a:graphicData>
+            </a:graphic>
+          </wp:inline>
+        </w:drawing>
+      </w:r>
+    </w:p>
+    <w:p>
+      <w:pPr>
+        <w:pStyle w:val="Heading4"/>
+        <w:numPr>
+          <w:ilvl w:val="0"/>
+          <w:numId w:val="11"/>
+        </w:numPr>
+      </w:pPr>
+      <w:r>
+        <w:t>You can view and work with any tabs that show up during the load</w:t>
+      </w:r>
+      <w:r>
+        <w:t>ing process.</w:t>
+      </w:r>
+    </w:p>
+    <w:p>
+      <w:pPr>
+        <w:pStyle w:val="ListParagraph"/>
+      </w:pPr>
+      <w:r>
+        <w:rPr>
+          <w:noProof/>
+        </w:rPr>
+        <w:drawing>
+          <wp:inline distT="0" distB="0" distL="0" distR="0" wp14:anchorId="624DAA2A" wp14:editId="5885EED0">
+            <wp:extent cx="4967324" cy="571504"/>
+            <wp:effectExtent l="0" t="0" r="5080" b="0"/>
+            <wp:docPr id="30" name="Picture 30"/>
+            <wp:cNvGraphicFramePr>
+              <a:graphicFrameLocks xmlns:a="http://schemas.openxmlformats.org/drawingml/2006/main" noChangeAspect="1"/>
+            </wp:cNvGraphicFramePr>
+            <a:graphic xmlns:a="http://schemas.openxmlformats.org/drawingml/2006/main">
+              <a:graphicData uri="http://schemas.openxmlformats.org/drawingml/2006/picture">
+                <pic:pic xmlns:pic="http://schemas.openxmlformats.org/drawingml/2006/picture">
+                  <pic:nvPicPr>
+                    <pic:cNvPr id="1" name=""/>
+                    <pic:cNvPicPr/>
+                  </pic:nvPicPr>
+                  <pic:blipFill>
+                    <a:blip r:embed="rId26"/>
+                    <a:stretch>
+                      <a:fillRect/>
+                    </a:stretch>
+                  </pic:blipFill>
+                  <pic:spPr>
+                    <a:xfrm>
+                      <a:off x="0" y="0"/>
+                      <a:ext cx="4967324" cy="571504"/>
+                    </a:xfrm>
+                    <a:prstGeom prst="rect">
+                      <a:avLst/>
+                    </a:prstGeom>
+                  </pic:spPr>
+                </pic:pic>
+              </a:graphicData>
+            </a:graphic>
+          </wp:inline>
+        </w:drawing>
+      </w:r>
+    </w:p>
+    <w:p>
+      <w:pPr>
+        <w:pStyle w:val="Heading4"/>
+        <w:numPr>
+          <w:ilvl w:val="0"/>
+          <w:numId w:val="11"/>
+        </w:numPr>
+      </w:pPr>
+      <w:r>
+        <w:t xml:space="preserve">When loading is complete </w:t>
+      </w:r>
+      <w:r>
+        <w:t>you will see “Complete!” in the status area.</w:t>
+      </w:r>
+    </w:p>
+    <w:p>
+      <w:pPr>
+        <w:pStyle w:val="ListParagraph"/>
+      </w:pPr>
+      <w:r>
+        <w:rPr>
+          <w:noProof/>
+        </w:rPr>
+        <w:drawing>
+          <wp:inline distT="0" distB="0" distL="0" distR="0" wp14:anchorId="6875D27D" wp14:editId="0B19046B">
+            <wp:extent cx="3309962" cy="290515"/>
+            <wp:effectExtent l="0" t="0" r="5080" b="0"/>
+            <wp:docPr id="31" name="Picture 31"/>
+            <wp:cNvGraphicFramePr>
+              <a:graphicFrameLocks xmlns:a="http://schemas.openxmlformats.org/drawingml/2006/main" noChangeAspect="1"/>
+            </wp:cNvGraphicFramePr>
+            <a:graphic xmlns:a="http://schemas.openxmlformats.org/drawingml/2006/main">
+              <a:graphicData uri="http://schemas.openxmlformats.org/drawingml/2006/picture">
+                <pic:pic xmlns:pic="http://schemas.openxmlformats.org/drawingml/2006/picture">
+                  <pic:nvPicPr>
+                    <pic:cNvPr id="1" name=""/>
+                    <pic:cNvPicPr/>
+                  </pic:nvPicPr>
+                  <pic:blipFill>
+                    <a:blip r:embed="rId27"/>
+                    <a:stretch>
+                      <a:fillRect/>
+                    </a:stretch>
+                  </pic:blipFill>
+                  <pic:spPr>
+                    <a:xfrm>
+                      <a:off x="0" y="0"/>
+                      <a:ext cx="3309962" cy="290515"/>
+                    </a:xfrm>
+                    <a:prstGeom prst="rect">
+                      <a:avLst/>
+                    </a:prstGeom>
+                  </pic:spPr>
+                </pic:pic>
+              </a:graphicData>
+            </a:graphic>
+          </wp:inline>
+        </w:drawing>
+      </w:r>
+    </w:p>
+    <w:p>
+      <w:r>
+        <w:br w:type="page"/>
+      </w:r>
+    </w:p>
+    <w:p>
+      <w:pPr>
+        <w:pStyle w:val="Heading1"/>
+      </w:pPr>
+      <w:bookmarkStart w:id="12" w:name="_Toc29936639"/>
+      <w:r>
+        <w:lastRenderedPageBreak/>
+        <w:t xml:space="preserve">Debug Data: </w:t>
+      </w:r>
+      <w:r>
+        <w:t>System Information</w:t>
+      </w:r>
+      <w:bookmarkEnd w:id="12"/>
+    </w:p>
+    <w:p>
+      <w:pPr>
+        <w:pStyle w:val="Heading4"/>
+        <w:numPr>
+          <w:ilvl w:val="0"/>
+          <w:numId w:val="12"/>
+        </w:numPr>
+      </w:pPr>
+      <w:r>
+        <w:t>Use the expander button to expand or collapse the system information panel.</w:t>
+      </w:r>
+    </w:p>
+    <w:p>
+      <w:pPr>
+        <w:pStyle w:val="ListParagraph"/>
+      </w:pPr>
+      <w:r>
+        <w:rPr>
+          <w:noProof/>
+        </w:rPr>
+        <w:drawing>
+          <wp:inline distT="0" distB="0" distL="0" distR="0" wp14:anchorId="5C84206F" wp14:editId="53DD3C88">
+            <wp:extent cx="3629052" cy="1681175"/>
+            <wp:effectExtent l="0" t="0" r="0" b="0"/>
+            <wp:docPr id="33" name="Picture 33"/>
+            <wp:cNvGraphicFramePr>
+              <a:graphicFrameLocks xmlns:a="http://schemas.openxmlformats.org/drawingml/2006/main" noChangeAspect="1"/>
+            </wp:cNvGraphicFramePr>
+            <a:graphic xmlns:a="http://schemas.openxmlformats.org/drawingml/2006/main">
+              <a:graphicData uri="http://schemas.openxmlformats.org/drawingml/2006/picture">
+                <pic:pic xmlns:pic="http://schemas.openxmlformats.org/drawingml/2006/picture">
+                  <pic:nvPicPr>
+                    <pic:cNvPr id="1" name=""/>
+                    <pic:cNvPicPr/>
+                  </pic:nvPicPr>
+                  <pic:blipFill>
+                    <a:blip r:embed="rId28"/>
+                    <a:stretch>
+                      <a:fillRect/>
+                    </a:stretch>
+                  </pic:blipFill>
+                  <pic:spPr>
+                    <a:xfrm>
+                      <a:off x="0" y="0"/>
+                      <a:ext cx="3629052" cy="1681175"/>
+                    </a:xfrm>
+                    <a:prstGeom prst="rect">
+                      <a:avLst/>
+                    </a:prstGeom>
+                  </pic:spPr>
+                </pic:pic>
+              </a:graphicData>
+            </a:graphic>
+          </wp:inline>
+        </w:drawing>
+      </w:r>
+    </w:p>
+    <w:p>
+      <w:pPr>
+        <w:pStyle w:val="Heading4"/>
+        <w:numPr>
+          <w:ilvl w:val="0"/>
+          <w:numId w:val="16"/>
+        </w:numPr>
+      </w:pPr>
+      <w:r>
+        <w:t>The system information that is displayed is defined using the following files found in the UserData directory. You can modify them to add to the displayed information. The original configuration files can be found in the Config directory.</w:t>
+      </w:r>
+    </w:p>
+    <w:p>
+      <w:pPr>
+        <w:pStyle w:val="ListParagraph"/>
+        <w:numPr>
+          <w:ilvl w:val="1"/>
+          <w:numId w:val="11"/>
+        </w:numPr>
+      </w:pPr>
+      <w:r>
+        <w:t>System</w:t>
+      </w:r>
+      <w:r>
+        <w:t>Health</w:t>
+      </w:r>
+      <w:r>
+        <w:t>.xml</w:t>
+      </w:r>
+    </w:p>
+    <w:p>
+      <w:pPr>
+        <w:pStyle w:val="ListParagraph"/>
+        <w:numPr>
+          <w:ilvl w:val="1"/>
+          <w:numId w:val="11"/>
+        </w:numPr>
+      </w:pPr>
+      <w:r>
+        <w:t>System</w:t>
+      </w:r>
+      <w:r>
+        <w:t>Details</w:t>
+      </w:r>
+      <w:r>
+        <w:t>.xml</w:t>
+      </w:r>
+    </w:p>
+    <w:p>
+      <w:pPr>
+        <w:pStyle w:val="ListParagraph"/>
+        <w:numPr>
+          <w:ilvl w:val="1"/>
+          <w:numId w:val="11"/>
+        </w:numPr>
+      </w:pPr>
+      <w:r>
+        <w:t>SystemApps.xml</w:t>
+      </w:r>
+    </w:p>
+    <w:p>
+      <w:pPr>
+        <w:pStyle w:val="Heading1"/>
+      </w:pPr>
+      <w:bookmarkStart w:id="13" w:name="_Toc29936640"/>
+      <w:r>
+        <w:t>Debug Data: Table of Contents</w:t>
+      </w:r>
+      <w:bookmarkEnd w:id="13"/>
+    </w:p>
+    <w:p>
+      <w:pPr>
+        <w:pStyle w:val="Heading4"/>
+        <w:numPr>
+          <w:ilvl w:val="0"/>
+          <w:numId w:val="13"/>
+        </w:numPr>
+      </w:pPr>
+      <w:r>
+        <w:t>Use the expander button to expand or collapse the table of contents panel.</w:t>
+      </w:r>
+    </w:p>
+    <w:p>
+      <w:pPr>
+        <w:pStyle w:val="ListParagraph"/>
+      </w:pPr>
+      <w:r>
+        <w:rPr>
+          <w:noProof/>
+        </w:rPr>
+        <w:drawing>
+          <wp:inline distT="0" distB="0" distL="0" distR="0" wp14:anchorId="7988EE0E" wp14:editId="15217AC3">
+            <wp:extent cx="3948141" cy="1681175"/>
+            <wp:effectExtent l="0" t="0" r="0" b="0"/>
+            <wp:docPr id="34" name="Picture 34"/>
+            <wp:cNvGraphicFramePr>
+              <a:graphicFrameLocks xmlns:a="http://schemas.openxmlformats.org/drawingml/2006/main" noChangeAspect="1"/>
+            </wp:cNvGraphicFramePr>
+            <a:graphic xmlns:a="http://schemas.openxmlformats.org/drawingml/2006/main">
+              <a:graphicData uri="http://schemas.openxmlformats.org/drawingml/2006/picture">
+                <pic:pic xmlns:pic="http://schemas.openxmlformats.org/drawingml/2006/picture">
+                  <pic:nvPicPr>
+                    <pic:cNvPr id="1" name=""/>
+                    <pic:cNvPicPr/>
+                  </pic:nvPicPr>
+                  <pic:blipFill>
+                    <a:blip r:embed="rId29"/>
+                    <a:stretch>
+                      <a:fillRect/>
+                    </a:stretch>
+                  </pic:blipFill>
+                  <pic:spPr>
+                    <a:xfrm>
+                      <a:off x="0" y="0"/>
+                      <a:ext cx="3948141" cy="1681175"/>
+                    </a:xfrm>
+                    <a:prstGeom prst="rect">
+                      <a:avLst/>
+                    </a:prstGeom>
+                  </pic:spPr>
+                </pic:pic>
+              </a:graphicData>
+            </a:graphic>
+          </wp:inline>
+        </w:drawing>
+      </w:r>
+    </w:p>
+    <w:p>
+      <w:pPr>
+        <w:pStyle w:val="Heading4"/>
+        <w:numPr>
+          <w:ilvl w:val="0"/>
+          <w:numId w:val="16"/>
+        </w:numPr>
+      </w:pPr>
+      <w:r>
+        <w:t xml:space="preserve">The table of contents </w:t>
+      </w:r>
+      <w:r>
+        <w:t>that is displayed is defined in the debug data’s toc.txt file.</w:t>
+      </w:r>
+    </w:p>
+    <w:p>
+      <w:pPr>
+        <w:rPr>
+          <w:rFonts w:asciiTheme="majorHAnsi" w:eastAsiaTheme="majorEastAsia" w:hAnsiTheme="majorHAnsi" w:cstheme="majorBidi"/>
+          <w:i/>
+          <w:iCs/>
+          <w:color w:val="2E74B5" w:themeColor="accent5" w:themeShade="BF"/>
+          <w:sz w:val="25"/>
+          <w:szCs w:val="25"/>
+        </w:rPr>
+      </w:pPr>
+      <w:r>
+        <w:br w:type="page"/>
+      </w:r>
+    </w:p>
+    <w:p>
+      <w:pPr>
+        <w:pStyle w:val="Heading1"/>
+      </w:pPr>
+      <w:bookmarkStart w:id="14" w:name="_Toc29936641"/>
+      <w:r>
+        <w:lastRenderedPageBreak/>
+        <w:t xml:space="preserve">Debug Data: </w:t>
+      </w:r>
+      <w:r>
+        <w:t>Logs</w:t>
+      </w:r>
+      <w:bookmarkEnd w:id="14"/>
+    </w:p>
+    <w:p>
+      <w:pPr>
+        <w:pStyle w:val="Heading4"/>
+        <w:numPr>
+          <w:ilvl w:val="0"/>
+          <w:numId w:val="15"/>
+        </w:numPr>
+      </w:pPr>
+      <w:r>
+        <w:t>Select the “Logs” tab.</w:t>
+      </w:r>
+    </w:p>
+    <w:p>
+      <w:pPr>
+        <w:pStyle w:val="ListParagraph"/>
+      </w:pPr>
+      <w:r>
+        <w:rPr>
+          <w:noProof/>
+        </w:rPr>
+        <w:drawing>
+          <wp:inline distT="0" distB="0" distL="0" distR="0" wp14:anchorId="3A1ABCD4" wp14:editId="2ECADDF8">
+            <wp:extent cx="5615029" cy="585792"/>
+            <wp:effectExtent l="0" t="0" r="5080" b="5080"/>
+            <wp:docPr id="8" name="Picture 8"/>
+            <wp:cNvGraphicFramePr>
+              <a:graphicFrameLocks xmlns:a="http://schemas.openxmlformats.org/drawingml/2006/main" noChangeAspect="1"/>
+            </wp:cNvGraphicFramePr>
+            <a:graphic xmlns:a="http://schemas.openxmlformats.org/drawingml/2006/main">
+              <a:graphicData uri="http://schemas.openxmlformats.org/drawingml/2006/picture">
+                <pic:pic xmlns:pic="http://schemas.openxmlformats.org/drawingml/2006/picture">
+                  <pic:nvPicPr>
+                    <pic:cNvPr id="1" name=""/>
+                    <pic:cNvPicPr/>
+                  </pic:nvPicPr>
+                  <pic:blipFill>
+                    <a:blip r:embed="rId30"/>
+                    <a:stretch>
+                      <a:fillRect/>
+                    </a:stretch>
+                  </pic:blipFill>
+                  <pic:spPr>
+                    <a:xfrm>
+                      <a:off x="0" y="0"/>
+                      <a:ext cx="5615029" cy="585792"/>
+                    </a:xfrm>
+                    <a:prstGeom prst="rect">
+                      <a:avLst/>
+                    </a:prstGeom>
+                  </pic:spPr>
+                </pic:pic>
+              </a:graphicData>
+            </a:graphic>
+          </wp:inline>
+        </w:drawing>
+      </w:r>
+    </w:p>
+    <w:p>
+      <w:pPr>
+        <w:pStyle w:val="Heading4"/>
+        <w:numPr>
+          <w:ilvl w:val="0"/>
+          <w:numId w:val="15"/>
+        </w:numPr>
+      </w:pPr>
+      <w:r>
+        <w:t xml:space="preserve">During the initial debug data loading process the logs </w:t>
+      </w:r>
+      <w:r>
+        <w:t>within the debug data are searched. If a single result is found, a link to the file and a search button is created.</w:t>
+      </w:r>
+      <w:r>
+        <w:t xml:space="preserve"> There can be multiple search button</w:t>
+      </w:r>
+      <w:r>
+        <w:t>s</w:t>
+      </w:r>
+      <w:r>
+        <w:t xml:space="preserve"> under one log.</w:t>
+      </w:r>
+    </w:p>
+    <w:p>
+      <w:pPr>
+        <w:pStyle w:val="Heading4"/>
+        <w:numPr>
+          <w:ilvl w:val="0"/>
+          <w:numId w:val="15"/>
+        </w:numPr>
+      </w:pPr>
+      <w:r>
+        <w:t>When you click a log file link the file will be opened by the default application for that file type.</w:t>
+      </w:r>
+    </w:p>
+    <w:p>
+      <w:pPr>
+        <w:pStyle w:val="ListParagraph"/>
+      </w:pPr>
+      <w:r>
+        <w:rPr>
+          <w:noProof/>
+        </w:rPr>
+        <w:drawing>
+          <wp:inline distT="0" distB="0" distL="0" distR="0" wp14:anchorId="3B639661" wp14:editId="768CDB28">
+            <wp:extent cx="2166953" cy="1595449"/>
+            <wp:effectExtent l="0" t="0" r="5080" b="5080"/>
+            <wp:docPr id="10" name="Picture 10"/>
+            <wp:cNvGraphicFramePr>
+              <a:graphicFrameLocks xmlns:a="http://schemas.openxmlformats.org/drawingml/2006/main" noChangeAspect="1"/>
+            </wp:cNvGraphicFramePr>
+            <a:graphic xmlns:a="http://schemas.openxmlformats.org/drawingml/2006/main">
+              <a:graphicData uri="http://schemas.openxmlformats.org/drawingml/2006/picture">
+                <pic:pic xmlns:pic="http://schemas.openxmlformats.org/drawingml/2006/picture">
+                  <pic:nvPicPr>
+                    <pic:cNvPr id="1" name=""/>
+                    <pic:cNvPicPr/>
+                  </pic:nvPicPr>
+                  <pic:blipFill>
+                    <a:blip r:embed="rId31"/>
+                    <a:stretch>
+                      <a:fillRect/>
+                    </a:stretch>
+                  </pic:blipFill>
+                  <pic:spPr>
+                    <a:xfrm>
+                      <a:off x="0" y="0"/>
+                      <a:ext cx="2166953" cy="1595449"/>
+                    </a:xfrm>
+                    <a:prstGeom prst="rect">
+                      <a:avLst/>
+                    </a:prstGeom>
+                  </pic:spPr>
+                </pic:pic>
+              </a:graphicData>
+            </a:graphic>
+          </wp:inline>
+        </w:drawing>
+      </w:r>
+    </w:p>
+    <w:p>
+      <w:pPr>
+        <w:pStyle w:val="Heading4"/>
+        <w:numPr>
+          <w:ilvl w:val="0"/>
+          <w:numId w:val="15"/>
+        </w:numPr>
+      </w:pPr>
+      <w:r>
+        <w:t>When you click a search button, the log file will be searched, and the results will be displayed.</w:t>
+      </w:r>
+    </w:p>
+    <w:p>
+      <w:pPr>
+        <w:pStyle w:val="ListParagraph"/>
+      </w:pPr>
+      <w:r>
+        <w:rPr>
+          <w:noProof/>
+        </w:rPr>
+        <w:drawing>
+          <wp:inline distT="0" distB="0" distL="0" distR="0" wp14:anchorId="70AA44E2" wp14:editId="4F21795A">
+            <wp:extent cx="4348194" cy="2033602"/>
+            <wp:effectExtent l="0" t="0" r="0" b="5080"/>
+            <wp:docPr id="11" name="Picture 11"/>
+            <wp:cNvGraphicFramePr>
+              <a:graphicFrameLocks xmlns:a="http://schemas.openxmlformats.org/drawingml/2006/main" noChangeAspect="1"/>
+            </wp:cNvGraphicFramePr>
+            <a:graphic xmlns:a="http://schemas.openxmlformats.org/drawingml/2006/main">
+              <a:graphicData uri="http://schemas.openxmlformats.org/drawingml/2006/picture">
+                <pic:pic xmlns:pic="http://schemas.openxmlformats.org/drawingml/2006/picture">
+                  <pic:nvPicPr>
+                    <pic:cNvPr id="1" name=""/>
+                    <pic:cNvPicPr/>
+                  </pic:nvPicPr>
+                  <pic:blipFill>
+                    <a:blip r:embed="rId32"/>
+                    <a:stretch>
+                      <a:fillRect/>
+                    </a:stretch>
+                  </pic:blipFill>
+                  <pic:spPr>
+                    <a:xfrm>
+                      <a:off x="0" y="0"/>
+                      <a:ext cx="4348194" cy="2033602"/>
+                    </a:xfrm>
+                    <a:prstGeom prst="rect">
+                      <a:avLst/>
+                    </a:prstGeom>
+                  </pic:spPr>
+                </pic:pic>
+              </a:graphicData>
+            </a:graphic>
+          </wp:inline>
+        </w:drawing>
+      </w:r>
+    </w:p>
+    <w:p>
+      <w:pPr>
+        <w:pStyle w:val="Heading4"/>
+        <w:numPr>
+          <w:ilvl w:val="0"/>
+          <w:numId w:val="15"/>
+        </w:numPr>
+      </w:pPr>
+      <w:r>
+        <w:lastRenderedPageBreak/>
+        <w:t xml:space="preserve">When you </w:t>
+      </w:r>
+      <w:r>
+        <w:t>select</w:t>
+      </w:r>
+      <w:r>
+        <w:t xml:space="preserve"> a log file line</w:t>
+      </w:r>
+      <w:r>
+        <w:t>,</w:t>
+      </w:r>
+      <w:r>
+        <w:t xml:space="preserve"> the </w:t>
+      </w:r>
+      <w:r>
+        <w:t>five lines that precede the selected line are displayed.</w:t>
+      </w:r>
+    </w:p>
+    <w:p>
+      <w:pPr>
+        <w:pStyle w:val="ListParagraph"/>
+      </w:pPr>
+      <w:r>
+        <w:rPr>
+          <w:noProof/>
+        </w:rPr>
+        <w:drawing>
+          <wp:inline distT="0" distB="0" distL="0" distR="0" wp14:anchorId="6A055523" wp14:editId="311B3F98">
+            <wp:extent cx="4462495" cy="2286017"/>
+            <wp:effectExtent l="0" t="0" r="0" b="0"/>
+            <wp:docPr id="12" name="Picture 12"/>
+            <wp:cNvGraphicFramePr>
+              <a:graphicFrameLocks xmlns:a="http://schemas.openxmlformats.org/drawingml/2006/main" noChangeAspect="1"/>
+            </wp:cNvGraphicFramePr>
+            <a:graphic xmlns:a="http://schemas.openxmlformats.org/drawingml/2006/main">
+              <a:graphicData uri="http://schemas.openxmlformats.org/drawingml/2006/picture">
+                <pic:pic xmlns:pic="http://schemas.openxmlformats.org/drawingml/2006/picture">
+                  <pic:nvPicPr>
+                    <pic:cNvPr id="1" name=""/>
+                    <pic:cNvPicPr/>
+                  </pic:nvPicPr>
+                  <pic:blipFill>
+                    <a:blip r:embed="rId33"/>
+                    <a:stretch>
+                      <a:fillRect/>
+                    </a:stretch>
+                  </pic:blipFill>
+                  <pic:spPr>
+                    <a:xfrm>
+                      <a:off x="0" y="0"/>
+                      <a:ext cx="4462495" cy="2286017"/>
+                    </a:xfrm>
+                    <a:prstGeom prst="rect">
+                      <a:avLst/>
+                    </a:prstGeom>
+                  </pic:spPr>
+                </pic:pic>
+              </a:graphicData>
+            </a:graphic>
+          </wp:inline>
+        </w:drawing>
+      </w:r>
+    </w:p>
+    <w:p>
+      <w:r>
+        <w:br w:type="page"/>
+      </w:r>
+    </w:p>
+    <w:p>
+      <w:pPr>
+        <w:pStyle w:val="Heading1"/>
+      </w:pPr>
+      <w:bookmarkStart w:id="15" w:name="_Toc29936642"/>
+      <w:r>
+        <w:lastRenderedPageBreak/>
+        <w:t>Debug Data: Crash Logs</w:t>
+      </w:r>
+      <w:bookmarkEnd w:id="15"/>
+    </w:p>
+    <w:p>
+      <w:pPr>
+        <w:pStyle w:val="Heading4"/>
+        <w:numPr>
+          <w:ilvl w:val="0"/>
+          <w:numId w:val="17"/>
+        </w:numPr>
+      </w:pPr>
+      <w:r>
+        <w:t>Select the “Crash Logs” tab.</w:t>
+      </w:r>
+    </w:p>
+    <w:p>
+      <w:pPr>
+        <w:pStyle w:val="ListParagraph"/>
+      </w:pPr>
+      <w:r>
+        <w:rPr>
+          <w:noProof/>
+        </w:rPr>
+        <w:drawing>
+          <wp:inline distT="0" distB="0" distL="0" distR="0" wp14:anchorId="13122FD6" wp14:editId="3BC1EB8D">
+            <wp:extent cx="5481678" cy="528641"/>
+            <wp:effectExtent l="0" t="0" r="5080" b="5080"/>
+            <wp:docPr id="14" name="Picture 14"/>
+            <wp:cNvGraphicFramePr>
+              <a:graphicFrameLocks xmlns:a="http://schemas.openxmlformats.org/drawingml/2006/main" noChangeAspect="1"/>
+            </wp:cNvGraphicFramePr>
+            <a:graphic xmlns:a="http://schemas.openxmlformats.org/drawingml/2006/main">
+              <a:graphicData uri="http://schemas.openxmlformats.org/drawingml/2006/picture">
+                <pic:pic xmlns:pic="http://schemas.openxmlformats.org/drawingml/2006/picture">
+                  <pic:nvPicPr>
+                    <pic:cNvPr id="1" name=""/>
+                    <pic:cNvPicPr/>
+                  </pic:nvPicPr>
+                  <pic:blipFill>
+                    <a:blip r:embed="rId34"/>
+                    <a:stretch>
+                      <a:fillRect/>
+                    </a:stretch>
+                  </pic:blipFill>
+                  <pic:spPr>
+                    <a:xfrm>
+                      <a:off x="0" y="0"/>
+                      <a:ext cx="5481678" cy="528641"/>
+                    </a:xfrm>
+                    <a:prstGeom prst="rect">
+                      <a:avLst/>
+                    </a:prstGeom>
+                  </pic:spPr>
+                </pic:pic>
+              </a:graphicData>
+            </a:graphic>
+          </wp:inline>
+        </w:drawing>
+      </w:r>
+    </w:p>
+    <w:p>
+      <w:pPr>
+        <w:pStyle w:val="Heading4"/>
+        <w:numPr>
+          <w:ilvl w:val="0"/>
+          <w:numId w:val="17"/>
+        </w:numPr>
+      </w:pPr>
+      <w:r>
+        <w:t>When you click a log file link the file will be opened by the default application for that file type.</w:t>
+      </w:r>
+    </w:p>
+    <w:p>
+      <w:pPr>
+        <w:pStyle w:val="ListParagraph"/>
+      </w:pPr>
+      <w:r>
+        <w:rPr>
+          <w:noProof/>
+        </w:rPr>
+        <w:drawing>
+          <wp:inline distT="0" distB="0" distL="0" distR="0" wp14:anchorId="00ED3DA1" wp14:editId="2861E789">
+            <wp:extent cx="1228734" cy="1290647"/>
+            <wp:effectExtent l="0" t="0" r="0" b="5080"/>
+            <wp:docPr id="16" name="Picture 16"/>
+            <wp:cNvGraphicFramePr>
+              <a:graphicFrameLocks xmlns:a="http://schemas.openxmlformats.org/drawingml/2006/main" noChangeAspect="1"/>
+            </wp:cNvGraphicFramePr>
+            <a:graphic xmlns:a="http://schemas.openxmlformats.org/drawingml/2006/main">
+              <a:graphicData uri="http://schemas.openxmlformats.org/drawingml/2006/picture">
+                <pic:pic xmlns:pic="http://schemas.openxmlformats.org/drawingml/2006/picture">
+                  <pic:nvPicPr>
+                    <pic:cNvPr id="1" name=""/>
+                    <pic:cNvPicPr/>
+                  </pic:nvPicPr>
+                  <pic:blipFill>
+                    <a:blip r:embed="rId35"/>
+                    <a:stretch>
+                      <a:fillRect/>
+                    </a:stretch>
+                  </pic:blipFill>
+                  <pic:spPr>
+                    <a:xfrm>
+                      <a:off x="0" y="0"/>
+                      <a:ext cx="1228734" cy="1290647"/>
+                    </a:xfrm>
+                    <a:prstGeom prst="rect">
+                      <a:avLst/>
+                    </a:prstGeom>
+                  </pic:spPr>
+                </pic:pic>
+              </a:graphicData>
+            </a:graphic>
+          </wp:inline>
+        </w:drawing>
+      </w:r>
+    </w:p>
+    <w:p>
+      <w:pPr>
+        <w:pStyle w:val="Heading4"/>
+        <w:numPr>
+          <w:ilvl w:val="0"/>
+          <w:numId w:val="17"/>
+        </w:numPr>
+      </w:pPr>
+      <w:r>
+        <w:t>When you click a log</w:t>
+      </w:r>
+      <w:r>
+        <w:t xml:space="preserve"> file</w:t>
+      </w:r>
+      <w:r>
+        <w:t xml:space="preserve"> button, the contents of the log file will be displayed.</w:t>
+      </w:r>
+    </w:p>
+    <w:p>
+      <w:pPr>
+        <w:pStyle w:val="ListParagraph"/>
+      </w:pPr>
+      <w:r>
+        <w:rPr>
+          <w:noProof/>
+        </w:rPr>
+        <w:drawing>
+          <wp:inline distT="0" distB="0" distL="0" distR="0" wp14:anchorId="13237029" wp14:editId="5192854C">
+            <wp:extent cx="3086123" cy="1457336"/>
+            <wp:effectExtent l="0" t="0" r="0" b="9525"/>
+            <wp:docPr id="22" name="Picture 22"/>
+            <wp:cNvGraphicFramePr>
+              <a:graphicFrameLocks xmlns:a="http://schemas.openxmlformats.org/drawingml/2006/main" noChangeAspect="1"/>
+            </wp:cNvGraphicFramePr>
+            <a:graphic xmlns:a="http://schemas.openxmlformats.org/drawingml/2006/main">
+              <a:graphicData uri="http://schemas.openxmlformats.org/drawingml/2006/picture">
+                <pic:pic xmlns:pic="http://schemas.openxmlformats.org/drawingml/2006/picture">
+                  <pic:nvPicPr>
+                    <pic:cNvPr id="1" name=""/>
+                    <pic:cNvPicPr/>
+                  </pic:nvPicPr>
+                  <pic:blipFill>
+                    <a:blip r:embed="rId36"/>
+                    <a:stretch>
+                      <a:fillRect/>
+                    </a:stretch>
+                  </pic:blipFill>
+                  <pic:spPr>
+                    <a:xfrm>
+                      <a:off x="0" y="0"/>
+                      <a:ext cx="3086123" cy="1457336"/>
+                    </a:xfrm>
+                    <a:prstGeom prst="rect">
+                      <a:avLst/>
+                    </a:prstGeom>
+                  </pic:spPr>
+                </pic:pic>
+              </a:graphicData>
+            </a:graphic>
+          </wp:inline>
+        </w:drawing>
+      </w:r>
+    </w:p>
+    <w:p>
+      <w:r>
+        <w:br w:type="page"/>
+      </w:r>
+    </w:p>
+    <w:p>
+      <w:pPr>
+        <w:pStyle w:val="Heading1"/>
+      </w:pPr>
+      <w:bookmarkStart w:id="16" w:name="_Toc29936643"/>
+      <w:r>
+        <w:lastRenderedPageBreak/>
+        <w:t>Debug Data: WiFi</w:t>
+      </w:r>
+      <w:bookmarkEnd w:id="16"/>
+    </w:p>
+    <w:p>
+      <w:pPr>
+        <w:pStyle w:val="Heading4"/>
+        <w:numPr>
+          <w:ilvl w:val="0"/>
+          <w:numId w:val="18"/>
+        </w:numPr>
+      </w:pPr>
+      <w:r>
+        <w:t>Select the “WiFi” tab.</w:t>
+      </w:r>
+    </w:p>
+    <w:p>
+      <w:pPr>
+        <w:pStyle w:val="ListParagraph"/>
+      </w:pPr>
+      <w:r>
+        <w:rPr>
+          <w:noProof/>
+        </w:rPr>
+        <w:drawing>
+          <wp:inline distT="0" distB="0" distL="0" distR="0" wp14:anchorId="0064CB47" wp14:editId="35D72555">
+            <wp:extent cx="5476915" cy="542929"/>
+            <wp:effectExtent l="0" t="0" r="9525" b="9525"/>
+            <wp:docPr id="26" name="Picture 26"/>
+            <wp:cNvGraphicFramePr>
+              <a:graphicFrameLocks xmlns:a="http://schemas.openxmlformats.org/drawingml/2006/main" noChangeAspect="1"/>
+            </wp:cNvGraphicFramePr>
+            <a:graphic xmlns:a="http://schemas.openxmlformats.org/drawingml/2006/main">
+              <a:graphicData uri="http://schemas.openxmlformats.org/drawingml/2006/picture">
+                <pic:pic xmlns:pic="http://schemas.openxmlformats.org/drawingml/2006/picture">
+                  <pic:nvPicPr>
+                    <pic:cNvPr id="1" name=""/>
+                    <pic:cNvPicPr/>
+                  </pic:nvPicPr>
+                  <pic:blipFill>
+                    <a:blip r:embed="rId37"/>
+                    <a:stretch>
+                      <a:fillRect/>
+                    </a:stretch>
+                  </pic:blipFill>
+                  <pic:spPr>
+                    <a:xfrm>
+                      <a:off x="0" y="0"/>
+                      <a:ext cx="5476915" cy="542929"/>
+                    </a:xfrm>
+                    <a:prstGeom prst="rect">
+                      <a:avLst/>
+                    </a:prstGeom>
+                  </pic:spPr>
+                </pic:pic>
+              </a:graphicData>
+            </a:graphic>
+          </wp:inline>
+        </w:drawing>
+      </w:r>
+    </w:p>
+    <w:p>
+      <w:pPr>
+        <w:pStyle w:val="Heading4"/>
+        <w:numPr>
+          <w:ilvl w:val="0"/>
+          <w:numId w:val="18"/>
+        </w:numPr>
+      </w:pPr>
+      <w:r>
+        <w:t>When you click a log file link the file will be opened by the default application for that file type.</w:t>
+      </w:r>
+    </w:p>
+    <w:p>
+      <w:pPr>
+        <w:pStyle w:val="ListParagraph"/>
+      </w:pPr>
+      <w:r>
+        <w:rPr>
+          <w:noProof/>
+        </w:rPr>
+        <w:drawing>
+          <wp:inline distT="0" distB="0" distL="0" distR="0" wp14:anchorId="03AD50D9" wp14:editId="2B03429D">
+            <wp:extent cx="1476386" cy="1366847"/>
+            <wp:effectExtent l="0" t="0" r="0" b="5080"/>
+            <wp:docPr id="28" name="Picture 28"/>
+            <wp:cNvGraphicFramePr>
+              <a:graphicFrameLocks xmlns:a="http://schemas.openxmlformats.org/drawingml/2006/main" noChangeAspect="1"/>
+            </wp:cNvGraphicFramePr>
+            <a:graphic xmlns:a="http://schemas.openxmlformats.org/drawingml/2006/main">
+              <a:graphicData uri="http://schemas.openxmlformats.org/drawingml/2006/picture">
+                <pic:pic xmlns:pic="http://schemas.openxmlformats.org/drawingml/2006/picture">
+                  <pic:nvPicPr>
+                    <pic:cNvPr id="1" name=""/>
+                    <pic:cNvPicPr/>
+                  </pic:nvPicPr>
+                  <pic:blipFill>
+                    <a:blip r:embed="rId38"/>
+                    <a:stretch>
+                      <a:fillRect/>
+                    </a:stretch>
+                  </pic:blipFill>
+                  <pic:spPr>
+                    <a:xfrm>
+                      <a:off x="0" y="0"/>
+                      <a:ext cx="1476386" cy="1366847"/>
+                    </a:xfrm>
+                    <a:prstGeom prst="rect">
+                      <a:avLst/>
+                    </a:prstGeom>
+                  </pic:spPr>
+                </pic:pic>
+              </a:graphicData>
+            </a:graphic>
+          </wp:inline>
+        </w:drawing>
+      </w:r>
+    </w:p>
+    <w:p>
+      <w:pPr>
+        <w:pStyle w:val="Heading4"/>
+        <w:numPr>
+          <w:ilvl w:val="0"/>
+          <w:numId w:val="18"/>
+        </w:numPr>
+      </w:pPr>
+      <w:r>
+        <w:t xml:space="preserve">When you click a </w:t>
+      </w:r>
+      <w:r>
+        <w:t>“View”</w:t>
+      </w:r>
+      <w:r>
+        <w:t xml:space="preserve"> log button, the </w:t>
+      </w:r>
+      <w:r>
+        <w:t>sample data</w:t>
+      </w:r>
+      <w:r>
+        <w:t xml:space="preserve"> </w:t>
+      </w:r>
+      <w:r>
+        <w:t>from</w:t>
+      </w:r>
+      <w:r>
+        <w:t xml:space="preserve"> the log file will be displayed</w:t>
+      </w:r>
+      <w:r>
+        <w:t xml:space="preserve"> in a line graph.</w:t>
+      </w:r>
+    </w:p>
+    <w:p>
+      <w:pPr>
+        <w:pStyle w:val="ListParagraph"/>
+      </w:pPr>
+      <w:r>
+        <w:rPr>
+          <w:noProof/>
+        </w:rPr>
+        <w:drawing>
+          <wp:inline distT="0" distB="0" distL="0" distR="0" wp14:anchorId="10D6E357" wp14:editId="1EDC2CD1">
+            <wp:extent cx="3100410" cy="1890726"/>
+            <wp:effectExtent l="0" t="0" r="5080" b="0"/>
+            <wp:docPr id="38" name="Picture 38"/>
+            <wp:cNvGraphicFramePr>
+              <a:graphicFrameLocks xmlns:a="http://schemas.openxmlformats.org/drawingml/2006/main" noChangeAspect="1"/>
+            </wp:cNvGraphicFramePr>
+            <a:graphic xmlns:a="http://schemas.openxmlformats.org/drawingml/2006/main">
+              <a:graphicData uri="http://schemas.openxmlformats.org/drawingml/2006/picture">
+                <pic:pic xmlns:pic="http://schemas.openxmlformats.org/drawingml/2006/picture">
+                  <pic:nvPicPr>
+                    <pic:cNvPr id="1" name=""/>
+                    <pic:cNvPicPr/>
+                  </pic:nvPicPr>
+                  <pic:blipFill>
+                    <a:blip r:embed="rId39"/>
+                    <a:stretch>
+                      <a:fillRect/>
+                    </a:stretch>
+                  </pic:blipFill>
+                  <pic:spPr>
+                    <a:xfrm>
+                      <a:off x="0" y="0"/>
+                      <a:ext cx="3100410" cy="1890726"/>
+                    </a:xfrm>
+                    <a:prstGeom prst="rect">
+                      <a:avLst/>
+                    </a:prstGeom>
+                  </pic:spPr>
+                </pic:pic>
+              </a:graphicData>
+            </a:graphic>
+          </wp:inline>
+        </w:drawing>
+      </w:r>
+    </w:p>
+    <w:p>
+      <w:pPr>
+        <w:pStyle w:val="Heading4"/>
+        <w:numPr>
+          <w:ilvl w:val="0"/>
+          <w:numId w:val="18"/>
+        </w:numPr>
+      </w:pPr>
+      <w:r>
+        <w:t>When you click the “View All” button, the sample data from all available log files will be displayed in a line graph. Be patient!</w:t>
+      </w:r>
+    </w:p>
+    <w:p>
+      <w:pPr>
+        <w:pStyle w:val="ListParagraph"/>
+      </w:pPr>
+      <w:r>
+        <w:rPr>
+          <w:noProof/>
+        </w:rPr>
+        <w:drawing>
+          <wp:inline distT="0" distB="0" distL="0" distR="0" wp14:anchorId="3C70E484" wp14:editId="51FB63BC">
+            <wp:extent cx="3452838" cy="2286017"/>
+            <wp:effectExtent l="0" t="0" r="0" b="0"/>
+            <wp:docPr id="41" name="Picture 41"/>
+            <wp:cNvGraphicFramePr>
+              <a:graphicFrameLocks xmlns:a="http://schemas.openxmlformats.org/drawingml/2006/main" noChangeAspect="1"/>
+            </wp:cNvGraphicFramePr>
+            <a:graphic xmlns:a="http://schemas.openxmlformats.org/drawingml/2006/main">
+              <a:graphicData uri="http://schemas.openxmlformats.org/drawingml/2006/picture">
+                <pic:pic xmlns:pic="http://schemas.openxmlformats.org/drawingml/2006/picture">
+                  <pic:nvPicPr>
+                    <pic:cNvPr id="1" name=""/>
+                    <pic:cNvPicPr/>
+                  </pic:nvPicPr>
+                  <pic:blipFill>
+                    <a:blip r:embed="rId40"/>
+                    <a:stretch>
+                      <a:fillRect/>
+                    </a:stretch>
+                  </pic:blipFill>
+                  <pic:spPr>
+                    <a:xfrm>
+                      <a:off x="0" y="0"/>
+                      <a:ext cx="3452838" cy="2286017"/>
+                    </a:xfrm>
+                    <a:prstGeom prst="rect">
+                      <a:avLst/>
+                    </a:prstGeom>
+                  </pic:spPr>
+                </pic:pic>
+              </a:graphicData>
+            </a:graphic>
+          </wp:inline>
+        </w:drawing>
+      </w:r>
+    </w:p>
+    <w:p>
+      <w:pPr>
+        <w:pStyle w:val="Heading4"/>
+        <w:numPr>
+          <w:ilvl w:val="0"/>
+          <w:numId w:val="18"/>
+        </w:numPr>
+      </w:pPr>
+      <w:r>
+        <w:lastRenderedPageBreak/>
+        <w:t>Any SSID names found in the logs will be displayed in different colors on the graph and the legend on the left.</w:t>
+      </w:r>
+    </w:p>
+    <w:p>
+      <w:pPr>
+        <w:pStyle w:val="ListParagraph"/>
+      </w:pPr>
+      <w:r>
+        <w:rPr>
+          <w:noProof/>
+        </w:rPr>
+        <w:drawing>
+          <wp:inline distT="0" distB="0" distL="0" distR="0" wp14:anchorId="11720764" wp14:editId="094979F9">
+            <wp:extent cx="3452838" cy="1485911"/>
+            <wp:effectExtent l="0" t="0" r="0" b="0"/>
+            <wp:docPr id="43" name="Picture 43"/>
+            <wp:cNvGraphicFramePr>
+              <a:graphicFrameLocks xmlns:a="http://schemas.openxmlformats.org/drawingml/2006/main" noChangeAspect="1"/>
+            </wp:cNvGraphicFramePr>
+            <a:graphic xmlns:a="http://schemas.openxmlformats.org/drawingml/2006/main">
+              <a:graphicData uri="http://schemas.openxmlformats.org/drawingml/2006/picture">
+                <pic:pic xmlns:pic="http://schemas.openxmlformats.org/drawingml/2006/picture">
+                  <pic:nvPicPr>
+                    <pic:cNvPr id="1" name=""/>
+                    <pic:cNvPicPr/>
+                  </pic:nvPicPr>
+                  <pic:blipFill>
+                    <a:blip r:embed="rId41"/>
+                    <a:stretch>
+                      <a:fillRect/>
+                    </a:stretch>
+                  </pic:blipFill>
+                  <pic:spPr>
+                    <a:xfrm>
+                      <a:off x="0" y="0"/>
+                      <a:ext cx="3452838" cy="1485911"/>
+                    </a:xfrm>
+                    <a:prstGeom prst="rect">
+                      <a:avLst/>
+                    </a:prstGeom>
+                  </pic:spPr>
+                </pic:pic>
+              </a:graphicData>
+            </a:graphic>
+          </wp:inline>
+        </w:drawing>
+      </w:r>
+    </w:p>
+    <w:p>
+      <w:pPr>
+        <w:pStyle w:val="Heading4"/>
+        <w:numPr>
+          <w:ilvl w:val="0"/>
+          <w:numId w:val="18"/>
+        </w:numPr>
+      </w:pPr>
+      <w:r>
+        <w:t>The upper graph is Decibels over time. The lower graph is Baud rate over time.</w:t>
+      </w:r>
+    </w:p>
+    <w:p>
+      <w:pPr>
+        <w:pStyle w:val="ListParagraph"/>
+        <w:rPr>
+          <w:noProof/>
+        </w:rPr>
+      </w:pPr>
+      <w:r>
+        <w:rPr>
+          <w:noProof/>
+        </w:rPr>
+        <w:drawing>
+          <wp:anchor distT="0" distB="0" distL="114300" distR="114300" simplePos="0" relativeHeight="251658240" behindDoc="1" locked="0" layoutInCell="1" allowOverlap="1" wp14:anchorId="7DBB4305" wp14:editId="67665ACB">
+            <wp:simplePos x="0" y="0"/>
+            <wp:positionH relativeFrom="column">
+              <wp:posOffset>1971924</wp:posOffset>
+            </wp:positionH>
+            <wp:positionV relativeFrom="paragraph">
+              <wp:posOffset>7427</wp:posOffset>
+            </wp:positionV>
+            <wp:extent cx="1216152" cy="2505456"/>
+            <wp:effectExtent l="0" t="0" r="3175" b="9525"/>
+            <wp:wrapNone/>
+            <wp:docPr id="49" name="Picture 49"/>
+            <wp:cNvGraphicFramePr>
+              <a:graphicFrameLocks xmlns:a="http://schemas.openxmlformats.org/drawingml/2006/main" noChangeAspect="1"/>
+            </wp:cNvGraphicFramePr>
+            <a:graphic xmlns:a="http://schemas.openxmlformats.org/drawingml/2006/main">
+              <a:graphicData uri="http://schemas.openxmlformats.org/drawingml/2006/picture">
+                <pic:pic xmlns:pic="http://schemas.openxmlformats.org/drawingml/2006/picture">
+                  <pic:nvPicPr>
+                    <pic:cNvPr id="1" name=""/>
+                    <pic:cNvPicPr/>
+                  </pic:nvPicPr>
+                  <pic:blipFill>
+                    <a:blip r:embed="rId42">
+                      <a:extLst>
+                        <a:ext uri="{28A0092B-C50C-407E-A947-70E740481C1C}">
+                          <a14:useLocalDpi xmlns:a14="http://schemas.microsoft.com/office/drawing/2010/main" val="0"/>
+                        </a:ext>
+                      </a:extLst>
+                    </a:blip>
+                    <a:stretch>
+                      <a:fillRect/>
+                    </a:stretch>
+                  </pic:blipFill>
+                  <pic:spPr>
+                    <a:xfrm>
+                      <a:off x="0" y="0"/>
+                      <a:ext cx="1216152" cy="2505456"/>
+                    </a:xfrm>
+                    <a:prstGeom prst="rect">
+                      <a:avLst/>
+                    </a:prstGeom>
+                  </pic:spPr>
+                </pic:pic>
+              </a:graphicData>
+            </a:graphic>
+            <wp14:sizeRelH relativeFrom="margin">
+              <wp14:pctWidth>0</wp14:pctWidth>
+            </wp14:sizeRelH>
+            <wp14:sizeRelV relativeFrom="margin">
+              <wp14:pctHeight>0</wp14:pctHeight>
+            </wp14:sizeRelV>
+          </wp:anchor>
+        </w:drawing>
+      </w:r>
+      <w:r>
+        <w:rPr>
+          <w:noProof/>
+        </w:rPr>
+        <w:drawing>
+          <wp:inline distT="0" distB="0" distL="0" distR="0" wp14:anchorId="105086CC" wp14:editId="636EE955">
+            <wp:extent cx="1337945" cy="2619375"/>
+            <wp:effectExtent l="0" t="0" r="0" b="9525"/>
+            <wp:docPr id="45" name="Picture 45"/>
+            <wp:cNvGraphicFramePr>
+              <a:graphicFrameLocks xmlns:a="http://schemas.openxmlformats.org/drawingml/2006/main" noChangeAspect="1"/>
+            </wp:cNvGraphicFramePr>
+            <a:graphic xmlns:a="http://schemas.openxmlformats.org/drawingml/2006/main">
+              <a:graphicData uri="http://schemas.openxmlformats.org/drawingml/2006/picture">
+                <pic:pic xmlns:pic="http://schemas.openxmlformats.org/drawingml/2006/picture">
+                  <pic:nvPicPr>
+                    <pic:cNvPr id="1" name=""/>
+                    <pic:cNvPicPr/>
+                  </pic:nvPicPr>
+                  <pic:blipFill>
+                    <a:blip r:embed="rId43">
+                      <a:extLst>
+                        <a:ext uri="{28A0092B-C50C-407E-A947-70E740481C1C}">
+                          <a14:useLocalDpi xmlns:a14="http://schemas.microsoft.com/office/drawing/2010/main" val="0"/>
+                        </a:ext>
+                      </a:extLst>
+                    </a:blip>
+                    <a:stretch>
+                      <a:fillRect/>
+                    </a:stretch>
+                  </pic:blipFill>
+                  <pic:spPr>
+                    <a:xfrm>
+                      <a:off x="0" y="0"/>
+                      <a:ext cx="1337945" cy="2619375"/>
+                    </a:xfrm>
+                    <a:prstGeom prst="rect">
+                      <a:avLst/>
+                    </a:prstGeom>
+                  </pic:spPr>
+                </pic:pic>
+              </a:graphicData>
+            </a:graphic>
+          </wp:inline>
+        </w:drawing>
+      </w:r>
+      <w:r>
+        <w:rPr>
+          <w:noProof/>
+        </w:rPr>
+        <w:t xml:space="preserve"> </w:t>
+      </w:r>
+    </w:p>
+    <w:p>
+      <w:pPr>
+        <w:pStyle w:val="Heading4"/>
+        <w:numPr>
+          <w:ilvl w:val="0"/>
+          <w:numId w:val="18"/>
+        </w:numPr>
+        <w:rPr>
+          <w:noProof/>
+        </w:rPr>
+      </w:pPr>
+      <w:r>
+        <w:rPr>
+          <w:noProof/>
+        </w:rPr>
+        <w:t>To save the graph as an image</w:t>
+      </w:r>
+      <w:r>
+        <w:rPr>
+          <w:noProof/>
+        </w:rPr>
+        <w:t>,</w:t>
+      </w:r>
+      <w:r>
+        <w:rPr>
+          <w:noProof/>
+        </w:rPr>
+        <w:t xml:space="preserve"> click the </w:t>
+      </w:r>
+      <w:r>
+        <w:rPr>
+          <w:noProof/>
+        </w:rPr>
+        <w:t>floppy icon</w:t>
+      </w:r>
+      <w:r>
+        <w:rPr>
+          <w:noProof/>
+        </w:rPr>
+        <w:t xml:space="preserve"> at the top of the graph.</w:t>
+      </w:r>
+    </w:p>
+    <w:p>
+      <w:pPr>
+        <w:pStyle w:val="ListParagraph"/>
+      </w:pPr>
+      <w:r>
+        <w:rPr>
+          <w:noProof/>
+        </w:rPr>
+        <w:drawing>
+          <wp:inline distT="0" distB="0" distL="0" distR="0" wp14:anchorId="22124656" wp14:editId="32212157">
+            <wp:extent cx="2047890" cy="581029"/>
+            <wp:effectExtent l="0" t="0" r="9525" b="9525"/>
+            <wp:docPr id="50" name="Picture 50"/>
+            <wp:cNvGraphicFramePr>
+              <a:graphicFrameLocks xmlns:a="http://schemas.openxmlformats.org/drawingml/2006/main" noChangeAspect="1"/>
+            </wp:cNvGraphicFramePr>
+            <a:graphic xmlns:a="http://schemas.openxmlformats.org/drawingml/2006/main">
+              <a:graphicData uri="http://schemas.openxmlformats.org/drawingml/2006/picture">
+                <pic:pic xmlns:pic="http://schemas.openxmlformats.org/drawingml/2006/picture">
+                  <pic:nvPicPr>
+                    <pic:cNvPr id="1" name=""/>
+                    <pic:cNvPicPr/>
+                  </pic:nvPicPr>
+                  <pic:blipFill>
+                    <a:blip r:embed="rId44"/>
+                    <a:stretch>
+                      <a:fillRect/>
+                    </a:stretch>
+                  </pic:blipFill>
+                  <pic:spPr>
+                    <a:xfrm>
+                      <a:off x="0" y="0"/>
+                      <a:ext cx="2047890" cy="581029"/>
+                    </a:xfrm>
+                    <a:prstGeom prst="rect">
+                      <a:avLst/>
+                    </a:prstGeom>
+                  </pic:spPr>
+                </pic:pic>
+              </a:graphicData>
+            </a:graphic>
+          </wp:inline>
+        </w:drawing>
+      </w:r>
+    </w:p>
+    <w:p>
+      <w:r>
+        <w:br w:type="page"/>
+      </w:r>
+    </w:p>
+    <w:p>
+      <w:pPr>
+        <w:pStyle w:val="Heading1"/>
+      </w:pPr>
+      <w:bookmarkStart w:id="17" w:name="_Toc29936644"/>
+      <w:r>
+        <w:lastRenderedPageBreak/>
+        <w:t>Debug Data: Battery</w:t>
+      </w:r>
+      <w:bookmarkEnd w:id="17"/>
+    </w:p>
+    <w:p>
+      <w:pPr>
+        <w:pStyle w:val="Heading4"/>
+        <w:numPr>
+          <w:ilvl w:val="0"/>
+          <w:numId w:val="19"/>
+        </w:numPr>
+      </w:pPr>
+      <w:r>
+        <w:t>Select the “Battery” tab.</w:t>
+      </w:r>
+    </w:p>
+    <w:p>
+      <w:pPr>
+        <w:pStyle w:val="ListParagraph"/>
+      </w:pPr>
+      <w:r>
+        <w:rPr>
+          <w:noProof/>
+        </w:rPr>
+        <w:drawing>
+          <wp:inline distT="0" distB="0" distL="0" distR="0" wp14:anchorId="2EEB8053" wp14:editId="1BA6C427">
+            <wp:extent cx="5481678" cy="533404"/>
+            <wp:effectExtent l="0" t="0" r="5080" b="0"/>
+            <wp:docPr id="52" name="Picture 52"/>
+            <wp:cNvGraphicFramePr>
+              <a:graphicFrameLocks xmlns:a="http://schemas.openxmlformats.org/drawingml/2006/main" noChangeAspect="1"/>
+            </wp:cNvGraphicFramePr>
+            <a:graphic xmlns:a="http://schemas.openxmlformats.org/drawingml/2006/main">
+              <a:graphicData uri="http://schemas.openxmlformats.org/drawingml/2006/picture">
+                <pic:pic xmlns:pic="http://schemas.openxmlformats.org/drawingml/2006/picture">
+                  <pic:nvPicPr>
+                    <pic:cNvPr id="1" name=""/>
+                    <pic:cNvPicPr/>
+                  </pic:nvPicPr>
+                  <pic:blipFill>
+                    <a:blip r:embed="rId45"/>
+                    <a:stretch>
+                      <a:fillRect/>
+                    </a:stretch>
+                  </pic:blipFill>
+                  <pic:spPr>
+                    <a:xfrm>
+                      <a:off x="0" y="0"/>
+                      <a:ext cx="5481678" cy="533404"/>
+                    </a:xfrm>
+                    <a:prstGeom prst="rect">
+                      <a:avLst/>
+                    </a:prstGeom>
+                  </pic:spPr>
+                </pic:pic>
+              </a:graphicData>
+            </a:graphic>
+          </wp:inline>
+        </w:drawing>
+      </w:r>
+    </w:p>
+    <w:p>
+      <w:pPr>
+        <w:pStyle w:val="Heading4"/>
+        <w:numPr>
+          <w:ilvl w:val="0"/>
+          <w:numId w:val="19"/>
+        </w:numPr>
+      </w:pPr>
+      <w:r>
+        <w:t>When you click a log file link the file will be opened by the default application for that file type.</w:t>
+      </w:r>
+    </w:p>
+    <w:p>
+      <w:pPr>
+        <w:pStyle w:val="Heading4"/>
+        <w:numPr>
+          <w:ilvl w:val="0"/>
+          <w:numId w:val="19"/>
+        </w:numPr>
+      </w:pPr>
+      <w:r>
+        <w:t>When you click a “View” log button, the sample data from the log file will be displayed in a line graph.</w:t>
+      </w:r>
+    </w:p>
+    <w:p>
+      <w:pPr>
+        <w:pStyle w:val="Heading4"/>
+        <w:numPr>
+          <w:ilvl w:val="0"/>
+          <w:numId w:val="19"/>
+        </w:numPr>
+      </w:pPr>
+      <w:r>
+        <w:t>When you click the “View All” button, the sample data from all available log files will be displayed in a line graph. Be patient!</w:t>
+      </w:r>
+    </w:p>
+    <w:p>
+      <w:pPr>
+        <w:pStyle w:val="Heading4"/>
+        <w:numPr>
+          <w:ilvl w:val="0"/>
+          <w:numId w:val="19"/>
+        </w:numPr>
+      </w:pPr>
+      <w:r>
+        <w:rPr>
+          <w:noProof/>
+        </w:rPr>
+        <w:drawing>
+          <wp:anchor distT="0" distB="0" distL="114300" distR="114300" simplePos="0" relativeHeight="251659264" behindDoc="0" locked="0" layoutInCell="1" allowOverlap="1" wp14:anchorId="3E50E032" wp14:editId="77C5DB10">
+            <wp:simplePos x="0" y="0"/>
+            <wp:positionH relativeFrom="column">
+              <wp:posOffset>2035534</wp:posOffset>
+            </wp:positionH>
+            <wp:positionV relativeFrom="paragraph">
+              <wp:posOffset>234481</wp:posOffset>
+            </wp:positionV>
+            <wp:extent cx="1380490" cy="2584174"/>
+            <wp:effectExtent l="0" t="0" r="0" b="6985"/>
+            <wp:wrapNone/>
+            <wp:docPr id="59" name="Picture 59"/>
+            <wp:cNvGraphicFramePr>
+              <a:graphicFrameLocks xmlns:a="http://schemas.openxmlformats.org/drawingml/2006/main" noChangeAspect="1"/>
+            </wp:cNvGraphicFramePr>
+            <a:graphic xmlns:a="http://schemas.openxmlformats.org/drawingml/2006/main">
+              <a:graphicData uri="http://schemas.openxmlformats.org/drawingml/2006/picture">
+                <pic:pic xmlns:pic="http://schemas.openxmlformats.org/drawingml/2006/picture">
+                  <pic:nvPicPr>
+                    <pic:cNvPr id="1" name=""/>
+                    <pic:cNvPicPr/>
+                  </pic:nvPicPr>
+                  <pic:blipFill>
+                    <a:blip r:embed="rId46">
+                      <a:extLst>
+                        <a:ext uri="{28A0092B-C50C-407E-A947-70E740481C1C}">
+                          <a14:useLocalDpi xmlns:a14="http://schemas.microsoft.com/office/drawing/2010/main" val="0"/>
+                        </a:ext>
+                      </a:extLst>
+                    </a:blip>
+                    <a:stretch>
+                      <a:fillRect/>
+                    </a:stretch>
+                  </pic:blipFill>
+                  <pic:spPr>
+                    <a:xfrm>
+                      <a:off x="0" y="0"/>
+                      <a:ext cx="1384743" cy="2592136"/>
+                    </a:xfrm>
+                    <a:prstGeom prst="rect">
+                      <a:avLst/>
+                    </a:prstGeom>
+                  </pic:spPr>
+                </pic:pic>
+              </a:graphicData>
+            </a:graphic>
+            <wp14:sizeRelH relativeFrom="margin">
+              <wp14:pctWidth>0</wp14:pctWidth>
+            </wp14:sizeRelH>
+            <wp14:sizeRelV relativeFrom="margin">
+              <wp14:pctHeight>0</wp14:pctHeight>
+            </wp14:sizeRelV>
+          </wp:anchor>
+        </w:drawing>
+      </w:r>
+      <w:r>
+        <w:t>The upper graph is Voltage over time. The lower graph is State of Charge % over time.</w:t>
+      </w:r>
+    </w:p>
+    <w:p>
+      <w:pPr>
+        <w:pStyle w:val="ListParagraph"/>
+        <w:rPr>
+          <w:noProof/>
+        </w:rPr>
+      </w:pPr>
+      <w:r>
+        <w:rPr>
+          <w:noProof/>
+        </w:rPr>
+        <w:t xml:space="preserve"> </w:t>
+      </w:r>
+      <w:r>
+        <w:rPr>
+          <w:noProof/>
+        </w:rPr>
+        <w:drawing>
+          <wp:inline distT="0" distB="0" distL="0" distR="0" wp14:anchorId="0929BAB1" wp14:editId="6F814D6E">
+            <wp:extent cx="1376373" cy="2605107"/>
+            <wp:effectExtent l="0" t="0" r="0" b="5080"/>
+            <wp:docPr id="55" name="Picture 55"/>
+            <wp:cNvGraphicFramePr>
+              <a:graphicFrameLocks xmlns:a="http://schemas.openxmlformats.org/drawingml/2006/main" noChangeAspect="1"/>
+            </wp:cNvGraphicFramePr>
+            <a:graphic xmlns:a="http://schemas.openxmlformats.org/drawingml/2006/main">
+              <a:graphicData uri="http://schemas.openxmlformats.org/drawingml/2006/picture">
+                <pic:pic xmlns:pic="http://schemas.openxmlformats.org/drawingml/2006/picture">
+                  <pic:nvPicPr>
+                    <pic:cNvPr id="1" name=""/>
+                    <pic:cNvPicPr/>
+                  </pic:nvPicPr>
+                  <pic:blipFill>
+                    <a:blip r:embed="rId47"/>
+                    <a:stretch>
+                      <a:fillRect/>
+                    </a:stretch>
+                  </pic:blipFill>
+                  <pic:spPr>
+                    <a:xfrm>
+                      <a:off x="0" y="0"/>
+                      <a:ext cx="1376373" cy="2605107"/>
+                    </a:xfrm>
+                    <a:prstGeom prst="rect">
+                      <a:avLst/>
+                    </a:prstGeom>
+                  </pic:spPr>
+                </pic:pic>
+              </a:graphicData>
+            </a:graphic>
+          </wp:inline>
+        </w:drawing>
+      </w:r>
+      <w:r>
+        <w:rPr>
+          <w:noProof/>
+        </w:rPr>
+        <w:t xml:space="preserve"> </w:t>
+      </w:r>
+    </w:p>
+    <w:p>
+      <w:pPr>
+        <w:pStyle w:val="Heading4"/>
+        <w:numPr>
+          <w:ilvl w:val="0"/>
+          <w:numId w:val="19"/>
+        </w:numPr>
+        <w:rPr>
+          <w:noProof/>
+        </w:rPr>
+      </w:pPr>
+      <w:r>
+        <w:rPr>
+          <w:noProof/>
+        </w:rPr>
+        <w:t>To save the graph as an image, click the floppy icon at the top of the graph.</w:t>
+      </w:r>
+    </w:p>
+    <w:p>
+      <w:r>
+        <w:br w:type="page"/>
+      </w:r>
+    </w:p>
+    <w:p>
+      <w:pPr>
+        <w:pStyle w:val="Heading1"/>
+      </w:pPr>
+      <w:r>
+        <w:lastRenderedPageBreak/>
+        <w:t xml:space="preserve">Debug Data: </w:t>
+      </w:r>
+      <w:r>
+        <w:t>Map Contents (Parsed)</w:t>
+      </w:r>
+    </w:p>
+    <w:p>
+      <w:pPr>
+        <w:pStyle w:val="Heading4"/>
+        <w:numPr>
+          <w:ilvl w:val="0"/>
+          <w:numId w:val="20"/>
+        </w:numPr>
+      </w:pPr>
+      <w:r>
+        <w:t>Select the “</w:t>
+      </w:r>
+      <w:r>
+        <w:t>Map Contents (Parsed)</w:t>
+      </w:r>
+      <w:r>
+        <w:t>” tab.</w:t>
+      </w:r>
+    </w:p>
+    <w:p>
+      <w:pPr>
+        <w:pStyle w:val="ListParagraph"/>
+      </w:pPr>
+      <w:r>
+        <w:rPr>
+          <w:noProof/>
+        </w:rPr>
+        <w:drawing>
+          <wp:inline distT="0" distB="0" distL="0" distR="0" wp14:anchorId="4DE9FBAD" wp14:editId="2468EE1F">
+            <wp:extent cx="5491203" cy="533404"/>
+            <wp:effectExtent l="0" t="0" r="0" b="0"/>
+            <wp:docPr id="4" name="Picture 4"/>
+            <wp:cNvGraphicFramePr>
+              <a:graphicFrameLocks xmlns:a="http://schemas.openxmlformats.org/drawingml/2006/main" noChangeAspect="1"/>
+            </wp:cNvGraphicFramePr>
+            <a:graphic xmlns:a="http://schemas.openxmlformats.org/drawingml/2006/main">
+              <a:graphicData uri="http://schemas.openxmlformats.org/drawingml/2006/picture">
+                <pic:pic xmlns:pic="http://schemas.openxmlformats.org/drawingml/2006/picture">
+                  <pic:nvPicPr>
+                    <pic:cNvPr id="1" name=""/>
+                    <pic:cNvPicPr/>
+                  </pic:nvPicPr>
+                  <pic:blipFill>
+                    <a:blip r:embed="rId48"/>
+                    <a:stretch>
+                      <a:fillRect/>
+                    </a:stretch>
+                  </pic:blipFill>
+                  <pic:spPr>
+                    <a:xfrm>
+                      <a:off x="0" y="0"/>
+                      <a:ext cx="5491203" cy="533404"/>
+                    </a:xfrm>
+                    <a:prstGeom prst="rect">
+                      <a:avLst/>
+                    </a:prstGeom>
+                  </pic:spPr>
+                </pic:pic>
+              </a:graphicData>
+            </a:graphic>
+          </wp:inline>
+        </w:drawing>
+      </w:r>
+    </w:p>
+    <w:p>
+      <w:pPr>
+        <w:pStyle w:val="Heading4"/>
+        <w:numPr>
+          <w:ilvl w:val="0"/>
+          <w:numId w:val="20"/>
+        </w:numPr>
+      </w:pPr>
+      <w:r>
+        <w:t>Use the “Expand All” and “Collapse All” to show and hide the data tree.</w:t>
+      </w:r>
+    </w:p>
+    <w:p>
+      <w:pPr>
+        <w:pStyle w:val="ListParagraph"/>
+      </w:pPr>
+      <w:r>
+        <w:rPr>
+          <w:noProof/>
+        </w:rPr>
+        <w:drawing>
+          <wp:inline distT="0" distB="0" distL="0" distR="0" wp14:anchorId="406A4098" wp14:editId="473CD4D8">
+            <wp:extent cx="3138510" cy="1304935"/>
+            <wp:effectExtent l="0" t="0" r="5080" b="0"/>
+            <wp:docPr id="9" name="Picture 9"/>
+            <wp:cNvGraphicFramePr>
+              <a:graphicFrameLocks xmlns:a="http://schemas.openxmlformats.org/drawingml/2006/main" noChangeAspect="1"/>
+            </wp:cNvGraphicFramePr>
+            <a:graphic xmlns:a="http://schemas.openxmlformats.org/drawingml/2006/main">
+              <a:graphicData uri="http://schemas.openxmlformats.org/drawingml/2006/picture">
+                <pic:pic xmlns:pic="http://schemas.openxmlformats.org/drawingml/2006/picture">
+                  <pic:nvPicPr>
+                    <pic:cNvPr id="1" name=""/>
+                    <pic:cNvPicPr/>
+                  </pic:nvPicPr>
+                  <pic:blipFill>
+                    <a:blip r:embed="rId49"/>
+                    <a:stretch>
+                      <a:fillRect/>
+                    </a:stretch>
+                  </pic:blipFill>
+                  <pic:spPr>
+                    <a:xfrm>
+                      <a:off x="0" y="0"/>
+                      <a:ext cx="3138510" cy="1304935"/>
+                    </a:xfrm>
+                    <a:prstGeom prst="rect">
+                      <a:avLst/>
+                    </a:prstGeom>
+                  </pic:spPr>
+                </pic:pic>
+              </a:graphicData>
+            </a:graphic>
+          </wp:inline>
+        </w:drawing>
+      </w:r>
+    </w:p>
+    <w:p>
+      <w:pPr>
+        <w:pStyle w:val="Heading4"/>
+        <w:numPr>
+          <w:ilvl w:val="0"/>
+          <w:numId w:val="20"/>
+        </w:numPr>
+      </w:pPr>
+      <w:r>
+        <w:t xml:space="preserve">Selecting the “Has Child” checkbox will hide all Map Info objects that do not have child elements. </w:t>
+      </w:r>
+      <w:r>
+        <w:t xml:space="preserve">Child elements are features that have been added to the map by a user. I.e. Forbidden Sectors, Goals… </w:t>
+      </w:r>
+      <w:r>
+        <w:t xml:space="preserve"> </w:t>
+      </w:r>
+    </w:p>
+    <w:p>
+      <w:pPr>
+        <w:pStyle w:val="ListParagraph"/>
+      </w:pPr>
+      <w:r>
+        <w:rPr>
+          <w:noProof/>
+        </w:rPr>
+        <w:drawing>
+          <wp:inline distT="0" distB="0" distL="0" distR="0" wp14:anchorId="1A5A29FA" wp14:editId="100926D4">
+            <wp:extent cx="3138510" cy="1304935"/>
+            <wp:effectExtent l="0" t="0" r="5080" b="0"/>
+            <wp:docPr id="13" name="Picture 13"/>
+            <wp:cNvGraphicFramePr>
+              <a:graphicFrameLocks xmlns:a="http://schemas.openxmlformats.org/drawingml/2006/main" noChangeAspect="1"/>
+            </wp:cNvGraphicFramePr>
+            <a:graphic xmlns:a="http://schemas.openxmlformats.org/drawingml/2006/main">
+              <a:graphicData uri="http://schemas.openxmlformats.org/drawingml/2006/picture">
+                <pic:pic xmlns:pic="http://schemas.openxmlformats.org/drawingml/2006/picture">
+                  <pic:nvPicPr>
+                    <pic:cNvPr id="1" name=""/>
+                    <pic:cNvPicPr/>
+                  </pic:nvPicPr>
+                  <pic:blipFill>
+                    <a:blip r:embed="rId50"/>
+                    <a:stretch>
+                      <a:fillRect/>
+                    </a:stretch>
+                  </pic:blipFill>
+                  <pic:spPr>
+                    <a:xfrm>
+                      <a:off x="0" y="0"/>
+                      <a:ext cx="3138510" cy="1304935"/>
+                    </a:xfrm>
+                    <a:prstGeom prst="rect">
+                      <a:avLst/>
+                    </a:prstGeom>
+                  </pic:spPr>
+                </pic:pic>
+              </a:graphicData>
+            </a:graphic>
+          </wp:inline>
+        </w:drawing>
+      </w:r>
+    </w:p>
+    <w:p>
+      <w:r>
+        <w:br w:type="page"/>
+      </w:r>
+    </w:p>
+    <w:p>
+      <w:pPr>
+        <w:pStyle w:val="Heading1"/>
+      </w:pPr>
+      <w:r>
+        <w:lastRenderedPageBreak/>
+        <w:t>Debug Data: Map Contents (</w:t>
+      </w:r>
+      <w:r>
+        <w:t>Raw</w:t>
+      </w:r>
+      <w:r>
+        <w:t>)</w:t>
+      </w:r>
+    </w:p>
+    <w:p>
+      <w:pPr>
+        <w:pStyle w:val="Heading4"/>
+        <w:numPr>
+          <w:ilvl w:val="0"/>
+          <w:numId w:val="21"/>
+        </w:numPr>
+      </w:pPr>
+      <w:r>
+        <w:t>Select the “Map Contents (</w:t>
+      </w:r>
+      <w:r>
+        <w:t>Raw</w:t>
+      </w:r>
+      <w:r>
+        <w:t>)” tab.</w:t>
+      </w:r>
+    </w:p>
+    <w:p>
+      <w:pPr>
+        <w:pStyle w:val="ListParagraph"/>
+      </w:pPr>
+      <w:r>
+        <w:rPr>
+          <w:noProof/>
+        </w:rPr>
+        <w:drawing>
+          <wp:inline distT="0" distB="0" distL="0" distR="0" wp14:anchorId="1449DBA7" wp14:editId="707C5641">
+            <wp:extent cx="5472153" cy="542929"/>
+            <wp:effectExtent l="0" t="0" r="0" b="0"/>
+            <wp:docPr id="21" name="Picture 21"/>
+            <wp:cNvGraphicFramePr>
+              <a:graphicFrameLocks xmlns:a="http://schemas.openxmlformats.org/drawingml/2006/main" noChangeAspect="1"/>
+            </wp:cNvGraphicFramePr>
+            <a:graphic xmlns:a="http://schemas.openxmlformats.org/drawingml/2006/main">
+              <a:graphicData uri="http://schemas.openxmlformats.org/drawingml/2006/picture">
+                <pic:pic xmlns:pic="http://schemas.openxmlformats.org/drawingml/2006/picture">
+                  <pic:nvPicPr>
+                    <pic:cNvPr id="1" name=""/>
+                    <pic:cNvPicPr/>
+                  </pic:nvPicPr>
+                  <pic:blipFill>
+                    <a:blip r:embed="rId51"/>
+                    <a:stretch>
+                      <a:fillRect/>
+                    </a:stretch>
+                  </pic:blipFill>
+                  <pic:spPr>
+                    <a:xfrm>
+                      <a:off x="0" y="0"/>
+                      <a:ext cx="5472153" cy="542929"/>
+                    </a:xfrm>
+                    <a:prstGeom prst="rect">
+                      <a:avLst/>
+                    </a:prstGeom>
+                  </pic:spPr>
+                </pic:pic>
+              </a:graphicData>
+            </a:graphic>
+          </wp:inline>
+        </w:drawing>
+      </w:r>
+    </w:p>
+    <w:p>
+      <w:pPr>
+        <w:pStyle w:val="Heading4"/>
+        <w:numPr>
+          <w:ilvl w:val="0"/>
+          <w:numId w:val="21"/>
+        </w:numPr>
+      </w:pPr>
+      <w:r>
+        <w:t>Use the colored links at the top of the page to jump to map sections.</w:t>
+      </w:r>
+    </w:p>
+    <w:p>
+      <w:pPr>
+        <w:pStyle w:val="ListParagraph"/>
+      </w:pPr>
+      <w:r>
+        <w:rPr>
+          <w:noProof/>
+        </w:rPr>
+        <w:drawing>
+          <wp:inline distT="0" distB="0" distL="0" distR="0" wp14:anchorId="05EB3304" wp14:editId="2B10C7A4">
+            <wp:extent cx="5295939" cy="866781"/>
+            <wp:effectExtent l="0" t="0" r="0" b="9525"/>
+            <wp:docPr id="27" name="Picture 27"/>
+            <wp:cNvGraphicFramePr>
+              <a:graphicFrameLocks xmlns:a="http://schemas.openxmlformats.org/drawingml/2006/main" noChangeAspect="1"/>
+            </wp:cNvGraphicFramePr>
+            <a:graphic xmlns:a="http://schemas.openxmlformats.org/drawingml/2006/main">
+              <a:graphicData uri="http://schemas.openxmlformats.org/drawingml/2006/picture">
+                <pic:pic xmlns:pic="http://schemas.openxmlformats.org/drawingml/2006/picture">
+                  <pic:nvPicPr>
+                    <pic:cNvPr id="1" name=""/>
+                    <pic:cNvPicPr/>
+                  </pic:nvPicPr>
+                  <pic:blipFill>
+                    <a:blip r:embed="rId52"/>
+                    <a:stretch>
+                      <a:fillRect/>
+                    </a:stretch>
+                  </pic:blipFill>
+                  <pic:spPr>
+                    <a:xfrm>
+                      <a:off x="0" y="0"/>
+                      <a:ext cx="5295939" cy="866781"/>
+                    </a:xfrm>
+                    <a:prstGeom prst="rect">
+                      <a:avLst/>
+                    </a:prstGeom>
+                  </pic:spPr>
+                </pic:pic>
+              </a:graphicData>
+            </a:graphic>
+          </wp:inline>
+        </w:drawing>
+      </w:r>
+    </w:p>
+    <w:p>
+      <w:r>
+        <w:br w:type="page"/>
+      </w:r>
+    </w:p>
+    <w:p>
+      <w:pPr>
+        <w:pStyle w:val="Heading1"/>
+      </w:pPr>
+      <w:r>
+        <w:lastRenderedPageBreak/>
+        <w:t xml:space="preserve">Debug Data: Map </w:t>
+      </w:r>
+      <w:r>
+        <w:t>Image</w:t>
+      </w:r>
+    </w:p>
+    <w:p>
+      <w:pPr>
+        <w:pStyle w:val="Heading4"/>
+        <w:numPr>
+          <w:ilvl w:val="0"/>
+          <w:numId w:val="22"/>
+        </w:numPr>
+      </w:pPr>
+      <w:r>
+        <w:t xml:space="preserve">Select the “Map </w:t>
+      </w:r>
+      <w:r>
+        <w:t>Image</w:t>
+      </w:r>
+      <w:r>
+        <w:t>” tab.</w:t>
+      </w:r>
+    </w:p>
+    <w:p>
+      <w:pPr>
+        <w:pStyle w:val="ListParagraph"/>
+      </w:pPr>
+      <w:r>
+        <w:rPr>
+          <w:noProof/>
+        </w:rPr>
+        <w:drawing>
+          <wp:inline distT="0" distB="0" distL="0" distR="0" wp14:anchorId="596F58B2" wp14:editId="1FAA8433">
+            <wp:extent cx="5524540" cy="571504"/>
+            <wp:effectExtent l="0" t="0" r="0" b="0"/>
+            <wp:docPr id="35" name="Picture 35"/>
+            <wp:cNvGraphicFramePr>
+              <a:graphicFrameLocks xmlns:a="http://schemas.openxmlformats.org/drawingml/2006/main" noChangeAspect="1"/>
+            </wp:cNvGraphicFramePr>
+            <a:graphic xmlns:a="http://schemas.openxmlformats.org/drawingml/2006/main">
+              <a:graphicData uri="http://schemas.openxmlformats.org/drawingml/2006/picture">
+                <pic:pic xmlns:pic="http://schemas.openxmlformats.org/drawingml/2006/picture">
+                  <pic:nvPicPr>
+                    <pic:cNvPr id="1" name=""/>
+                    <pic:cNvPicPr/>
+                  </pic:nvPicPr>
+                  <pic:blipFill>
+                    <a:blip r:embed="rId53"/>
+                    <a:stretch>
+                      <a:fillRect/>
+                    </a:stretch>
+                  </pic:blipFill>
+                  <pic:spPr>
+                    <a:xfrm>
+                      <a:off x="0" y="0"/>
+                      <a:ext cx="5524540" cy="571504"/>
+                    </a:xfrm>
+                    <a:prstGeom prst="rect">
+                      <a:avLst/>
+                    </a:prstGeom>
+                  </pic:spPr>
+                </pic:pic>
+              </a:graphicData>
+            </a:graphic>
+          </wp:inline>
+        </w:drawing>
+      </w:r>
+      <w:bookmarkStart w:id="18" w:name="_GoBack"/>
+      <w:bookmarkEnd w:id="18"/>
+    </w:p>
+    <w:p/>
     <w:sectPr>
-      <w:headerReference w:type="default" r:id="rId17"/>
-      <w:footerReference w:type="default" r:id="rId18"/>
+      <w:headerReference w:type="default" r:id="rId54"/>
+      <w:footerReference w:type="default" r:id="rId55"/>
       <w:pgSz w:w="12240" w:h="15840"/>
       <w:pgMar w:top="1440" w:right="1440" w:bottom="1440" w:left="1440" w:header="720" w:footer="720" w:gutter="0"/>
       <w:cols w:space="720"/>
@@ -812,7 +4447,7 @@
         </mc:Choice>
         <mc:Fallback>
           <w:pict>
-            <v:rect w14:anchorId="5183B822" id="Rectangle 452" o:spid="_x0000_s1026" style="position:absolute;margin-left:0;margin-top:0;width:579.9pt;height:750.3pt;z-index:251659264;visibility:visible;mso-wrap-style:square;mso-width-percent:950;mso-height-percent:950;mso-wrap-distance-left:9pt;mso-wrap-distance-top:0;mso-wrap-distance-right:9pt;mso-wrap-distance-bottom:0;mso-position-horizontal:center;mso-position-horizontal-relative:page;mso-position-vertical:center;mso-position-vertical-relative:page;mso-width-percent:950;mso-height-percent:950;mso-width-relative:page;mso-height-relative:page;v-text-anchor:middle" o:gfxdata="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" filled="f" strokecolor="#747070 [1614]" strokeweight="1.25pt">
+            <v:rect w14:anchorId="20D96ACA" id="Rectangle 452" o:spid="_x0000_s1026" style="position:absolute;margin-left:0;margin-top:0;width:579.9pt;height:750.3pt;z-index:251659264;visibility:visible;mso-wrap-style:square;mso-width-percent:950;mso-height-percent:950;mso-wrap-distance-left:9pt;mso-wrap-distance-top:0;mso-wrap-distance-right:9pt;mso-wrap-distance-bottom:0;mso-position-horizontal:center;mso-position-horizontal-relative:page;mso-position-vertical:center;mso-position-vertical-relative:page;mso-width-percent:950;mso-height-percent:950;mso-width-relative:page;mso-height-relative:page;v-text-anchor:middle" o:gfxdata="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" filled="f" strokecolor="#747070 [1614]" strokeweight="1.25pt">
               <w10:wrap anchorx="page" anchory="page"/>
             </v:rect>
           </w:pict>
@@ -933,7 +4568,7 @@
   <w:abstractNum w:abstractNumId="0" w15:restartNumberingAfterBreak="0">
     <w:nsid w:val="02CD2987"/>
     <w:multiLevelType w:val="hybridMultilevel"/>
-    <w:tmpl w:val="28C0D12A"/>
+    <w:tmpl w:val="020E2C8E"/>
     <w:lvl w:ilvl="0" w:tplc="0409000F">
       <w:start w:val="1"/>
       <w:numFmt w:val="decimal"/>
@@ -1020,6 +4655,716 @@
     </w:lvl>
   </w:abstractNum>
   <w:abstractNum w:abstractNumId="1" w15:restartNumberingAfterBreak="0">
+    <w:nsid w:val="08DE6E2E"/>
+    <w:multiLevelType w:val="hybridMultilevel"/>
+    <w:tmpl w:val="7DD283C2"/>
+    <w:lvl w:ilvl="0" w:tplc="0409000F">
+      <w:start w:val="1"/>
+      <w:numFmt w:val="decimal"/>
+      <w:lvlText w:val="%1."/>
+      <w:lvlJc w:val="left"/>
+      <w:pPr>
+        <w:ind w:left="720" w:hanging="360"/>
+      </w:pPr>
+      <w:rPr>
+        <w:rFonts w:hint="default"/>
+      </w:rPr>
+    </w:lvl>
+    <w:lvl w:ilvl="1" w:tplc="04090003">
+      <w:start w:val="1"/>
+      <w:numFmt w:val="bullet"/>
+      <w:lvlText w:val="o"/>
+      <w:lvlJc w:val="left"/>
+      <w:pPr>
+        <w:ind w:left="1440" w:hanging="360"/>
+      </w:pPr>
+      <w:rPr>
+        <w:rFonts w:ascii="Courier New" w:hAnsi="Courier New" w:cs="Courier New" w:hint="default"/>
+      </w:rPr>
+    </w:lvl>
+    <w:lvl w:ilvl="2" w:tplc="04090005" w:tentative="1">
+      <w:start w:val="1"/>
+      <w:numFmt w:val="bullet"/>
+      <w:lvlText w:val=""/>
+      <w:lvlJc w:val="left"/>
+      <w:pPr>
+        <w:ind w:left="2160" w:hanging="360"/>
+      </w:pPr>
+      <w:rPr>
+        <w:rFonts w:ascii="Wingdings" w:hAnsi="Wingdings" w:hint="default"/>
+      </w:rPr>
+    </w:lvl>
+    <w:lvl w:ilvl="3" w:tplc="04090001" w:tentative="1">
+      <w:start w:val="1"/>
+      <w:numFmt w:val="bullet"/>
+      <w:lvlText w:val=""/>
+      <w:lvlJc w:val="left"/>
+      <w:pPr>
+        <w:ind w:left="2880" w:hanging="360"/>
+      </w:pPr>
+      <w:rPr>
+        <w:rFonts w:ascii="Symbol" w:hAnsi="Symbol" w:hint="default"/>
+      </w:rPr>
+    </w:lvl>
+    <w:lvl w:ilvl="4" w:tplc="04090003" w:tentative="1">
+      <w:start w:val="1"/>
+      <w:numFmt w:val="bullet"/>
+      <w:lvlText w:val="o"/>
+      <w:lvlJc w:val="left"/>
+      <w:pPr>
+        <w:ind w:left="3600" w:hanging="360"/>
+      </w:pPr>
+      <w:rPr>
+        <w:rFonts w:ascii="Courier New" w:hAnsi="Courier New" w:cs="Courier New" w:hint="default"/>
+      </w:rPr>
+    </w:lvl>
+    <w:lvl w:ilvl="5" w:tplc="04090005" w:tentative="1">
+      <w:start w:val="1"/>
+      <w:numFmt w:val="bullet"/>
+      <w:lvlText w:val=""/>
+      <w:lvlJc w:val="left"/>
+      <w:pPr>
+        <w:ind w:left="4320" w:hanging="360"/>
+      </w:pPr>
+      <w:rPr>
+        <w:rFonts w:ascii="Wingdings" w:hAnsi="Wingdings" w:hint="default"/>
+      </w:rPr>
+    </w:lvl>
+    <w:lvl w:ilvl="6" w:tplc="04090001" w:tentative="1">
+      <w:start w:val="1"/>
+      <w:numFmt w:val="bullet"/>
+      <w:lvlText w:val=""/>
+      <w:lvlJc w:val="left"/>
+      <w:pPr>
+        <w:ind w:left="5040" w:hanging="360"/>
+      </w:pPr>
+      <w:rPr>
+        <w:rFonts w:ascii="Symbol" w:hAnsi="Symbol" w:hint="default"/>
+      </w:rPr>
+    </w:lvl>
+    <w:lvl w:ilvl="7" w:tplc="04090003" w:tentative="1">
+      <w:start w:val="1"/>
+      <w:numFmt w:val="bullet"/>
+      <w:lvlText w:val="o"/>
+      <w:lvlJc w:val="left"/>
+      <w:pPr>
+        <w:ind w:left="5760" w:hanging="360"/>
+      </w:pPr>
+      <w:rPr>
+        <w:rFonts w:ascii="Courier New" w:hAnsi="Courier New" w:cs="Courier New" w:hint="default"/>
+      </w:rPr>
+    </w:lvl>
+    <w:lvl w:ilvl="8" w:tplc="04090005" w:tentative="1">
+      <w:start w:val="1"/>
+      <w:numFmt w:val="bullet"/>
+      <w:lvlText w:val=""/>
+      <w:lvlJc w:val="left"/>
+      <w:pPr>
+        <w:ind w:left="6480" w:hanging="360"/>
+      </w:pPr>
+      <w:rPr>
+        <w:rFonts w:ascii="Wingdings" w:hAnsi="Wingdings" w:hint="default"/>
+      </w:rPr>
+    </w:lvl>
+  </w:abstractNum>
+  <w:abstractNum w:abstractNumId="2" w15:restartNumberingAfterBreak="0">
+    <w:nsid w:val="09066E7B"/>
+    <w:multiLevelType w:val="hybridMultilevel"/>
+    <w:tmpl w:val="A51A6CA6"/>
+    <w:lvl w:ilvl="0" w:tplc="0409000F">
+      <w:start w:val="1"/>
+      <w:numFmt w:val="decimal"/>
+      <w:lvlText w:val="%1."/>
+      <w:lvlJc w:val="left"/>
+      <w:pPr>
+        <w:ind w:left="720" w:hanging="360"/>
+      </w:pPr>
+      <w:rPr>
+        <w:rFonts w:hint="default"/>
+      </w:rPr>
+    </w:lvl>
+    <w:lvl w:ilvl="1" w:tplc="04090003">
+      <w:start w:val="1"/>
+      <w:numFmt w:val="bullet"/>
+      <w:lvlText w:val="o"/>
+      <w:lvlJc w:val="left"/>
+      <w:pPr>
+        <w:ind w:left="1440" w:hanging="360"/>
+      </w:pPr>
+      <w:rPr>
+        <w:rFonts w:ascii="Courier New" w:hAnsi="Courier New" w:cs="Courier New" w:hint="default"/>
+      </w:rPr>
+    </w:lvl>
+    <w:lvl w:ilvl="2" w:tplc="04090005" w:tentative="1">
+      <w:start w:val="1"/>
+      <w:numFmt w:val="bullet"/>
+      <w:lvlText w:val=""/>
+      <w:lvlJc w:val="left"/>
+      <w:pPr>
+        <w:ind w:left="2160" w:hanging="360"/>
+      </w:pPr>
+      <w:rPr>
+        <w:rFonts w:ascii="Wingdings" w:hAnsi="Wingdings" w:hint="default"/>
+      </w:rPr>
+    </w:lvl>
+    <w:lvl w:ilvl="3" w:tplc="04090001" w:tentative="1">
+      <w:start w:val="1"/>
+      <w:numFmt w:val="bullet"/>
+      <w:lvlText w:val=""/>
+      <w:lvlJc w:val="left"/>
+      <w:pPr>
+        <w:ind w:left="2880" w:hanging="360"/>
+      </w:pPr>
+      <w:rPr>
+        <w:rFonts w:ascii="Symbol" w:hAnsi="Symbol" w:hint="default"/>
+      </w:rPr>
+    </w:lvl>
+    <w:lvl w:ilvl="4" w:tplc="04090003" w:tentative="1">
+      <w:start w:val="1"/>
+      <w:numFmt w:val="bullet"/>
+      <w:lvlText w:val="o"/>
+      <w:lvlJc w:val="left"/>
+      <w:pPr>
+        <w:ind w:left="3600" w:hanging="360"/>
+      </w:pPr>
+      <w:rPr>
+        <w:rFonts w:ascii="Courier New" w:hAnsi="Courier New" w:cs="Courier New" w:hint="default"/>
+      </w:rPr>
+    </w:lvl>
+    <w:lvl w:ilvl="5" w:tplc="04090005" w:tentative="1">
+      <w:start w:val="1"/>
+      <w:numFmt w:val="bullet"/>
+      <w:lvlText w:val=""/>
+      <w:lvlJc w:val="left"/>
+      <w:pPr>
+        <w:ind w:left="4320" w:hanging="360"/>
+      </w:pPr>
+      <w:rPr>
+        <w:rFonts w:ascii="Wingdings" w:hAnsi="Wingdings" w:hint="default"/>
+      </w:rPr>
+    </w:lvl>
+    <w:lvl w:ilvl="6" w:tplc="04090001" w:tentative="1">
+      <w:start w:val="1"/>
+      <w:numFmt w:val="bullet"/>
+      <w:lvlText w:val=""/>
+      <w:lvlJc w:val="left"/>
+      <w:pPr>
+        <w:ind w:left="5040" w:hanging="360"/>
+      </w:pPr>
+      <w:rPr>
+        <w:rFonts w:ascii="Symbol" w:hAnsi="Symbol" w:hint="default"/>
+      </w:rPr>
+    </w:lvl>
+    <w:lvl w:ilvl="7" w:tplc="04090003" w:tentative="1">
+      <w:start w:val="1"/>
+      <w:numFmt w:val="bullet"/>
+      <w:lvlText w:val="o"/>
+      <w:lvlJc w:val="left"/>
+      <w:pPr>
+        <w:ind w:left="5760" w:hanging="360"/>
+      </w:pPr>
+      <w:rPr>
+        <w:rFonts w:ascii="Courier New" w:hAnsi="Courier New" w:cs="Courier New" w:hint="default"/>
+      </w:rPr>
+    </w:lvl>
+    <w:lvl w:ilvl="8" w:tplc="04090005" w:tentative="1">
+      <w:start w:val="1"/>
+      <w:numFmt w:val="bullet"/>
+      <w:lvlText w:val=""/>
+      <w:lvlJc w:val="left"/>
+      <w:pPr>
+        <w:ind w:left="6480" w:hanging="360"/>
+      </w:pPr>
+      <w:rPr>
+        <w:rFonts w:ascii="Wingdings" w:hAnsi="Wingdings" w:hint="default"/>
+      </w:rPr>
+    </w:lvl>
+  </w:abstractNum>
+  <w:abstractNum w:abstractNumId="3" w15:restartNumberingAfterBreak="0">
+    <w:nsid w:val="091B6F73"/>
+    <w:multiLevelType w:val="hybridMultilevel"/>
+    <w:tmpl w:val="4B1AABD2"/>
+    <w:lvl w:ilvl="0" w:tplc="0409000F">
+      <w:start w:val="1"/>
+      <w:numFmt w:val="decimal"/>
+      <w:lvlText w:val="%1."/>
+      <w:lvlJc w:val="left"/>
+      <w:pPr>
+        <w:ind w:left="720" w:hanging="360"/>
+      </w:pPr>
+      <w:rPr>
+        <w:rFonts w:hint="default"/>
+      </w:rPr>
+    </w:lvl>
+    <w:lvl w:ilvl="1" w:tplc="04090003">
+      <w:start w:val="1"/>
+      <w:numFmt w:val="bullet"/>
+      <w:lvlText w:val="o"/>
+      <w:lvlJc w:val="left"/>
+      <w:pPr>
+        <w:ind w:left="1440" w:hanging="360"/>
+      </w:pPr>
+      <w:rPr>
+        <w:rFonts w:ascii="Courier New" w:hAnsi="Courier New" w:cs="Courier New" w:hint="default"/>
+      </w:rPr>
+    </w:lvl>
+    <w:lvl w:ilvl="2" w:tplc="04090005" w:tentative="1">
+      <w:start w:val="1"/>
+      <w:numFmt w:val="bullet"/>
+      <w:lvlText w:val=""/>
+      <w:lvlJc w:val="left"/>
+      <w:pPr>
+        <w:ind w:left="2160" w:hanging="360"/>
+      </w:pPr>
+      <w:rPr>
+        <w:rFonts w:ascii="Wingdings" w:hAnsi="Wingdings" w:hint="default"/>
+      </w:rPr>
+    </w:lvl>
+    <w:lvl w:ilvl="3" w:tplc="04090001" w:tentative="1">
+      <w:start w:val="1"/>
+      <w:numFmt w:val="bullet"/>
+      <w:lvlText w:val=""/>
+      <w:lvlJc w:val="left"/>
+      <w:pPr>
+        <w:ind w:left="2880" w:hanging="360"/>
+      </w:pPr>
+      <w:rPr>
+        <w:rFonts w:ascii="Symbol" w:hAnsi="Symbol" w:hint="default"/>
+      </w:rPr>
+    </w:lvl>
+    <w:lvl w:ilvl="4" w:tplc="04090003" w:tentative="1">
+      <w:start w:val="1"/>
+      <w:numFmt w:val="bullet"/>
+      <w:lvlText w:val="o"/>
+      <w:lvlJc w:val="left"/>
+      <w:pPr>
+        <w:ind w:left="3600" w:hanging="360"/>
+      </w:pPr>
+      <w:rPr>
+        <w:rFonts w:ascii="Courier New" w:hAnsi="Courier New" w:cs="Courier New" w:hint="default"/>
+      </w:rPr>
+    </w:lvl>
+    <w:lvl w:ilvl="5" w:tplc="04090005" w:tentative="1">
+      <w:start w:val="1"/>
+      <w:numFmt w:val="bullet"/>
+      <w:lvlText w:val=""/>
+      <w:lvlJc w:val="left"/>
+      <w:pPr>
+        <w:ind w:left="4320" w:hanging="360"/>
+      </w:pPr>
+      <w:rPr>
+        <w:rFonts w:ascii="Wingdings" w:hAnsi="Wingdings" w:hint="default"/>
+      </w:rPr>
+    </w:lvl>
+    <w:lvl w:ilvl="6" w:tplc="04090001" w:tentative="1">
+      <w:start w:val="1"/>
+      <w:numFmt w:val="bullet"/>
+      <w:lvlText w:val=""/>
+      <w:lvlJc w:val="left"/>
+      <w:pPr>
+        <w:ind w:left="5040" w:hanging="360"/>
+      </w:pPr>
+      <w:rPr>
+        <w:rFonts w:ascii="Symbol" w:hAnsi="Symbol" w:hint="default"/>
+      </w:rPr>
+    </w:lvl>
+    <w:lvl w:ilvl="7" w:tplc="04090003" w:tentative="1">
+      <w:start w:val="1"/>
+      <w:numFmt w:val="bullet"/>
+      <w:lvlText w:val="o"/>
+      <w:lvlJc w:val="left"/>
+      <w:pPr>
+        <w:ind w:left="5760" w:hanging="360"/>
+      </w:pPr>
+      <w:rPr>
+        <w:rFonts w:ascii="Courier New" w:hAnsi="Courier New" w:cs="Courier New" w:hint="default"/>
+      </w:rPr>
+    </w:lvl>
+    <w:lvl w:ilvl="8" w:tplc="04090005" w:tentative="1">
+      <w:start w:val="1"/>
+      <w:numFmt w:val="bullet"/>
+      <w:lvlText w:val=""/>
+      <w:lvlJc w:val="left"/>
+      <w:pPr>
+        <w:ind w:left="6480" w:hanging="360"/>
+      </w:pPr>
+      <w:rPr>
+        <w:rFonts w:ascii="Wingdings" w:hAnsi="Wingdings" w:hint="default"/>
+      </w:rPr>
+    </w:lvl>
+  </w:abstractNum>
+  <w:abstractNum w:abstractNumId="4" w15:restartNumberingAfterBreak="0">
+    <w:nsid w:val="09CE4BDE"/>
+    <w:multiLevelType w:val="hybridMultilevel"/>
+    <w:tmpl w:val="1F0C60F6"/>
+    <w:lvl w:ilvl="0" w:tplc="0409000F">
+      <w:start w:val="1"/>
+      <w:numFmt w:val="decimal"/>
+      <w:lvlText w:val="%1."/>
+      <w:lvlJc w:val="left"/>
+      <w:pPr>
+        <w:ind w:left="720" w:hanging="360"/>
+      </w:pPr>
+    </w:lvl>
+    <w:lvl w:ilvl="1" w:tplc="04090019" w:tentative="1">
+      <w:start w:val="1"/>
+      <w:numFmt w:val="lowerLetter"/>
+      <w:lvlText w:val="%2."/>
+      <w:lvlJc w:val="left"/>
+      <w:pPr>
+        <w:ind w:left="1440" w:hanging="360"/>
+      </w:pPr>
+    </w:lvl>
+    <w:lvl w:ilvl="2" w:tplc="0409001B" w:tentative="1">
+      <w:start w:val="1"/>
+      <w:numFmt w:val="lowerRoman"/>
+      <w:lvlText w:val="%3."/>
+      <w:lvlJc w:val="right"/>
+      <w:pPr>
+        <w:ind w:left="2160" w:hanging="180"/>
+      </w:pPr>
+    </w:lvl>
+    <w:lvl w:ilvl="3" w:tplc="0409000F" w:tentative="1">
+      <w:start w:val="1"/>
+      <w:numFmt w:val="decimal"/>
+      <w:lvlText w:val="%4."/>
+      <w:lvlJc w:val="left"/>
+      <w:pPr>
+        <w:ind w:left="2880" w:hanging="360"/>
+      </w:pPr>
+    </w:lvl>
+    <w:lvl w:ilvl="4" w:tplc="04090019" w:tentative="1">
+      <w:start w:val="1"/>
+      <w:numFmt w:val="lowerLetter"/>
+      <w:lvlText w:val="%5."/>
+      <w:lvlJc w:val="left"/>
+      <w:pPr>
+        <w:ind w:left="3600" w:hanging="360"/>
+      </w:pPr>
+    </w:lvl>
+    <w:lvl w:ilvl="5" w:tplc="0409001B" w:tentative="1">
+      <w:start w:val="1"/>
+      <w:numFmt w:val="lowerRoman"/>
+      <w:lvlText w:val="%6."/>
+      <w:lvlJc w:val="right"/>
+      <w:pPr>
+        <w:ind w:left="4320" w:hanging="180"/>
+      </w:pPr>
+    </w:lvl>
+    <w:lvl w:ilvl="6" w:tplc="0409000F" w:tentative="1">
+      <w:start w:val="1"/>
+      <w:numFmt w:val="decimal"/>
+      <w:lvlText w:val="%7."/>
+      <w:lvlJc w:val="left"/>
+      <w:pPr>
+        <w:ind w:left="5040" w:hanging="360"/>
+      </w:pPr>
+    </w:lvl>
+    <w:lvl w:ilvl="7" w:tplc="04090019" w:tentative="1">
+      <w:start w:val="1"/>
+      <w:numFmt w:val="lowerLetter"/>
+      <w:lvlText w:val="%8."/>
+      <w:lvlJc w:val="left"/>
+      <w:pPr>
+        <w:ind w:left="5760" w:hanging="360"/>
+      </w:pPr>
+    </w:lvl>
+    <w:lvl w:ilvl="8" w:tplc="0409001B" w:tentative="1">
+      <w:start w:val="1"/>
+      <w:numFmt w:val="lowerRoman"/>
+      <w:lvlText w:val="%9."/>
+      <w:lvlJc w:val="right"/>
+      <w:pPr>
+        <w:ind w:left="6480" w:hanging="180"/>
+      </w:pPr>
+    </w:lvl>
+  </w:abstractNum>
+  <w:abstractNum w:abstractNumId="5" w15:restartNumberingAfterBreak="0">
+    <w:nsid w:val="0A4C2DB7"/>
+    <w:multiLevelType w:val="hybridMultilevel"/>
+    <w:tmpl w:val="94E8F09C"/>
+    <w:lvl w:ilvl="0" w:tplc="0409000F">
+      <w:start w:val="1"/>
+      <w:numFmt w:val="decimal"/>
+      <w:lvlText w:val="%1."/>
+      <w:lvlJc w:val="left"/>
+      <w:pPr>
+        <w:ind w:left="720" w:hanging="360"/>
+      </w:pPr>
+    </w:lvl>
+    <w:lvl w:ilvl="1" w:tplc="04090019" w:tentative="1">
+      <w:start w:val="1"/>
+      <w:numFmt w:val="lowerLetter"/>
+      <w:lvlText w:val="%2."/>
+      <w:lvlJc w:val="left"/>
+      <w:pPr>
+        <w:ind w:left="1440" w:hanging="360"/>
+      </w:pPr>
+    </w:lvl>
+    <w:lvl w:ilvl="2" w:tplc="0409001B" w:tentative="1">
+      <w:start w:val="1"/>
+      <w:numFmt w:val="lowerRoman"/>
+      <w:lvlText w:val="%3."/>
+      <w:lvlJc w:val="right"/>
+      <w:pPr>
+        <w:ind w:left="2160" w:hanging="180"/>
+      </w:pPr>
+    </w:lvl>
+    <w:lvl w:ilvl="3" w:tplc="0409000F" w:tentative="1">
+      <w:start w:val="1"/>
+      <w:numFmt w:val="decimal"/>
+      <w:lvlText w:val="%4."/>
+      <w:lvlJc w:val="left"/>
+      <w:pPr>
+        <w:ind w:left="2880" w:hanging="360"/>
+      </w:pPr>
+    </w:lvl>
+    <w:lvl w:ilvl="4" w:tplc="04090019" w:tentative="1">
+      <w:start w:val="1"/>
+      <w:numFmt w:val="lowerLetter"/>
+      <w:lvlText w:val="%5."/>
+      <w:lvlJc w:val="left"/>
+      <w:pPr>
+        <w:ind w:left="3600" w:hanging="360"/>
+      </w:pPr>
+    </w:lvl>
+    <w:lvl w:ilvl="5" w:tplc="0409001B" w:tentative="1">
+      <w:start w:val="1"/>
+      <w:numFmt w:val="lowerRoman"/>
+      <w:lvlText w:val="%6."/>
+      <w:lvlJc w:val="right"/>
+      <w:pPr>
+        <w:ind w:left="4320" w:hanging="180"/>
+      </w:pPr>
+    </w:lvl>
+    <w:lvl w:ilvl="6" w:tplc="0409000F" w:tentative="1">
+      <w:start w:val="1"/>
+      <w:numFmt w:val="decimal"/>
+      <w:lvlText w:val="%7."/>
+      <w:lvlJc w:val="left"/>
+      <w:pPr>
+        <w:ind w:left="5040" w:hanging="360"/>
+      </w:pPr>
+    </w:lvl>
+    <w:lvl w:ilvl="7" w:tplc="04090019" w:tentative="1">
+      <w:start w:val="1"/>
+      <w:numFmt w:val="lowerLetter"/>
+      <w:lvlText w:val="%8."/>
+      <w:lvlJc w:val="left"/>
+      <w:pPr>
+        <w:ind w:left="5760" w:hanging="360"/>
+      </w:pPr>
+    </w:lvl>
+    <w:lvl w:ilvl="8" w:tplc="0409001B" w:tentative="1">
+      <w:start w:val="1"/>
+      <w:numFmt w:val="lowerRoman"/>
+      <w:lvlText w:val="%9."/>
+      <w:lvlJc w:val="right"/>
+      <w:pPr>
+        <w:ind w:left="6480" w:hanging="180"/>
+      </w:pPr>
+    </w:lvl>
+  </w:abstractNum>
+  <w:abstractNum w:abstractNumId="6" w15:restartNumberingAfterBreak="0">
+    <w:nsid w:val="0FB54AA8"/>
+    <w:multiLevelType w:val="hybridMultilevel"/>
+    <w:tmpl w:val="7D6AD84E"/>
+    <w:lvl w:ilvl="0" w:tplc="0409000F">
+      <w:start w:val="1"/>
+      <w:numFmt w:val="decimal"/>
+      <w:lvlText w:val="%1."/>
+      <w:lvlJc w:val="left"/>
+      <w:pPr>
+        <w:ind w:left="720" w:hanging="360"/>
+      </w:pPr>
+      <w:rPr>
+        <w:rFonts w:hint="default"/>
+      </w:rPr>
+    </w:lvl>
+    <w:lvl w:ilvl="1" w:tplc="04090003">
+      <w:start w:val="1"/>
+      <w:numFmt w:val="bullet"/>
+      <w:lvlText w:val="o"/>
+      <w:lvlJc w:val="left"/>
+      <w:pPr>
+        <w:ind w:left="1440" w:hanging="360"/>
+      </w:pPr>
+      <w:rPr>
+        <w:rFonts w:ascii="Courier New" w:hAnsi="Courier New" w:cs="Courier New" w:hint="default"/>
+      </w:rPr>
+    </w:lvl>
+    <w:lvl w:ilvl="2" w:tplc="04090005" w:tentative="1">
+      <w:start w:val="1"/>
+      <w:numFmt w:val="bullet"/>
+      <w:lvlText w:val=""/>
+      <w:lvlJc w:val="left"/>
+      <w:pPr>
+        <w:ind w:left="2160" w:hanging="360"/>
+      </w:pPr>
+      <w:rPr>
+        <w:rFonts w:ascii="Wingdings" w:hAnsi="Wingdings" w:hint="default"/>
+      </w:rPr>
+    </w:lvl>
+    <w:lvl w:ilvl="3" w:tplc="04090001" w:tentative="1">
+      <w:start w:val="1"/>
+      <w:numFmt w:val="bullet"/>
+      <w:lvlText w:val=""/>
+      <w:lvlJc w:val="left"/>
+      <w:pPr>
+        <w:ind w:left="2880" w:hanging="360"/>
+      </w:pPr>
+      <w:rPr>
+        <w:rFonts w:ascii="Symbol" w:hAnsi="Symbol" w:hint="default"/>
+      </w:rPr>
+    </w:lvl>
+    <w:lvl w:ilvl="4" w:tplc="04090003" w:tentative="1">
+      <w:start w:val="1"/>
+      <w:numFmt w:val="bullet"/>
+      <w:lvlText w:val="o"/>
+      <w:lvlJc w:val="left"/>
+      <w:pPr>
+        <w:ind w:left="3600" w:hanging="360"/>
+      </w:pPr>
+      <w:rPr>
+        <w:rFonts w:ascii="Courier New" w:hAnsi="Courier New" w:cs="Courier New" w:hint="default"/>
+      </w:rPr>
+    </w:lvl>
+    <w:lvl w:ilvl="5" w:tplc="04090005" w:tentative="1">
+      <w:start w:val="1"/>
+      <w:numFmt w:val="bullet"/>
+      <w:lvlText w:val=""/>
+      <w:lvlJc w:val="left"/>
+      <w:pPr>
+        <w:ind w:left="4320" w:hanging="360"/>
+      </w:pPr>
+      <w:rPr>
+        <w:rFonts w:ascii="Wingdings" w:hAnsi="Wingdings" w:hint="default"/>
+      </w:rPr>
+    </w:lvl>
+    <w:lvl w:ilvl="6" w:tplc="04090001" w:tentative="1">
+      <w:start w:val="1"/>
+      <w:numFmt w:val="bullet"/>
+      <w:lvlText w:val=""/>
+      <w:lvlJc w:val="left"/>
+      <w:pPr>
+        <w:ind w:left="5040" w:hanging="360"/>
+      </w:pPr>
+      <w:rPr>
+        <w:rFonts w:ascii="Symbol" w:hAnsi="Symbol" w:hint="default"/>
+      </w:rPr>
+    </w:lvl>
+    <w:lvl w:ilvl="7" w:tplc="04090003" w:tentative="1">
+      <w:start w:val="1"/>
+      <w:numFmt w:val="bullet"/>
+      <w:lvlText w:val="o"/>
+      <w:lvlJc w:val="left"/>
+      <w:pPr>
+        <w:ind w:left="5760" w:hanging="360"/>
+      </w:pPr>
+      <w:rPr>
+        <w:rFonts w:ascii="Courier New" w:hAnsi="Courier New" w:cs="Courier New" w:hint="default"/>
+      </w:rPr>
+    </w:lvl>
+    <w:lvl w:ilvl="8" w:tplc="04090005" w:tentative="1">
+      <w:start w:val="1"/>
+      <w:numFmt w:val="bullet"/>
+      <w:lvlText w:val=""/>
+      <w:lvlJc w:val="left"/>
+      <w:pPr>
+        <w:ind w:left="6480" w:hanging="360"/>
+      </w:pPr>
+      <w:rPr>
+        <w:rFonts w:ascii="Wingdings" w:hAnsi="Wingdings" w:hint="default"/>
+      </w:rPr>
+    </w:lvl>
+  </w:abstractNum>
+  <w:abstractNum w:abstractNumId="7" w15:restartNumberingAfterBreak="0">
+    <w:nsid w:val="1B2769DF"/>
+    <w:multiLevelType w:val="hybridMultilevel"/>
+    <w:tmpl w:val="E2B247FA"/>
+    <w:lvl w:ilvl="0" w:tplc="0409000F">
+      <w:start w:val="1"/>
+      <w:numFmt w:val="decimal"/>
+      <w:lvlText w:val="%1."/>
+      <w:lvlJc w:val="left"/>
+      <w:pPr>
+        <w:ind w:left="720" w:hanging="360"/>
+      </w:pPr>
+    </w:lvl>
+    <w:lvl w:ilvl="1" w:tplc="04090019" w:tentative="1">
+      <w:start w:val="1"/>
+      <w:numFmt w:val="lowerLetter"/>
+      <w:lvlText w:val="%2."/>
+      <w:lvlJc w:val="left"/>
+      <w:pPr>
+        <w:ind w:left="1440" w:hanging="360"/>
+      </w:pPr>
+    </w:lvl>
+    <w:lvl w:ilvl="2" w:tplc="0409001B" w:tentative="1">
+      <w:start w:val="1"/>
+      <w:numFmt w:val="lowerRoman"/>
+      <w:lvlText w:val="%3."/>
+      <w:lvlJc w:val="right"/>
+      <w:pPr>
+        <w:ind w:left="2160" w:hanging="180"/>
+      </w:pPr>
+    </w:lvl>
+    <w:lvl w:ilvl="3" w:tplc="0409000F" w:tentative="1">
+      <w:start w:val="1"/>
+      <w:numFmt w:val="decimal"/>
+      <w:lvlText w:val="%4."/>
+      <w:lvlJc w:val="left"/>
+      <w:pPr>
+        <w:ind w:left="2880" w:hanging="360"/>
+      </w:pPr>
+    </w:lvl>
+    <w:lvl w:ilvl="4" w:tplc="04090019" w:tentative="1">
+      <w:start w:val="1"/>
+      <w:numFmt w:val="lowerLetter"/>
+      <w:lvlText w:val="%5."/>
+      <w:lvlJc w:val="left"/>
+      <w:pPr>
+        <w:ind w:left="3600" w:hanging="360"/>
+      </w:pPr>
+    </w:lvl>
+    <w:lvl w:ilvl="5" w:tplc="0409001B" w:tentative="1">
+      <w:start w:val="1"/>
+      <w:numFmt w:val="lowerRoman"/>
+      <w:lvlText w:val="%6."/>
+      <w:lvlJc w:val="right"/>
+      <w:pPr>
+        <w:ind w:left="4320" w:hanging="180"/>
+      </w:pPr>
+    </w:lvl>
+    <w:lvl w:ilvl="6" w:tplc="0409000F" w:tentative="1">
+      <w:start w:val="1"/>
+      <w:numFmt w:val="decimal"/>
+      <w:lvlText w:val="%7."/>
+      <w:lvlJc w:val="left"/>
+      <w:pPr>
+        <w:ind w:left="5040" w:hanging="360"/>
+      </w:pPr>
+    </w:lvl>
+    <w:lvl w:ilvl="7" w:tplc="04090019" w:tentative="1">
+      <w:start w:val="1"/>
+      <w:numFmt w:val="lowerLetter"/>
+      <w:lvlText w:val="%8."/>
+      <w:lvlJc w:val="left"/>
+      <w:pPr>
+        <w:ind w:left="5760" w:hanging="360"/>
+      </w:pPr>
+    </w:lvl>
+    <w:lvl w:ilvl="8" w:tplc="0409001B" w:tentative="1">
+      <w:start w:val="1"/>
+      <w:numFmt w:val="lowerRoman"/>
+      <w:lvlText w:val="%9."/>
+      <w:lvlJc w:val="right"/>
+      <w:pPr>
+        <w:ind w:left="6480" w:hanging="180"/>
+      </w:pPr>
+    </w:lvl>
+  </w:abstractNum>
+  <w:abstractNum w:abstractNumId="8" w15:restartNumberingAfterBreak="0">
     <w:nsid w:val="1C8D05AE"/>
     <w:multiLevelType w:val="hybridMultilevel"/>
     <w:tmpl w:val="26780D16"/>
@@ -1105,7 +5450,7 @@
       </w:pPr>
     </w:lvl>
   </w:abstractNum>
-  <w:abstractNum w:abstractNumId="2" w15:restartNumberingAfterBreak="0">
+  <w:abstractNum w:abstractNumId="9" w15:restartNumberingAfterBreak="0">
     <w:nsid w:val="24091AFD"/>
     <w:multiLevelType w:val="hybridMultilevel"/>
     <w:tmpl w:val="7BF263A2"/>
@@ -1191,10 +5536,10 @@
       </w:pPr>
     </w:lvl>
   </w:abstractNum>
-  <w:abstractNum w:abstractNumId="3" w15:restartNumberingAfterBreak="0">
-    <w:nsid w:val="2E1F04FF"/>
+  <w:abstractNum w:abstractNumId="10" w15:restartNumberingAfterBreak="0">
+    <w:nsid w:val="28B601C8"/>
     <w:multiLevelType w:val="hybridMultilevel"/>
-    <w:tmpl w:val="2D7A0D2C"/>
+    <w:tmpl w:val="469E9C20"/>
     <w:lvl w:ilvl="0" w:tplc="0409000F">
       <w:start w:val="1"/>
       <w:numFmt w:val="decimal"/>
@@ -1277,7 +5622,491 @@
       </w:pPr>
     </w:lvl>
   </w:abstractNum>
-  <w:abstractNum w:abstractNumId="4" w15:restartNumberingAfterBreak="0">
+  <w:abstractNum w:abstractNumId="11" w15:restartNumberingAfterBreak="0">
+    <w:nsid w:val="2BFF038C"/>
+    <w:multiLevelType w:val="hybridMultilevel"/>
+    <w:tmpl w:val="99E67D02"/>
+    <w:lvl w:ilvl="0" w:tplc="0409000F">
+      <w:start w:val="1"/>
+      <w:numFmt w:val="decimal"/>
+      <w:lvlText w:val="%1."/>
+      <w:lvlJc w:val="left"/>
+      <w:pPr>
+        <w:ind w:left="720" w:hanging="360"/>
+      </w:pPr>
+    </w:lvl>
+    <w:lvl w:ilvl="1" w:tplc="04090019" w:tentative="1">
+      <w:start w:val="1"/>
+      <w:numFmt w:val="lowerLetter"/>
+      <w:lvlText w:val="%2."/>
+      <w:lvlJc w:val="left"/>
+      <w:pPr>
+        <w:ind w:left="1440" w:hanging="360"/>
+      </w:pPr>
+    </w:lvl>
+    <w:lvl w:ilvl="2" w:tplc="0409001B" w:tentative="1">
+      <w:start w:val="1"/>
+      <w:numFmt w:val="lowerRoman"/>
+      <w:lvlText w:val="%3."/>
+      <w:lvlJc w:val="right"/>
+      <w:pPr>
+        <w:ind w:left="2160" w:hanging="180"/>
+      </w:pPr>
+    </w:lvl>
+    <w:lvl w:ilvl="3" w:tplc="0409000F" w:tentative="1">
+      <w:start w:val="1"/>
+      <w:numFmt w:val="decimal"/>
+      <w:lvlText w:val="%4."/>
+      <w:lvlJc w:val="left"/>
+      <w:pPr>
+        <w:ind w:left="2880" w:hanging="360"/>
+      </w:pPr>
+    </w:lvl>
+    <w:lvl w:ilvl="4" w:tplc="04090019" w:tentative="1">
+      <w:start w:val="1"/>
+      <w:numFmt w:val="lowerLetter"/>
+      <w:lvlText w:val="%5."/>
+      <w:lvlJc w:val="left"/>
+      <w:pPr>
+        <w:ind w:left="3600" w:hanging="360"/>
+      </w:pPr>
+    </w:lvl>
+    <w:lvl w:ilvl="5" w:tplc="0409001B" w:tentative="1">
+      <w:start w:val="1"/>
+      <w:numFmt w:val="lowerRoman"/>
+      <w:lvlText w:val="%6."/>
+      <w:lvlJc w:val="right"/>
+      <w:pPr>
+        <w:ind w:left="4320" w:hanging="180"/>
+      </w:pPr>
+    </w:lvl>
+    <w:lvl w:ilvl="6" w:tplc="0409000F" w:tentative="1">
+      <w:start w:val="1"/>
+      <w:numFmt w:val="decimal"/>
+      <w:lvlText w:val="%7."/>
+      <w:lvlJc w:val="left"/>
+      <w:pPr>
+        <w:ind w:left="5040" w:hanging="360"/>
+      </w:pPr>
+    </w:lvl>
+    <w:lvl w:ilvl="7" w:tplc="04090019" w:tentative="1">
+      <w:start w:val="1"/>
+      <w:numFmt w:val="lowerLetter"/>
+      <w:lvlText w:val="%8."/>
+      <w:lvlJc w:val="left"/>
+      <w:pPr>
+        <w:ind w:left="5760" w:hanging="360"/>
+      </w:pPr>
+    </w:lvl>
+    <w:lvl w:ilvl="8" w:tplc="0409001B" w:tentative="1">
+      <w:start w:val="1"/>
+      <w:numFmt w:val="lowerRoman"/>
+      <w:lvlText w:val="%9."/>
+      <w:lvlJc w:val="right"/>
+      <w:pPr>
+        <w:ind w:left="6480" w:hanging="180"/>
+      </w:pPr>
+    </w:lvl>
+  </w:abstractNum>
+  <w:abstractNum w:abstractNumId="12" w15:restartNumberingAfterBreak="0">
+    <w:nsid w:val="2E1F04FF"/>
+    <w:multiLevelType w:val="hybridMultilevel"/>
+    <w:tmpl w:val="BCE2A67A"/>
+    <w:lvl w:ilvl="0" w:tplc="0409000F">
+      <w:start w:val="1"/>
+      <w:numFmt w:val="decimal"/>
+      <w:lvlText w:val="%1."/>
+      <w:lvlJc w:val="left"/>
+      <w:pPr>
+        <w:ind w:left="720" w:hanging="360"/>
+      </w:pPr>
+    </w:lvl>
+    <w:lvl w:ilvl="1" w:tplc="04090019" w:tentative="1">
+      <w:start w:val="1"/>
+      <w:numFmt w:val="lowerLetter"/>
+      <w:lvlText w:val="%2."/>
+      <w:lvlJc w:val="left"/>
+      <w:pPr>
+        <w:ind w:left="1440" w:hanging="360"/>
+      </w:pPr>
+    </w:lvl>
+    <w:lvl w:ilvl="2" w:tplc="0409001B" w:tentative="1">
+      <w:start w:val="1"/>
+      <w:numFmt w:val="lowerRoman"/>
+      <w:lvlText w:val="%3."/>
+      <w:lvlJc w:val="right"/>
+      <w:pPr>
+        <w:ind w:left="2160" w:hanging="180"/>
+      </w:pPr>
+    </w:lvl>
+    <w:lvl w:ilvl="3" w:tplc="0409000F" w:tentative="1">
+      <w:start w:val="1"/>
+      <w:numFmt w:val="decimal"/>
+      <w:lvlText w:val="%4."/>
+      <w:lvlJc w:val="left"/>
+      <w:pPr>
+        <w:ind w:left="2880" w:hanging="360"/>
+      </w:pPr>
+    </w:lvl>
+    <w:lvl w:ilvl="4" w:tplc="04090019" w:tentative="1">
+      <w:start w:val="1"/>
+      <w:numFmt w:val="lowerLetter"/>
+      <w:lvlText w:val="%5."/>
+      <w:lvlJc w:val="left"/>
+      <w:pPr>
+        <w:ind w:left="3600" w:hanging="360"/>
+      </w:pPr>
+    </w:lvl>
+    <w:lvl w:ilvl="5" w:tplc="0409001B" w:tentative="1">
+      <w:start w:val="1"/>
+      <w:numFmt w:val="lowerRoman"/>
+      <w:lvlText w:val="%6."/>
+      <w:lvlJc w:val="right"/>
+      <w:pPr>
+        <w:ind w:left="4320" w:hanging="180"/>
+      </w:pPr>
+    </w:lvl>
+    <w:lvl w:ilvl="6" w:tplc="0409000F" w:tentative="1">
+      <w:start w:val="1"/>
+      <w:numFmt w:val="decimal"/>
+      <w:lvlText w:val="%7."/>
+      <w:lvlJc w:val="left"/>
+      <w:pPr>
+        <w:ind w:left="5040" w:hanging="360"/>
+      </w:pPr>
+    </w:lvl>
+    <w:lvl w:ilvl="7" w:tplc="04090019" w:tentative="1">
+      <w:start w:val="1"/>
+      <w:numFmt w:val="lowerLetter"/>
+      <w:lvlText w:val="%8."/>
+      <w:lvlJc w:val="left"/>
+      <w:pPr>
+        <w:ind w:left="5760" w:hanging="360"/>
+      </w:pPr>
+    </w:lvl>
+    <w:lvl w:ilvl="8" w:tplc="0409001B" w:tentative="1">
+      <w:start w:val="1"/>
+      <w:numFmt w:val="lowerRoman"/>
+      <w:lvlText w:val="%9."/>
+      <w:lvlJc w:val="right"/>
+      <w:pPr>
+        <w:ind w:left="6480" w:hanging="180"/>
+      </w:pPr>
+    </w:lvl>
+  </w:abstractNum>
+  <w:abstractNum w:abstractNumId="13" w15:restartNumberingAfterBreak="0">
+    <w:nsid w:val="3D633642"/>
+    <w:multiLevelType w:val="hybridMultilevel"/>
+    <w:tmpl w:val="2AF6648A"/>
+    <w:lvl w:ilvl="0" w:tplc="0409000F">
+      <w:start w:val="1"/>
+      <w:numFmt w:val="decimal"/>
+      <w:lvlText w:val="%1."/>
+      <w:lvlJc w:val="left"/>
+      <w:pPr>
+        <w:ind w:left="720" w:hanging="360"/>
+      </w:pPr>
+      <w:rPr>
+        <w:rFonts w:hint="default"/>
+      </w:rPr>
+    </w:lvl>
+    <w:lvl w:ilvl="1" w:tplc="04090003">
+      <w:start w:val="1"/>
+      <w:numFmt w:val="bullet"/>
+      <w:lvlText w:val="o"/>
+      <w:lvlJc w:val="left"/>
+      <w:pPr>
+        <w:ind w:left="1440" w:hanging="360"/>
+      </w:pPr>
+      <w:rPr>
+        <w:rFonts w:ascii="Courier New" w:hAnsi="Courier New" w:cs="Courier New" w:hint="default"/>
+      </w:rPr>
+    </w:lvl>
+    <w:lvl w:ilvl="2" w:tplc="04090005" w:tentative="1">
+      <w:start w:val="1"/>
+      <w:numFmt w:val="bullet"/>
+      <w:lvlText w:val=""/>
+      <w:lvlJc w:val="left"/>
+      <w:pPr>
+        <w:ind w:left="2160" w:hanging="360"/>
+      </w:pPr>
+      <w:rPr>
+        <w:rFonts w:ascii="Wingdings" w:hAnsi="Wingdings" w:hint="default"/>
+      </w:rPr>
+    </w:lvl>
+    <w:lvl w:ilvl="3" w:tplc="04090001" w:tentative="1">
+      <w:start w:val="1"/>
+      <w:numFmt w:val="bullet"/>
+      <w:lvlText w:val=""/>
+      <w:lvlJc w:val="left"/>
+      <w:pPr>
+        <w:ind w:left="2880" w:hanging="360"/>
+      </w:pPr>
+      <w:rPr>
+        <w:rFonts w:ascii="Symbol" w:hAnsi="Symbol" w:hint="default"/>
+      </w:rPr>
+    </w:lvl>
+    <w:lvl w:ilvl="4" w:tplc="04090003" w:tentative="1">
+      <w:start w:val="1"/>
+      <w:numFmt w:val="bullet"/>
+      <w:lvlText w:val="o"/>
+      <w:lvlJc w:val="left"/>
+      <w:pPr>
+        <w:ind w:left="3600" w:hanging="360"/>
+      </w:pPr>
+      <w:rPr>
+        <w:rFonts w:ascii="Courier New" w:hAnsi="Courier New" w:cs="Courier New" w:hint="default"/>
+      </w:rPr>
+    </w:lvl>
+    <w:lvl w:ilvl="5" w:tplc="04090005" w:tentative="1">
+      <w:start w:val="1"/>
+      <w:numFmt w:val="bullet"/>
+      <w:lvlText w:val=""/>
+      <w:lvlJc w:val="left"/>
+      <w:pPr>
+        <w:ind w:left="4320" w:hanging="360"/>
+      </w:pPr>
+      <w:rPr>
+        <w:rFonts w:ascii="Wingdings" w:hAnsi="Wingdings" w:hint="default"/>
+      </w:rPr>
+    </w:lvl>
+    <w:lvl w:ilvl="6" w:tplc="04090001" w:tentative="1">
+      <w:start w:val="1"/>
+      <w:numFmt w:val="bullet"/>
+      <w:lvlText w:val=""/>
+      <w:lvlJc w:val="left"/>
+      <w:pPr>
+        <w:ind w:left="5040" w:hanging="360"/>
+      </w:pPr>
+      <w:rPr>
+        <w:rFonts w:ascii="Symbol" w:hAnsi="Symbol" w:hint="default"/>
+      </w:rPr>
+    </w:lvl>
+    <w:lvl w:ilvl="7" w:tplc="04090003" w:tentative="1">
+      <w:start w:val="1"/>
+      <w:numFmt w:val="bullet"/>
+      <w:lvlText w:val="o"/>
+      <w:lvlJc w:val="left"/>
+      <w:pPr>
+        <w:ind w:left="5760" w:hanging="360"/>
+      </w:pPr>
+      <w:rPr>
+        <w:rFonts w:ascii="Courier New" w:hAnsi="Courier New" w:cs="Courier New" w:hint="default"/>
+      </w:rPr>
+    </w:lvl>
+    <w:lvl w:ilvl="8" w:tplc="04090005" w:tentative="1">
+      <w:start w:val="1"/>
+      <w:numFmt w:val="bullet"/>
+      <w:lvlText w:val=""/>
+      <w:lvlJc w:val="left"/>
+      <w:pPr>
+        <w:ind w:left="6480" w:hanging="360"/>
+      </w:pPr>
+      <w:rPr>
+        <w:rFonts w:ascii="Wingdings" w:hAnsi="Wingdings" w:hint="default"/>
+      </w:rPr>
+    </w:lvl>
+  </w:abstractNum>
+  <w:abstractNum w:abstractNumId="14" w15:restartNumberingAfterBreak="0">
+    <w:nsid w:val="437A6620"/>
+    <w:multiLevelType w:val="hybridMultilevel"/>
+    <w:tmpl w:val="2AD484E4"/>
+    <w:lvl w:ilvl="0" w:tplc="0409000F">
+      <w:start w:val="1"/>
+      <w:numFmt w:val="decimal"/>
+      <w:lvlText w:val="%1."/>
+      <w:lvlJc w:val="left"/>
+      <w:pPr>
+        <w:ind w:left="720" w:hanging="360"/>
+      </w:pPr>
+      <w:rPr>
+        <w:rFonts w:hint="default"/>
+      </w:rPr>
+    </w:lvl>
+    <w:lvl w:ilvl="1" w:tplc="04090003">
+      <w:start w:val="1"/>
+      <w:numFmt w:val="bullet"/>
+      <w:lvlText w:val="o"/>
+      <w:lvlJc w:val="left"/>
+      <w:pPr>
+        <w:ind w:left="1440" w:hanging="360"/>
+      </w:pPr>
+      <w:rPr>
+        <w:rFonts w:ascii="Courier New" w:hAnsi="Courier New" w:cs="Courier New" w:hint="default"/>
+      </w:rPr>
+    </w:lvl>
+    <w:lvl w:ilvl="2" w:tplc="04090005" w:tentative="1">
+      <w:start w:val="1"/>
+      <w:numFmt w:val="bullet"/>
+      <w:lvlText w:val=""/>
+      <w:lvlJc w:val="left"/>
+      <w:pPr>
+        <w:ind w:left="2160" w:hanging="360"/>
+      </w:pPr>
+      <w:rPr>
+        <w:rFonts w:ascii="Wingdings" w:hAnsi="Wingdings" w:hint="default"/>
+      </w:rPr>
+    </w:lvl>
+    <w:lvl w:ilvl="3" w:tplc="04090001" w:tentative="1">
+      <w:start w:val="1"/>
+      <w:numFmt w:val="bullet"/>
+      <w:lvlText w:val=""/>
+      <w:lvlJc w:val="left"/>
+      <w:pPr>
+        <w:ind w:left="2880" w:hanging="360"/>
+      </w:pPr>
+      <w:rPr>
+        <w:rFonts w:ascii="Symbol" w:hAnsi="Symbol" w:hint="default"/>
+      </w:rPr>
+    </w:lvl>
+    <w:lvl w:ilvl="4" w:tplc="04090003" w:tentative="1">
+      <w:start w:val="1"/>
+      <w:numFmt w:val="bullet"/>
+      <w:lvlText w:val="o"/>
+      <w:lvlJc w:val="left"/>
+      <w:pPr>
+        <w:ind w:left="3600" w:hanging="360"/>
+      </w:pPr>
+      <w:rPr>
+        <w:rFonts w:ascii="Courier New" w:hAnsi="Courier New" w:cs="Courier New" w:hint="default"/>
+      </w:rPr>
+    </w:lvl>
+    <w:lvl w:ilvl="5" w:tplc="04090005" w:tentative="1">
+      <w:start w:val="1"/>
+      <w:numFmt w:val="bullet"/>
+      <w:lvlText w:val=""/>
+      <w:lvlJc w:val="left"/>
+      <w:pPr>
+        <w:ind w:left="4320" w:hanging="360"/>
+      </w:pPr>
+      <w:rPr>
+        <w:rFonts w:ascii="Wingdings" w:hAnsi="Wingdings" w:hint="default"/>
+      </w:rPr>
+    </w:lvl>
+    <w:lvl w:ilvl="6" w:tplc="04090001" w:tentative="1">
+      <w:start w:val="1"/>
+      <w:numFmt w:val="bullet"/>
+      <w:lvlText w:val=""/>
+      <w:lvlJc w:val="left"/>
+      <w:pPr>
+        <w:ind w:left="5040" w:hanging="360"/>
+      </w:pPr>
+      <w:rPr>
+        <w:rFonts w:ascii="Symbol" w:hAnsi="Symbol" w:hint="default"/>
+      </w:rPr>
+    </w:lvl>
+    <w:lvl w:ilvl="7" w:tplc="04090003" w:tentative="1">
+      <w:start w:val="1"/>
+      <w:numFmt w:val="bullet"/>
+      <w:lvlText w:val="o"/>
+      <w:lvlJc w:val="left"/>
+      <w:pPr>
+        <w:ind w:left="5760" w:hanging="360"/>
+      </w:pPr>
+      <w:rPr>
+        <w:rFonts w:ascii="Courier New" w:hAnsi="Courier New" w:cs="Courier New" w:hint="default"/>
+      </w:rPr>
+    </w:lvl>
+    <w:lvl w:ilvl="8" w:tplc="04090005" w:tentative="1">
+      <w:start w:val="1"/>
+      <w:numFmt w:val="bullet"/>
+      <w:lvlText w:val=""/>
+      <w:lvlJc w:val="left"/>
+      <w:pPr>
+        <w:ind w:left="6480" w:hanging="360"/>
+      </w:pPr>
+      <w:rPr>
+        <w:rFonts w:ascii="Wingdings" w:hAnsi="Wingdings" w:hint="default"/>
+      </w:rPr>
+    </w:lvl>
+  </w:abstractNum>
+  <w:abstractNum w:abstractNumId="15" w15:restartNumberingAfterBreak="0">
+    <w:nsid w:val="47D622E0"/>
+    <w:multiLevelType w:val="hybridMultilevel"/>
+    <w:tmpl w:val="80DC00D4"/>
+    <w:lvl w:ilvl="0" w:tplc="0409000F">
+      <w:start w:val="1"/>
+      <w:numFmt w:val="decimal"/>
+      <w:lvlText w:val="%1."/>
+      <w:lvlJc w:val="left"/>
+      <w:pPr>
+        <w:ind w:left="720" w:hanging="360"/>
+      </w:pPr>
+    </w:lvl>
+    <w:lvl w:ilvl="1" w:tplc="04090019" w:tentative="1">
+      <w:start w:val="1"/>
+      <w:numFmt w:val="lowerLetter"/>
+      <w:lvlText w:val="%2."/>
+      <w:lvlJc w:val="left"/>
+      <w:pPr>
+        <w:ind w:left="1440" w:hanging="360"/>
+      </w:pPr>
+    </w:lvl>
+    <w:lvl w:ilvl="2" w:tplc="0409001B" w:tentative="1">
+      <w:start w:val="1"/>
+      <w:numFmt w:val="lowerRoman"/>
+      <w:lvlText w:val="%3."/>
+      <w:lvlJc w:val="right"/>
+      <w:pPr>
+        <w:ind w:left="2160" w:hanging="180"/>
+      </w:pPr>
+    </w:lvl>
+    <w:lvl w:ilvl="3" w:tplc="0409000F" w:tentative="1">
+      <w:start w:val="1"/>
+      <w:numFmt w:val="decimal"/>
+      <w:lvlText w:val="%4."/>
+      <w:lvlJc w:val="left"/>
+      <w:pPr>
+        <w:ind w:left="2880" w:hanging="360"/>
+      </w:pPr>
+    </w:lvl>
+    <w:lvl w:ilvl="4" w:tplc="04090019" w:tentative="1">
+      <w:start w:val="1"/>
+      <w:numFmt w:val="lowerLetter"/>
+      <w:lvlText w:val="%5."/>
+      <w:lvlJc w:val="left"/>
+      <w:pPr>
+        <w:ind w:left="3600" w:hanging="360"/>
+      </w:pPr>
+    </w:lvl>
+    <w:lvl w:ilvl="5" w:tplc="0409001B" w:tentative="1">
+      <w:start w:val="1"/>
+      <w:numFmt w:val="lowerRoman"/>
+      <w:lvlText w:val="%6."/>
+      <w:lvlJc w:val="right"/>
+      <w:pPr>
+        <w:ind w:left="4320" w:hanging="180"/>
+      </w:pPr>
+    </w:lvl>
+    <w:lvl w:ilvl="6" w:tplc="0409000F" w:tentative="1">
+      <w:start w:val="1"/>
+      <w:numFmt w:val="decimal"/>
+      <w:lvlText w:val="%7."/>
+      <w:lvlJc w:val="left"/>
+      <w:pPr>
+        <w:ind w:left="5040" w:hanging="360"/>
+      </w:pPr>
+    </w:lvl>
+    <w:lvl w:ilvl="7" w:tplc="04090019" w:tentative="1">
+      <w:start w:val="1"/>
+      <w:numFmt w:val="lowerLetter"/>
+      <w:lvlText w:val="%8."/>
+      <w:lvlJc w:val="left"/>
+      <w:pPr>
+        <w:ind w:left="5760" w:hanging="360"/>
+      </w:pPr>
+    </w:lvl>
+    <w:lvl w:ilvl="8" w:tplc="0409001B" w:tentative="1">
+      <w:start w:val="1"/>
+      <w:numFmt w:val="lowerRoman"/>
+      <w:lvlText w:val="%9."/>
+      <w:lvlJc w:val="right"/>
+      <w:pPr>
+        <w:ind w:left="6480" w:hanging="180"/>
+      </w:pPr>
+    </w:lvl>
+  </w:abstractNum>
+  <w:abstractNum w:abstractNumId="16" w15:restartNumberingAfterBreak="0">
     <w:nsid w:val="4DA452F7"/>
     <w:multiLevelType w:val="hybridMultilevel"/>
     <w:tmpl w:val="B5C4D1D0"/>
@@ -1363,20 +6192,585 @@
       </w:pPr>
     </w:lvl>
   </w:abstractNum>
+  <w:abstractNum w:abstractNumId="17" w15:restartNumberingAfterBreak="0">
+    <w:nsid w:val="4E542F58"/>
+    <w:multiLevelType w:val="hybridMultilevel"/>
+    <w:tmpl w:val="7DD283C2"/>
+    <w:lvl w:ilvl="0" w:tplc="0409000F">
+      <w:start w:val="1"/>
+      <w:numFmt w:val="decimal"/>
+      <w:lvlText w:val="%1."/>
+      <w:lvlJc w:val="left"/>
+      <w:pPr>
+        <w:ind w:left="720" w:hanging="360"/>
+      </w:pPr>
+      <w:rPr>
+        <w:rFonts w:hint="default"/>
+      </w:rPr>
+    </w:lvl>
+    <w:lvl w:ilvl="1" w:tplc="04090003">
+      <w:start w:val="1"/>
+      <w:numFmt w:val="bullet"/>
+      <w:lvlText w:val="o"/>
+      <w:lvlJc w:val="left"/>
+      <w:pPr>
+        <w:ind w:left="1440" w:hanging="360"/>
+      </w:pPr>
+      <w:rPr>
+        <w:rFonts w:ascii="Courier New" w:hAnsi="Courier New" w:cs="Courier New" w:hint="default"/>
+      </w:rPr>
+    </w:lvl>
+    <w:lvl w:ilvl="2" w:tplc="04090005" w:tentative="1">
+      <w:start w:val="1"/>
+      <w:numFmt w:val="bullet"/>
+      <w:lvlText w:val=""/>
+      <w:lvlJc w:val="left"/>
+      <w:pPr>
+        <w:ind w:left="2160" w:hanging="360"/>
+      </w:pPr>
+      <w:rPr>
+        <w:rFonts w:ascii="Wingdings" w:hAnsi="Wingdings" w:hint="default"/>
+      </w:rPr>
+    </w:lvl>
+    <w:lvl w:ilvl="3" w:tplc="04090001" w:tentative="1">
+      <w:start w:val="1"/>
+      <w:numFmt w:val="bullet"/>
+      <w:lvlText w:val=""/>
+      <w:lvlJc w:val="left"/>
+      <w:pPr>
+        <w:ind w:left="2880" w:hanging="360"/>
+      </w:pPr>
+      <w:rPr>
+        <w:rFonts w:ascii="Symbol" w:hAnsi="Symbol" w:hint="default"/>
+      </w:rPr>
+    </w:lvl>
+    <w:lvl w:ilvl="4" w:tplc="04090003" w:tentative="1">
+      <w:start w:val="1"/>
+      <w:numFmt w:val="bullet"/>
+      <w:lvlText w:val="o"/>
+      <w:lvlJc w:val="left"/>
+      <w:pPr>
+        <w:ind w:left="3600" w:hanging="360"/>
+      </w:pPr>
+      <w:rPr>
+        <w:rFonts w:ascii="Courier New" w:hAnsi="Courier New" w:cs="Courier New" w:hint="default"/>
+      </w:rPr>
+    </w:lvl>
+    <w:lvl w:ilvl="5" w:tplc="04090005" w:tentative="1">
+      <w:start w:val="1"/>
+      <w:numFmt w:val="bullet"/>
+      <w:lvlText w:val=""/>
+      <w:lvlJc w:val="left"/>
+      <w:pPr>
+        <w:ind w:left="4320" w:hanging="360"/>
+      </w:pPr>
+      <w:rPr>
+        <w:rFonts w:ascii="Wingdings" w:hAnsi="Wingdings" w:hint="default"/>
+      </w:rPr>
+    </w:lvl>
+    <w:lvl w:ilvl="6" w:tplc="04090001" w:tentative="1">
+      <w:start w:val="1"/>
+      <w:numFmt w:val="bullet"/>
+      <w:lvlText w:val=""/>
+      <w:lvlJc w:val="left"/>
+      <w:pPr>
+        <w:ind w:left="5040" w:hanging="360"/>
+      </w:pPr>
+      <w:rPr>
+        <w:rFonts w:ascii="Symbol" w:hAnsi="Symbol" w:hint="default"/>
+      </w:rPr>
+    </w:lvl>
+    <w:lvl w:ilvl="7" w:tplc="04090003" w:tentative="1">
+      <w:start w:val="1"/>
+      <w:numFmt w:val="bullet"/>
+      <w:lvlText w:val="o"/>
+      <w:lvlJc w:val="left"/>
+      <w:pPr>
+        <w:ind w:left="5760" w:hanging="360"/>
+      </w:pPr>
+      <w:rPr>
+        <w:rFonts w:ascii="Courier New" w:hAnsi="Courier New" w:cs="Courier New" w:hint="default"/>
+      </w:rPr>
+    </w:lvl>
+    <w:lvl w:ilvl="8" w:tplc="04090005" w:tentative="1">
+      <w:start w:val="1"/>
+      <w:numFmt w:val="bullet"/>
+      <w:lvlText w:val=""/>
+      <w:lvlJc w:val="left"/>
+      <w:pPr>
+        <w:ind w:left="6480" w:hanging="360"/>
+      </w:pPr>
+      <w:rPr>
+        <w:rFonts w:ascii="Wingdings" w:hAnsi="Wingdings" w:hint="default"/>
+      </w:rPr>
+    </w:lvl>
+  </w:abstractNum>
+  <w:abstractNum w:abstractNumId="18" w15:restartNumberingAfterBreak="0">
+    <w:nsid w:val="53E65686"/>
+    <w:multiLevelType w:val="hybridMultilevel"/>
+    <w:tmpl w:val="469E9C20"/>
+    <w:lvl w:ilvl="0" w:tplc="0409000F">
+      <w:start w:val="1"/>
+      <w:numFmt w:val="decimal"/>
+      <w:lvlText w:val="%1."/>
+      <w:lvlJc w:val="left"/>
+      <w:pPr>
+        <w:ind w:left="720" w:hanging="360"/>
+      </w:pPr>
+    </w:lvl>
+    <w:lvl w:ilvl="1" w:tplc="04090019" w:tentative="1">
+      <w:start w:val="1"/>
+      <w:numFmt w:val="lowerLetter"/>
+      <w:lvlText w:val="%2."/>
+      <w:lvlJc w:val="left"/>
+      <w:pPr>
+        <w:ind w:left="1440" w:hanging="360"/>
+      </w:pPr>
+    </w:lvl>
+    <w:lvl w:ilvl="2" w:tplc="0409001B" w:tentative="1">
+      <w:start w:val="1"/>
+      <w:numFmt w:val="lowerRoman"/>
+      <w:lvlText w:val="%3."/>
+      <w:lvlJc w:val="right"/>
+      <w:pPr>
+        <w:ind w:left="2160" w:hanging="180"/>
+      </w:pPr>
+    </w:lvl>
+    <w:lvl w:ilvl="3" w:tplc="0409000F" w:tentative="1">
+      <w:start w:val="1"/>
+      <w:numFmt w:val="decimal"/>
+      <w:lvlText w:val="%4."/>
+      <w:lvlJc w:val="left"/>
+      <w:pPr>
+        <w:ind w:left="2880" w:hanging="360"/>
+      </w:pPr>
+    </w:lvl>
+    <w:lvl w:ilvl="4" w:tplc="04090019" w:tentative="1">
+      <w:start w:val="1"/>
+      <w:numFmt w:val="lowerLetter"/>
+      <w:lvlText w:val="%5."/>
+      <w:lvlJc w:val="left"/>
+      <w:pPr>
+        <w:ind w:left="3600" w:hanging="360"/>
+      </w:pPr>
+    </w:lvl>
+    <w:lvl w:ilvl="5" w:tplc="0409001B" w:tentative="1">
+      <w:start w:val="1"/>
+      <w:numFmt w:val="lowerRoman"/>
+      <w:lvlText w:val="%6."/>
+      <w:lvlJc w:val="right"/>
+      <w:pPr>
+        <w:ind w:left="4320" w:hanging="180"/>
+      </w:pPr>
+    </w:lvl>
+    <w:lvl w:ilvl="6" w:tplc="0409000F" w:tentative="1">
+      <w:start w:val="1"/>
+      <w:numFmt w:val="decimal"/>
+      <w:lvlText w:val="%7."/>
+      <w:lvlJc w:val="left"/>
+      <w:pPr>
+        <w:ind w:left="5040" w:hanging="360"/>
+      </w:pPr>
+    </w:lvl>
+    <w:lvl w:ilvl="7" w:tplc="04090019" w:tentative="1">
+      <w:start w:val="1"/>
+      <w:numFmt w:val="lowerLetter"/>
+      <w:lvlText w:val="%8."/>
+      <w:lvlJc w:val="left"/>
+      <w:pPr>
+        <w:ind w:left="5760" w:hanging="360"/>
+      </w:pPr>
+    </w:lvl>
+    <w:lvl w:ilvl="8" w:tplc="0409001B" w:tentative="1">
+      <w:start w:val="1"/>
+      <w:numFmt w:val="lowerRoman"/>
+      <w:lvlText w:val="%9."/>
+      <w:lvlJc w:val="right"/>
+      <w:pPr>
+        <w:ind w:left="6480" w:hanging="180"/>
+      </w:pPr>
+    </w:lvl>
+  </w:abstractNum>
+  <w:abstractNum w:abstractNumId="19" w15:restartNumberingAfterBreak="0">
+    <w:nsid w:val="58F62865"/>
+    <w:multiLevelType w:val="hybridMultilevel"/>
+    <w:tmpl w:val="FAD46450"/>
+    <w:lvl w:ilvl="0" w:tplc="0409000F">
+      <w:start w:val="1"/>
+      <w:numFmt w:val="decimal"/>
+      <w:lvlText w:val="%1."/>
+      <w:lvlJc w:val="left"/>
+      <w:pPr>
+        <w:ind w:left="720" w:hanging="360"/>
+      </w:pPr>
+      <w:rPr>
+        <w:rFonts w:hint="default"/>
+      </w:rPr>
+    </w:lvl>
+    <w:lvl w:ilvl="1" w:tplc="04090003">
+      <w:start w:val="1"/>
+      <w:numFmt w:val="bullet"/>
+      <w:lvlText w:val="o"/>
+      <w:lvlJc w:val="left"/>
+      <w:pPr>
+        <w:ind w:left="1440" w:hanging="360"/>
+      </w:pPr>
+      <w:rPr>
+        <w:rFonts w:ascii="Courier New" w:hAnsi="Courier New" w:cs="Courier New" w:hint="default"/>
+      </w:rPr>
+    </w:lvl>
+    <w:lvl w:ilvl="2" w:tplc="04090005" w:tentative="1">
+      <w:start w:val="1"/>
+      <w:numFmt w:val="bullet"/>
+      <w:lvlText w:val=""/>
+      <w:lvlJc w:val="left"/>
+      <w:pPr>
+        <w:ind w:left="2160" w:hanging="360"/>
+      </w:pPr>
+      <w:rPr>
+        <w:rFonts w:ascii="Wingdings" w:hAnsi="Wingdings" w:hint="default"/>
+      </w:rPr>
+    </w:lvl>
+    <w:lvl w:ilvl="3" w:tplc="04090001" w:tentative="1">
+      <w:start w:val="1"/>
+      <w:numFmt w:val="bullet"/>
+      <w:lvlText w:val=""/>
+      <w:lvlJc w:val="left"/>
+      <w:pPr>
+        <w:ind w:left="2880" w:hanging="360"/>
+      </w:pPr>
+      <w:rPr>
+        <w:rFonts w:ascii="Symbol" w:hAnsi="Symbol" w:hint="default"/>
+      </w:rPr>
+    </w:lvl>
+    <w:lvl w:ilvl="4" w:tplc="04090003" w:tentative="1">
+      <w:start w:val="1"/>
+      <w:numFmt w:val="bullet"/>
+      <w:lvlText w:val="o"/>
+      <w:lvlJc w:val="left"/>
+      <w:pPr>
+        <w:ind w:left="3600" w:hanging="360"/>
+      </w:pPr>
+      <w:rPr>
+        <w:rFonts w:ascii="Courier New" w:hAnsi="Courier New" w:cs="Courier New" w:hint="default"/>
+      </w:rPr>
+    </w:lvl>
+    <w:lvl w:ilvl="5" w:tplc="04090005" w:tentative="1">
+      <w:start w:val="1"/>
+      <w:numFmt w:val="bullet"/>
+      <w:lvlText w:val=""/>
+      <w:lvlJc w:val="left"/>
+      <w:pPr>
+        <w:ind w:left="4320" w:hanging="360"/>
+      </w:pPr>
+      <w:rPr>
+        <w:rFonts w:ascii="Wingdings" w:hAnsi="Wingdings" w:hint="default"/>
+      </w:rPr>
+    </w:lvl>
+    <w:lvl w:ilvl="6" w:tplc="04090001" w:tentative="1">
+      <w:start w:val="1"/>
+      <w:numFmt w:val="bullet"/>
+      <w:lvlText w:val=""/>
+      <w:lvlJc w:val="left"/>
+      <w:pPr>
+        <w:ind w:left="5040" w:hanging="360"/>
+      </w:pPr>
+      <w:rPr>
+        <w:rFonts w:ascii="Symbol" w:hAnsi="Symbol" w:hint="default"/>
+      </w:rPr>
+    </w:lvl>
+    <w:lvl w:ilvl="7" w:tplc="04090003" w:tentative="1">
+      <w:start w:val="1"/>
+      <w:numFmt w:val="bullet"/>
+      <w:lvlText w:val="o"/>
+      <w:lvlJc w:val="left"/>
+      <w:pPr>
+        <w:ind w:left="5760" w:hanging="360"/>
+      </w:pPr>
+      <w:rPr>
+        <w:rFonts w:ascii="Courier New" w:hAnsi="Courier New" w:cs="Courier New" w:hint="default"/>
+      </w:rPr>
+    </w:lvl>
+    <w:lvl w:ilvl="8" w:tplc="04090005" w:tentative="1">
+      <w:start w:val="1"/>
+      <w:numFmt w:val="bullet"/>
+      <w:lvlText w:val=""/>
+      <w:lvlJc w:val="left"/>
+      <w:pPr>
+        <w:ind w:left="6480" w:hanging="360"/>
+      </w:pPr>
+      <w:rPr>
+        <w:rFonts w:ascii="Wingdings" w:hAnsi="Wingdings" w:hint="default"/>
+      </w:rPr>
+    </w:lvl>
+  </w:abstractNum>
+  <w:abstractNum w:abstractNumId="20" w15:restartNumberingAfterBreak="0">
+    <w:nsid w:val="5A2E6B16"/>
+    <w:multiLevelType w:val="hybridMultilevel"/>
+    <w:tmpl w:val="B3C076C0"/>
+    <w:lvl w:ilvl="0" w:tplc="04090001">
+      <w:start w:val="1"/>
+      <w:numFmt w:val="bullet"/>
+      <w:lvlText w:val=""/>
+      <w:lvlJc w:val="left"/>
+      <w:pPr>
+        <w:ind w:left="1080" w:hanging="360"/>
+      </w:pPr>
+      <w:rPr>
+        <w:rFonts w:ascii="Symbol" w:hAnsi="Symbol" w:hint="default"/>
+      </w:rPr>
+    </w:lvl>
+    <w:lvl w:ilvl="1" w:tplc="04090003" w:tentative="1">
+      <w:start w:val="1"/>
+      <w:numFmt w:val="bullet"/>
+      <w:lvlText w:val="o"/>
+      <w:lvlJc w:val="left"/>
+      <w:pPr>
+        <w:ind w:left="1800" w:hanging="360"/>
+      </w:pPr>
+      <w:rPr>
+        <w:rFonts w:ascii="Courier New" w:hAnsi="Courier New" w:cs="Courier New" w:hint="default"/>
+      </w:rPr>
+    </w:lvl>
+    <w:lvl w:ilvl="2" w:tplc="04090005" w:tentative="1">
+      <w:start w:val="1"/>
+      <w:numFmt w:val="bullet"/>
+      <w:lvlText w:val=""/>
+      <w:lvlJc w:val="left"/>
+      <w:pPr>
+        <w:ind w:left="2520" w:hanging="360"/>
+      </w:pPr>
+      <w:rPr>
+        <w:rFonts w:ascii="Wingdings" w:hAnsi="Wingdings" w:hint="default"/>
+      </w:rPr>
+    </w:lvl>
+    <w:lvl w:ilvl="3" w:tplc="04090001" w:tentative="1">
+      <w:start w:val="1"/>
+      <w:numFmt w:val="bullet"/>
+      <w:lvlText w:val=""/>
+      <w:lvlJc w:val="left"/>
+      <w:pPr>
+        <w:ind w:left="3240" w:hanging="360"/>
+      </w:pPr>
+      <w:rPr>
+        <w:rFonts w:ascii="Symbol" w:hAnsi="Symbol" w:hint="default"/>
+      </w:rPr>
+    </w:lvl>
+    <w:lvl w:ilvl="4" w:tplc="04090003" w:tentative="1">
+      <w:start w:val="1"/>
+      <w:numFmt w:val="bullet"/>
+      <w:lvlText w:val="o"/>
+      <w:lvlJc w:val="left"/>
+      <w:pPr>
+        <w:ind w:left="3960" w:hanging="360"/>
+      </w:pPr>
+      <w:rPr>
+        <w:rFonts w:ascii="Courier New" w:hAnsi="Courier New" w:cs="Courier New" w:hint="default"/>
+      </w:rPr>
+    </w:lvl>
+    <w:lvl w:ilvl="5" w:tplc="04090005" w:tentative="1">
+      <w:start w:val="1"/>
+      <w:numFmt w:val="bullet"/>
+      <w:lvlText w:val=""/>
+      <w:lvlJc w:val="left"/>
+      <w:pPr>
+        <w:ind w:left="4680" w:hanging="360"/>
+      </w:pPr>
+      <w:rPr>
+        <w:rFonts w:ascii="Wingdings" w:hAnsi="Wingdings" w:hint="default"/>
+      </w:rPr>
+    </w:lvl>
+    <w:lvl w:ilvl="6" w:tplc="04090001" w:tentative="1">
+      <w:start w:val="1"/>
+      <w:numFmt w:val="bullet"/>
+      <w:lvlText w:val=""/>
+      <w:lvlJc w:val="left"/>
+      <w:pPr>
+        <w:ind w:left="5400" w:hanging="360"/>
+      </w:pPr>
+      <w:rPr>
+        <w:rFonts w:ascii="Symbol" w:hAnsi="Symbol" w:hint="default"/>
+      </w:rPr>
+    </w:lvl>
+    <w:lvl w:ilvl="7" w:tplc="04090003" w:tentative="1">
+      <w:start w:val="1"/>
+      <w:numFmt w:val="bullet"/>
+      <w:lvlText w:val="o"/>
+      <w:lvlJc w:val="left"/>
+      <w:pPr>
+        <w:ind w:left="6120" w:hanging="360"/>
+      </w:pPr>
+      <w:rPr>
+        <w:rFonts w:ascii="Courier New" w:hAnsi="Courier New" w:cs="Courier New" w:hint="default"/>
+      </w:rPr>
+    </w:lvl>
+    <w:lvl w:ilvl="8" w:tplc="04090005" w:tentative="1">
+      <w:start w:val="1"/>
+      <w:numFmt w:val="bullet"/>
+      <w:lvlText w:val=""/>
+      <w:lvlJc w:val="left"/>
+      <w:pPr>
+        <w:ind w:left="6840" w:hanging="360"/>
+      </w:pPr>
+      <w:rPr>
+        <w:rFonts w:ascii="Wingdings" w:hAnsi="Wingdings" w:hint="default"/>
+      </w:rPr>
+    </w:lvl>
+  </w:abstractNum>
+  <w:abstractNum w:abstractNumId="21" w15:restartNumberingAfterBreak="0">
+    <w:nsid w:val="7F3D1BD0"/>
+    <w:multiLevelType w:val="hybridMultilevel"/>
+    <w:tmpl w:val="1EFC2C60"/>
+    <w:lvl w:ilvl="0" w:tplc="0409000F">
+      <w:start w:val="1"/>
+      <w:numFmt w:val="decimal"/>
+      <w:lvlText w:val="%1."/>
+      <w:lvlJc w:val="left"/>
+      <w:pPr>
+        <w:ind w:left="720" w:hanging="360"/>
+      </w:pPr>
+      <w:rPr>
+        <w:rFonts w:hint="default"/>
+      </w:rPr>
+    </w:lvl>
+    <w:lvl w:ilvl="1" w:tplc="04090019" w:tentative="1">
+      <w:start w:val="1"/>
+      <w:numFmt w:val="lowerLetter"/>
+      <w:lvlText w:val="%2."/>
+      <w:lvlJc w:val="left"/>
+      <w:pPr>
+        <w:ind w:left="1440" w:hanging="360"/>
+      </w:pPr>
+    </w:lvl>
+    <w:lvl w:ilvl="2" w:tplc="0409001B" w:tentative="1">
+      <w:start w:val="1"/>
+      <w:numFmt w:val="lowerRoman"/>
+      <w:lvlText w:val="%3."/>
+      <w:lvlJc w:val="right"/>
+      <w:pPr>
+        <w:ind w:left="2160" w:hanging="180"/>
+      </w:pPr>
+    </w:lvl>
+    <w:lvl w:ilvl="3" w:tplc="0409000F" w:tentative="1">
+      <w:start w:val="1"/>
+      <w:numFmt w:val="decimal"/>
+      <w:lvlText w:val="%4."/>
+      <w:lvlJc w:val="left"/>
+      <w:pPr>
+        <w:ind w:left="2880" w:hanging="360"/>
+      </w:pPr>
+    </w:lvl>
+    <w:lvl w:ilvl="4" w:tplc="04090019" w:tentative="1">
+      <w:start w:val="1"/>
+      <w:numFmt w:val="lowerLetter"/>
+      <w:lvlText w:val="%5."/>
+      <w:lvlJc w:val="left"/>
+      <w:pPr>
+        <w:ind w:left="3600" w:hanging="360"/>
+      </w:pPr>
+    </w:lvl>
+    <w:lvl w:ilvl="5" w:tplc="0409001B" w:tentative="1">
+      <w:start w:val="1"/>
+      <w:numFmt w:val="lowerRoman"/>
+      <w:lvlText w:val="%6."/>
+      <w:lvlJc w:val="right"/>
+      <w:pPr>
+        <w:ind w:left="4320" w:hanging="180"/>
+      </w:pPr>
+    </w:lvl>
+    <w:lvl w:ilvl="6" w:tplc="0409000F" w:tentative="1">
+      <w:start w:val="1"/>
+      <w:numFmt w:val="decimal"/>
+      <w:lvlText w:val="%7."/>
+      <w:lvlJc w:val="left"/>
+      <w:pPr>
+        <w:ind w:left="5040" w:hanging="360"/>
+      </w:pPr>
+    </w:lvl>
+    <w:lvl w:ilvl="7" w:tplc="04090019" w:tentative="1">
+      <w:start w:val="1"/>
+      <w:numFmt w:val="lowerLetter"/>
+      <w:lvlText w:val="%8."/>
+      <w:lvlJc w:val="left"/>
+      <w:pPr>
+        <w:ind w:left="5760" w:hanging="360"/>
+      </w:pPr>
+    </w:lvl>
+    <w:lvl w:ilvl="8" w:tplc="0409001B" w:tentative="1">
+      <w:start w:val="1"/>
+      <w:numFmt w:val="lowerRoman"/>
+      <w:lvlText w:val="%9."/>
+      <w:lvlJc w:val="right"/>
+      <w:pPr>
+        <w:ind w:left="6480" w:hanging="180"/>
+      </w:pPr>
+    </w:lvl>
+  </w:abstractNum>
   <w:num w:numId="1">
-    <w:abstractNumId w:val="2"/>
+    <w:abstractNumId w:val="9"/>
   </w:num>
   <w:num w:numId="2">
-    <w:abstractNumId w:val="4"/>
+    <w:abstractNumId w:val="16"/>
   </w:num>
   <w:num w:numId="3">
-    <w:abstractNumId w:val="1"/>
+    <w:abstractNumId w:val="8"/>
   </w:num>
   <w:num w:numId="4">
-    <w:abstractNumId w:val="3"/>
+    <w:abstractNumId w:val="12"/>
   </w:num>
   <w:num w:numId="5">
     <w:abstractNumId w:val="0"/>
+  </w:num>
+  <w:num w:numId="6">
+    <w:abstractNumId w:val="21"/>
+  </w:num>
+  <w:num w:numId="7">
+    <w:abstractNumId w:val="7"/>
+  </w:num>
+  <w:num w:numId="8">
+    <w:abstractNumId w:val="18"/>
+  </w:num>
+  <w:num w:numId="9">
+    <w:abstractNumId w:val="10"/>
+  </w:num>
+  <w:num w:numId="10">
+    <w:abstractNumId w:val="15"/>
+  </w:num>
+  <w:num w:numId="11">
+    <w:abstractNumId w:val="2"/>
+  </w:num>
+  <w:num w:numId="12">
+    <w:abstractNumId w:val="5"/>
+  </w:num>
+  <w:num w:numId="13">
+    <w:abstractNumId w:val="11"/>
+  </w:num>
+  <w:num w:numId="14">
+    <w:abstractNumId w:val="4"/>
+  </w:num>
+  <w:num w:numId="15">
+    <w:abstractNumId w:val="13"/>
+  </w:num>
+  <w:num w:numId="16">
+    <w:abstractNumId w:val="20"/>
+  </w:num>
+  <w:num w:numId="17">
+    <w:abstractNumId w:val="6"/>
+  </w:num>
+  <w:num w:numId="18">
+    <w:abstractNumId w:val="3"/>
+  </w:num>
+  <w:num w:numId="19">
+    <w:abstractNumId w:val="19"/>
+  </w:num>
+  <w:num w:numId="20">
+    <w:abstractNumId w:val="14"/>
+  </w:num>
+  <w:num w:numId="21">
+    <w:abstractNumId w:val="1"/>
+  </w:num>
+  <w:num w:numId="22">
+    <w:abstractNumId w:val="17"/>
   </w:num>
 </w:numbering>
 </file>
@@ -1779,7 +7173,7 @@
   <w:style w:type="paragraph" w:default="1" w:styleId="Normal">
     <w:name w:val="Normal"/>
     <w:qFormat/>
-    <w:rsid w:val="00963B32"/>
+    <w:rsid w:val="002875AE"/>
   </w:style>
   <w:style w:type="paragraph" w:styleId="Heading1">
     <w:name w:val="heading 1"/>
@@ -1788,18 +7182,18 @@
     <w:link w:val="Heading1Char"/>
     <w:uiPriority w:val="9"/>
     <w:qFormat/>
-    <w:rsid w:val="00963B32"/>
+    <w:rsid w:val="002875AE"/>
     <w:pPr>
       <w:keepNext/>
       <w:keepLines/>
-      <w:spacing w:before="400" w:after="40" w:line="240" w:lineRule="auto"/>
+      <w:spacing w:before="320" w:after="0" w:line="240" w:lineRule="auto"/>
       <w:outlineLvl w:val="0"/>
     </w:pPr>
     <w:rPr>
       <w:rFonts w:asciiTheme="majorHAnsi" w:eastAsiaTheme="majorEastAsia" w:hAnsiTheme="majorHAnsi" w:cstheme="majorBidi"/>
-      <w:caps/>
-      <w:sz w:val="36"/>
-      <w:szCs w:val="36"/>
+      <w:color w:val="2F5496" w:themeColor="accent1" w:themeShade="BF"/>
+      <w:sz w:val="30"/>
+      <w:szCs w:val="30"/>
     </w:rPr>
   </w:style>
   <w:style w:type="paragraph" w:styleId="Heading2">
@@ -1810,16 +7204,16 @@
     <w:uiPriority w:val="9"/>
     <w:unhideWhenUsed/>
     <w:qFormat/>
-    <w:rsid w:val="00963B32"/>
+    <w:rsid w:val="002875AE"/>
     <w:pPr>
       <w:keepNext/>
       <w:keepLines/>
-      <w:spacing w:before="120" w:after="0" w:line="240" w:lineRule="auto"/>
+      <w:spacing w:before="40" w:after="0" w:line="240" w:lineRule="auto"/>
       <w:outlineLvl w:val="1"/>
     </w:pPr>
     <w:rPr>
       <w:rFonts w:asciiTheme="majorHAnsi" w:eastAsiaTheme="majorEastAsia" w:hAnsiTheme="majorHAnsi" w:cstheme="majorBidi"/>
-      <w:caps/>
+      <w:color w:val="C45911" w:themeColor="accent2" w:themeShade="BF"/>
       <w:sz w:val="28"/>
       <w:szCs w:val="28"/>
     </w:rPr>
@@ -1832,18 +7226,18 @@
     <w:uiPriority w:val="9"/>
     <w:unhideWhenUsed/>
     <w:qFormat/>
-    <w:rsid w:val="00963B32"/>
+    <w:rsid w:val="002875AE"/>
     <w:pPr>
       <w:keepNext/>
       <w:keepLines/>
-      <w:spacing w:before="120" w:after="0" w:line="240" w:lineRule="auto"/>
+      <w:spacing w:before="40" w:after="0" w:line="240" w:lineRule="auto"/>
       <w:outlineLvl w:val="2"/>
     </w:pPr>
     <w:rPr>
       <w:rFonts w:asciiTheme="majorHAnsi" w:eastAsiaTheme="majorEastAsia" w:hAnsiTheme="majorHAnsi" w:cstheme="majorBidi"/>
-      <w:smallCaps/>
-      <w:sz w:val="28"/>
-      <w:szCs w:val="28"/>
+      <w:color w:val="538135" w:themeColor="accent6" w:themeShade="BF"/>
+      <w:sz w:val="26"/>
+      <w:szCs w:val="26"/>
     </w:rPr>
   </w:style>
   <w:style w:type="paragraph" w:styleId="Heading4">
@@ -1854,16 +7248,20 @@
     <w:uiPriority w:val="9"/>
     <w:unhideWhenUsed/>
     <w:qFormat/>
-    <w:rsid w:val="00963B32"/>
+    <w:rsid w:val="002875AE"/>
     <w:pPr>
       <w:keepNext/>
       <w:keepLines/>
-      <w:spacing w:before="120" w:after="0"/>
+      <w:spacing w:before="40" w:after="0"/>
       <w:outlineLvl w:val="3"/>
     </w:pPr>
     <w:rPr>
       <w:rFonts w:asciiTheme="majorHAnsi" w:eastAsiaTheme="majorEastAsia" w:hAnsiTheme="majorHAnsi" w:cstheme="majorBidi"/>
-      <w:caps/>
+      <w:i/>
+      <w:iCs/>
+      <w:color w:val="2E74B5" w:themeColor="accent5" w:themeShade="BF"/>
+      <w:sz w:val="25"/>
+      <w:szCs w:val="25"/>
     </w:rPr>
   </w:style>
   <w:style w:type="paragraph" w:styleId="Heading5">
@@ -1875,18 +7273,20 @@
     <w:semiHidden/>
     <w:unhideWhenUsed/>
     <w:qFormat/>
-    <w:rsid w:val="00963B32"/>
+    <w:rsid w:val="002875AE"/>
     <w:pPr>
       <w:keepNext/>
       <w:keepLines/>
-      <w:spacing w:before="120" w:after="0"/>
+      <w:spacing w:before="40" w:after="0"/>
       <w:outlineLvl w:val="4"/>
     </w:pPr>
     <w:rPr>
       <w:rFonts w:asciiTheme="majorHAnsi" w:eastAsiaTheme="majorEastAsia" w:hAnsiTheme="majorHAnsi" w:cstheme="majorBidi"/>
       <w:i/>
       <w:iCs/>
-      <w:caps/>
+      <w:color w:val="833C0B" w:themeColor="accent2" w:themeShade="80"/>
+      <w:sz w:val="24"/>
+      <w:szCs w:val="24"/>
     </w:rPr>
   </w:style>
   <w:style w:type="paragraph" w:styleId="Heading6">
@@ -1898,21 +7298,20 @@
     <w:semiHidden/>
     <w:unhideWhenUsed/>
     <w:qFormat/>
-    <w:rsid w:val="00963B32"/>
+    <w:rsid w:val="002875AE"/>
     <w:pPr>
       <w:keepNext/>
       <w:keepLines/>
-      <w:spacing w:before="120" w:after="0"/>
+      <w:spacing w:before="40" w:after="0"/>
       <w:outlineLvl w:val="5"/>
     </w:pPr>
     <w:rPr>
       <w:rFonts w:asciiTheme="majorHAnsi" w:eastAsiaTheme="majorEastAsia" w:hAnsiTheme="majorHAnsi" w:cstheme="majorBidi"/>
-      <w:b/>
-      <w:bCs/>
-      <w:caps/>
-      <w:color w:val="262626" w:themeColor="text1" w:themeTint="D9"/>
-      <w:sz w:val="20"/>
-      <w:szCs w:val="20"/>
+      <w:i/>
+      <w:iCs/>
+      <w:color w:val="385623" w:themeColor="accent6" w:themeShade="80"/>
+      <w:sz w:val="23"/>
+      <w:szCs w:val="23"/>
     </w:rPr>
   </w:style>
   <w:style w:type="paragraph" w:styleId="Heading7">
@@ -1924,23 +7323,16 @@
     <w:semiHidden/>
     <w:unhideWhenUsed/>
     <w:qFormat/>
-    <w:rsid w:val="00963B32"/>
+    <w:rsid w:val="002875AE"/>
     <w:pPr>
       <w:keepNext/>
       <w:keepLines/>
-      <w:spacing w:before="120" w:after="0"/>
+      <w:spacing w:before="40" w:after="0"/>
       <w:outlineLvl w:val="6"/>
     </w:pPr>
     <w:rPr>
       <w:rFonts w:asciiTheme="majorHAnsi" w:eastAsiaTheme="majorEastAsia" w:hAnsiTheme="majorHAnsi" w:cstheme="majorBidi"/>
-      <w:b/>
-      <w:bCs/>
-      <w:i/>
-      <w:iCs/>
-      <w:caps/>
-      <w:color w:val="262626" w:themeColor="text1" w:themeTint="D9"/>
-      <w:sz w:val="20"/>
-      <w:szCs w:val="20"/>
+      <w:color w:val="1F3864" w:themeColor="accent1" w:themeShade="80"/>
     </w:rPr>
   </w:style>
   <w:style w:type="paragraph" w:styleId="Heading8">
@@ -1952,21 +7344,18 @@
     <w:semiHidden/>
     <w:unhideWhenUsed/>
     <w:qFormat/>
-    <w:rsid w:val="00963B32"/>
+    <w:rsid w:val="002875AE"/>
     <w:pPr>
       <w:keepNext/>
       <w:keepLines/>
-      <w:spacing w:before="120" w:after="0"/>
+      <w:spacing w:before="40" w:after="0"/>
       <w:outlineLvl w:val="7"/>
     </w:pPr>
     <w:rPr>
       <w:rFonts w:asciiTheme="majorHAnsi" w:eastAsiaTheme="majorEastAsia" w:hAnsiTheme="majorHAnsi" w:cstheme="majorBidi"/>
-      <w:b/>
-      <w:bCs/>
-      <w:caps/>
-      <w:color w:val="7F7F7F" w:themeColor="text1" w:themeTint="80"/>
-      <w:sz w:val="20"/>
-      <w:szCs w:val="20"/>
+      <w:color w:val="833C0B" w:themeColor="accent2" w:themeShade="80"/>
+      <w:sz w:val="21"/>
+      <w:szCs w:val="21"/>
     </w:rPr>
   </w:style>
   <w:style w:type="paragraph" w:styleId="Heading9">
@@ -1978,23 +7367,16 @@
     <w:semiHidden/>
     <w:unhideWhenUsed/>
     <w:qFormat/>
-    <w:rsid w:val="00963B32"/>
+    <w:rsid w:val="002875AE"/>
     <w:pPr>
       <w:keepNext/>
       <w:keepLines/>
-      <w:spacing w:before="120" w:after="0"/>
+      <w:spacing w:before="40" w:after="0"/>
       <w:outlineLvl w:val="8"/>
     </w:pPr>
     <w:rPr>
       <w:rFonts w:asciiTheme="majorHAnsi" w:eastAsiaTheme="majorEastAsia" w:hAnsiTheme="majorHAnsi" w:cstheme="majorBidi"/>
-      <w:b/>
-      <w:bCs/>
-      <w:i/>
-      <w:iCs/>
-      <w:caps/>
-      <w:color w:val="7F7F7F" w:themeColor="text1" w:themeTint="80"/>
-      <w:sz w:val="20"/>
-      <w:szCs w:val="20"/>
+      <w:color w:val="385623" w:themeColor="accent6" w:themeShade="80"/>
     </w:rPr>
   </w:style>
   <w:style w:type="character" w:default="1" w:styleId="DefaultParagraphFont">
@@ -2064,12 +7446,12 @@
     <w:basedOn w:val="DefaultParagraphFont"/>
     <w:link w:val="Heading1"/>
     <w:uiPriority w:val="9"/>
-    <w:rsid w:val="00963B32"/>
+    <w:rsid w:val="002875AE"/>
     <w:rPr>
       <w:rFonts w:asciiTheme="majorHAnsi" w:eastAsiaTheme="majorEastAsia" w:hAnsiTheme="majorHAnsi" w:cstheme="majorBidi"/>
-      <w:caps/>
-      <w:sz w:val="36"/>
-      <w:szCs w:val="36"/>
+      <w:color w:val="2F5496" w:themeColor="accent1" w:themeShade="BF"/>
+      <w:sz w:val="30"/>
+      <w:szCs w:val="30"/>
     </w:rPr>
   </w:style>
   <w:style w:type="paragraph" w:styleId="TOCHeading">
@@ -2079,7 +7461,7 @@
     <w:uiPriority w:val="39"/>
     <w:unhideWhenUsed/>
     <w:qFormat/>
-    <w:rsid w:val="00963B32"/>
+    <w:rsid w:val="002875AE"/>
     <w:pPr>
       <w:outlineLvl w:val="9"/>
     </w:pPr>
@@ -2089,10 +7471,10 @@
     <w:basedOn w:val="DefaultParagraphFont"/>
     <w:link w:val="Heading2"/>
     <w:uiPriority w:val="9"/>
-    <w:rsid w:val="00963B32"/>
+    <w:rsid w:val="002875AE"/>
     <w:rPr>
       <w:rFonts w:asciiTheme="majorHAnsi" w:eastAsiaTheme="majorEastAsia" w:hAnsiTheme="majorHAnsi" w:cstheme="majorBidi"/>
-      <w:caps/>
+      <w:color w:val="C45911" w:themeColor="accent2" w:themeShade="BF"/>
       <w:sz w:val="28"/>
       <w:szCs w:val="28"/>
     </w:rPr>
@@ -2102,12 +7484,12 @@
     <w:basedOn w:val="DefaultParagraphFont"/>
     <w:link w:val="Heading3"/>
     <w:uiPriority w:val="9"/>
-    <w:rsid w:val="00963B32"/>
+    <w:rsid w:val="002875AE"/>
     <w:rPr>
       <w:rFonts w:asciiTheme="majorHAnsi" w:eastAsiaTheme="majorEastAsia" w:hAnsiTheme="majorHAnsi" w:cstheme="majorBidi"/>
-      <w:smallCaps/>
-      <w:sz w:val="28"/>
-      <w:szCs w:val="28"/>
+      <w:color w:val="538135" w:themeColor="accent6" w:themeShade="BF"/>
+      <w:sz w:val="26"/>
+      <w:szCs w:val="26"/>
     </w:rPr>
   </w:style>
   <w:style w:type="paragraph" w:styleId="TOC1">
@@ -2142,18 +7524,17 @@
     <w:link w:val="TitleChar"/>
     <w:uiPriority w:val="10"/>
     <w:qFormat/>
-    <w:rsid w:val="00963B32"/>
+    <w:rsid w:val="002875AE"/>
     <w:pPr>
       <w:spacing w:after="0" w:line="240" w:lineRule="auto"/>
       <w:contextualSpacing/>
     </w:pPr>
     <w:rPr>
       <w:rFonts w:asciiTheme="majorHAnsi" w:eastAsiaTheme="majorEastAsia" w:hAnsiTheme="majorHAnsi" w:cstheme="majorBidi"/>
-      <w:caps/>
-      <w:color w:val="404040" w:themeColor="text1" w:themeTint="BF"/>
+      <w:color w:val="2F5496" w:themeColor="accent1" w:themeShade="BF"/>
       <w:spacing w:val="-10"/>
-      <w:sz w:val="72"/>
-      <w:szCs w:val="72"/>
+      <w:sz w:val="52"/>
+      <w:szCs w:val="52"/>
     </w:rPr>
   </w:style>
   <w:style w:type="character" w:customStyle="1" w:styleId="TitleChar">
@@ -2161,14 +7542,13 @@
     <w:basedOn w:val="DefaultParagraphFont"/>
     <w:link w:val="Title"/>
     <w:uiPriority w:val="10"/>
-    <w:rsid w:val="00963B32"/>
+    <w:rsid w:val="002875AE"/>
     <w:rPr>
       <w:rFonts w:asciiTheme="majorHAnsi" w:eastAsiaTheme="majorEastAsia" w:hAnsiTheme="majorHAnsi" w:cstheme="majorBidi"/>
-      <w:caps/>
-      <w:color w:val="404040" w:themeColor="text1" w:themeTint="BF"/>
+      <w:color w:val="2F5496" w:themeColor="accent1" w:themeShade="BF"/>
       <w:spacing w:val="-10"/>
-      <w:sz w:val="72"/>
-      <w:szCs w:val="72"/>
+      <w:sz w:val="52"/>
+      <w:szCs w:val="52"/>
     </w:rPr>
   </w:style>
   <w:style w:type="paragraph" w:styleId="Header">
@@ -2220,10 +7600,14 @@
     <w:basedOn w:val="DefaultParagraphFont"/>
     <w:link w:val="Heading4"/>
     <w:uiPriority w:val="9"/>
-    <w:rsid w:val="00963B32"/>
+    <w:rsid w:val="002875AE"/>
     <w:rPr>
       <w:rFonts w:asciiTheme="majorHAnsi" w:eastAsiaTheme="majorEastAsia" w:hAnsiTheme="majorHAnsi" w:cstheme="majorBidi"/>
-      <w:caps/>
+      <w:i/>
+      <w:iCs/>
+      <w:color w:val="2E74B5" w:themeColor="accent5" w:themeShade="BF"/>
+      <w:sz w:val="25"/>
+      <w:szCs w:val="25"/>
     </w:rPr>
   </w:style>
   <w:style w:type="character" w:customStyle="1" w:styleId="Heading5Char">
@@ -2232,12 +7616,14 @@
     <w:link w:val="Heading5"/>
     <w:uiPriority w:val="9"/>
     <w:semiHidden/>
-    <w:rsid w:val="00963B32"/>
+    <w:rsid w:val="002875AE"/>
     <w:rPr>
       <w:rFonts w:asciiTheme="majorHAnsi" w:eastAsiaTheme="majorEastAsia" w:hAnsiTheme="majorHAnsi" w:cstheme="majorBidi"/>
       <w:i/>
       <w:iCs/>
-      <w:caps/>
+      <w:color w:val="833C0B" w:themeColor="accent2" w:themeShade="80"/>
+      <w:sz w:val="24"/>
+      <w:szCs w:val="24"/>
     </w:rPr>
   </w:style>
   <w:style w:type="character" w:customStyle="1" w:styleId="Heading6Char">
@@ -2246,15 +7632,14 @@
     <w:link w:val="Heading6"/>
     <w:uiPriority w:val="9"/>
     <w:semiHidden/>
-    <w:rsid w:val="00963B32"/>
+    <w:rsid w:val="002875AE"/>
     <w:rPr>
       <w:rFonts w:asciiTheme="majorHAnsi" w:eastAsiaTheme="majorEastAsia" w:hAnsiTheme="majorHAnsi" w:cstheme="majorBidi"/>
-      <w:b/>
-      <w:bCs/>
-      <w:caps/>
-      <w:color w:val="262626" w:themeColor="text1" w:themeTint="D9"/>
-      <w:sz w:val="20"/>
-      <w:szCs w:val="20"/>
+      <w:i/>
+      <w:iCs/>
+      <w:color w:val="385623" w:themeColor="accent6" w:themeShade="80"/>
+      <w:sz w:val="23"/>
+      <w:szCs w:val="23"/>
     </w:rPr>
   </w:style>
   <w:style w:type="character" w:customStyle="1" w:styleId="Heading7Char">
@@ -2263,17 +7648,10 @@
     <w:link w:val="Heading7"/>
     <w:uiPriority w:val="9"/>
     <w:semiHidden/>
-    <w:rsid w:val="00963B32"/>
+    <w:rsid w:val="002875AE"/>
     <w:rPr>
       <w:rFonts w:asciiTheme="majorHAnsi" w:eastAsiaTheme="majorEastAsia" w:hAnsiTheme="majorHAnsi" w:cstheme="majorBidi"/>
-      <w:b/>
-      <w:bCs/>
-      <w:i/>
-      <w:iCs/>
-      <w:caps/>
-      <w:color w:val="262626" w:themeColor="text1" w:themeTint="D9"/>
-      <w:sz w:val="20"/>
-      <w:szCs w:val="20"/>
+      <w:color w:val="1F3864" w:themeColor="accent1" w:themeShade="80"/>
     </w:rPr>
   </w:style>
   <w:style w:type="character" w:customStyle="1" w:styleId="Heading8Char">
@@ -2282,15 +7660,12 @@
     <w:link w:val="Heading8"/>
     <w:uiPriority w:val="9"/>
     <w:semiHidden/>
-    <w:rsid w:val="00963B32"/>
+    <w:rsid w:val="002875AE"/>
     <w:rPr>
       <w:rFonts w:asciiTheme="majorHAnsi" w:eastAsiaTheme="majorEastAsia" w:hAnsiTheme="majorHAnsi" w:cstheme="majorBidi"/>
-      <w:b/>
-      <w:bCs/>
-      <w:caps/>
-      <w:color w:val="7F7F7F" w:themeColor="text1" w:themeTint="80"/>
-      <w:sz w:val="20"/>
-      <w:szCs w:val="20"/>
+      <w:color w:val="833C0B" w:themeColor="accent2" w:themeShade="80"/>
+      <w:sz w:val="21"/>
+      <w:szCs w:val="21"/>
     </w:rPr>
   </w:style>
   <w:style w:type="character" w:customStyle="1" w:styleId="Heading9Char">
@@ -2299,17 +7674,10 @@
     <w:link w:val="Heading9"/>
     <w:uiPriority w:val="9"/>
     <w:semiHidden/>
-    <w:rsid w:val="00963B32"/>
+    <w:rsid w:val="002875AE"/>
     <w:rPr>
       <w:rFonts w:asciiTheme="majorHAnsi" w:eastAsiaTheme="majorEastAsia" w:hAnsiTheme="majorHAnsi" w:cstheme="majorBidi"/>
-      <w:b/>
-      <w:bCs/>
-      <w:i/>
-      <w:iCs/>
-      <w:caps/>
-      <w:color w:val="7F7F7F" w:themeColor="text1" w:themeTint="80"/>
-      <w:sz w:val="20"/>
-      <w:szCs w:val="20"/>
+      <w:color w:val="385623" w:themeColor="accent6" w:themeShade="80"/>
     </w:rPr>
   </w:style>
   <w:style w:type="paragraph" w:styleId="Caption">
@@ -2320,7 +7688,7 @@
     <w:semiHidden/>
     <w:unhideWhenUsed/>
     <w:qFormat/>
-    <w:rsid w:val="00963B32"/>
+    <w:rsid w:val="002875AE"/>
     <w:pPr>
       <w:spacing w:line="240" w:lineRule="auto"/>
     </w:pPr>
@@ -2328,7 +7696,8 @@
       <w:b/>
       <w:bCs/>
       <w:smallCaps/>
-      <w:color w:val="595959" w:themeColor="text1" w:themeTint="A6"/>
+      <w:color w:val="4472C4" w:themeColor="accent1"/>
+      <w:spacing w:val="6"/>
     </w:rPr>
   </w:style>
   <w:style w:type="paragraph" w:styleId="Subtitle">
@@ -2338,18 +7707,15 @@
     <w:link w:val="SubtitleChar"/>
     <w:uiPriority w:val="11"/>
     <w:qFormat/>
-    <w:rsid w:val="00963B32"/>
+    <w:rsid w:val="002875AE"/>
     <w:pPr>
       <w:numPr>
         <w:ilvl w:val="1"/>
       </w:numPr>
+      <w:spacing w:line="240" w:lineRule="auto"/>
     </w:pPr>
     <w:rPr>
       <w:rFonts w:asciiTheme="majorHAnsi" w:eastAsiaTheme="majorEastAsia" w:hAnsiTheme="majorHAnsi" w:cstheme="majorBidi"/>
-      <w:smallCaps/>
-      <w:color w:val="595959" w:themeColor="text1" w:themeTint="A6"/>
-      <w:sz w:val="28"/>
-      <w:szCs w:val="28"/>
     </w:rPr>
   </w:style>
   <w:style w:type="character" w:customStyle="1" w:styleId="SubtitleChar">
@@ -2357,13 +7723,9 @@
     <w:basedOn w:val="DefaultParagraphFont"/>
     <w:link w:val="Subtitle"/>
     <w:uiPriority w:val="11"/>
-    <w:rsid w:val="00963B32"/>
+    <w:rsid w:val="002875AE"/>
     <w:rPr>
       <w:rFonts w:asciiTheme="majorHAnsi" w:eastAsiaTheme="majorEastAsia" w:hAnsiTheme="majorHAnsi" w:cstheme="majorBidi"/>
-      <w:smallCaps/>
-      <w:color w:val="595959" w:themeColor="text1" w:themeTint="A6"/>
-      <w:sz w:val="28"/>
-      <w:szCs w:val="28"/>
     </w:rPr>
   </w:style>
   <w:style w:type="character" w:styleId="Strong">
@@ -2371,7 +7733,7 @@
     <w:basedOn w:val="DefaultParagraphFont"/>
     <w:uiPriority w:val="22"/>
     <w:qFormat/>
-    <w:rsid w:val="00963B32"/>
+    <w:rsid w:val="002875AE"/>
     <w:rPr>
       <w:b/>
       <w:bCs/>
@@ -2382,7 +7744,7 @@
     <w:basedOn w:val="DefaultParagraphFont"/>
     <w:uiPriority w:val="20"/>
     <w:qFormat/>
-    <w:rsid w:val="00963B32"/>
+    <w:rsid w:val="002875AE"/>
     <w:rPr>
       <w:i/>
       <w:iCs/>
@@ -2392,7 +7754,7 @@
     <w:name w:val="No Spacing"/>
     <w:uiPriority w:val="1"/>
     <w:qFormat/>
-    <w:rsid w:val="00963B32"/>
+    <w:rsid w:val="002875AE"/>
     <w:pPr>
       <w:spacing w:after="0" w:line="240" w:lineRule="auto"/>
     </w:pPr>
@@ -2404,15 +7766,15 @@
     <w:link w:val="QuoteChar"/>
     <w:uiPriority w:val="29"/>
     <w:qFormat/>
-    <w:rsid w:val="00963B32"/>
+    <w:rsid w:val="002875AE"/>
     <w:pPr>
-      <w:spacing w:before="160" w:line="240" w:lineRule="auto"/>
+      <w:spacing w:before="120"/>
       <w:ind w:left="720" w:right="720"/>
+      <w:jc w:val="center"/>
     </w:pPr>
     <w:rPr>
-      <w:rFonts w:asciiTheme="majorHAnsi" w:eastAsiaTheme="majorEastAsia" w:hAnsiTheme="majorHAnsi" w:cstheme="majorBidi"/>
-      <w:sz w:val="25"/>
-      <w:szCs w:val="25"/>
+      <w:i/>
+      <w:iCs/>
     </w:rPr>
   </w:style>
   <w:style w:type="character" w:customStyle="1" w:styleId="QuoteChar">
@@ -2420,11 +7782,10 @@
     <w:basedOn w:val="DefaultParagraphFont"/>
     <w:link w:val="Quote"/>
     <w:uiPriority w:val="29"/>
-    <w:rsid w:val="00963B32"/>
+    <w:rsid w:val="002875AE"/>
     <w:rPr>
-      <w:rFonts w:asciiTheme="majorHAnsi" w:eastAsiaTheme="majorEastAsia" w:hAnsiTheme="majorHAnsi" w:cstheme="majorBidi"/>
-      <w:sz w:val="25"/>
-      <w:szCs w:val="25"/>
+      <w:i/>
+      <w:iCs/>
     </w:rPr>
   </w:style>
   <w:style w:type="paragraph" w:styleId="IntenseQuote">
@@ -2434,16 +7795,17 @@
     <w:link w:val="IntenseQuoteChar"/>
     <w:uiPriority w:val="30"/>
     <w:qFormat/>
-    <w:rsid w:val="00963B32"/>
+    <w:rsid w:val="002875AE"/>
     <w:pPr>
-      <w:spacing w:before="280" w:after="280" w:line="240" w:lineRule="auto"/>
-      <w:ind w:left="1080" w:right="1080"/>
+      <w:spacing w:before="120" w:line="300" w:lineRule="auto"/>
+      <w:ind w:left="576" w:right="576"/>
       <w:jc w:val="center"/>
     </w:pPr>
     <w:rPr>
-      <w:color w:val="404040" w:themeColor="text1" w:themeTint="BF"/>
-      <w:sz w:val="32"/>
-      <w:szCs w:val="32"/>
+      <w:rFonts w:asciiTheme="majorHAnsi" w:eastAsiaTheme="majorEastAsia" w:hAnsiTheme="majorHAnsi" w:cstheme="majorBidi"/>
+      <w:color w:val="4472C4" w:themeColor="accent1"/>
+      <w:sz w:val="24"/>
+      <w:szCs w:val="24"/>
     </w:rPr>
   </w:style>
   <w:style w:type="character" w:customStyle="1" w:styleId="IntenseQuoteChar">
@@ -2451,11 +7813,12 @@
     <w:basedOn w:val="DefaultParagraphFont"/>
     <w:link w:val="IntenseQuote"/>
     <w:uiPriority w:val="30"/>
-    <w:rsid w:val="00963B32"/>
+    <w:rsid w:val="002875AE"/>
     <w:rPr>
-      <w:color w:val="404040" w:themeColor="text1" w:themeTint="BF"/>
-      <w:sz w:val="32"/>
-      <w:szCs w:val="32"/>
+      <w:rFonts w:asciiTheme="majorHAnsi" w:eastAsiaTheme="majorEastAsia" w:hAnsiTheme="majorHAnsi" w:cstheme="majorBidi"/>
+      <w:color w:val="4472C4" w:themeColor="accent1"/>
+      <w:sz w:val="24"/>
+      <w:szCs w:val="24"/>
     </w:rPr>
   </w:style>
   <w:style w:type="character" w:styleId="SubtleEmphasis">
@@ -2463,11 +7826,11 @@
     <w:basedOn w:val="DefaultParagraphFont"/>
     <w:uiPriority w:val="19"/>
     <w:qFormat/>
-    <w:rsid w:val="00963B32"/>
+    <w:rsid w:val="002875AE"/>
     <w:rPr>
       <w:i/>
       <w:iCs/>
-      <w:color w:val="595959" w:themeColor="text1" w:themeTint="A6"/>
+      <w:color w:val="404040" w:themeColor="text1" w:themeTint="BF"/>
     </w:rPr>
   </w:style>
   <w:style w:type="character" w:styleId="IntenseEmphasis">
@@ -2475,12 +7838,13 @@
     <w:basedOn w:val="DefaultParagraphFont"/>
     <w:uiPriority w:val="21"/>
     <w:qFormat/>
-    <w:rsid w:val="00963B32"/>
+    <w:rsid w:val="002875AE"/>
     <w:rPr>
-      <w:b/>
-      <w:bCs/>
+      <w:b w:val="0"/>
+      <w:bCs w:val="0"/>
       <w:i/>
       <w:iCs/>
+      <w:color w:val="4472C4" w:themeColor="accent1"/>
     </w:rPr>
   </w:style>
   <w:style w:type="character" w:styleId="SubtleReference">
@@ -2488,7 +7852,7 @@
     <w:basedOn w:val="DefaultParagraphFont"/>
     <w:uiPriority w:val="31"/>
     <w:qFormat/>
-    <w:rsid w:val="00963B32"/>
+    <w:rsid w:val="002875AE"/>
     <w:rPr>
       <w:smallCaps/>
       <w:color w:val="404040" w:themeColor="text1" w:themeTint="BF"/>
@@ -2500,14 +7864,13 @@
     <w:basedOn w:val="DefaultParagraphFont"/>
     <w:uiPriority w:val="32"/>
     <w:qFormat/>
-    <w:rsid w:val="00963B32"/>
+    <w:rsid w:val="002875AE"/>
     <w:rPr>
       <w:b/>
       <w:bCs/>
-      <w:caps w:val="0"/>
       <w:smallCaps/>
-      <w:color w:val="auto"/>
-      <w:spacing w:val="3"/>
+      <w:color w:val="4472C4" w:themeColor="accent1"/>
+      <w:spacing w:val="5"/>
       <w:u w:val="single"/>
     </w:rPr>
   </w:style>
@@ -2516,12 +7879,11 @@
     <w:basedOn w:val="DefaultParagraphFont"/>
     <w:uiPriority w:val="33"/>
     <w:qFormat/>
-    <w:rsid w:val="00963B32"/>
+    <w:rsid w:val="002875AE"/>
     <w:rPr>
       <w:b/>
       <w:bCs/>
       <w:smallCaps/>
-      <w:spacing w:val="7"/>
     </w:rPr>
   </w:style>
   <w:style w:type="paragraph" w:styleId="TOC3">
@@ -2851,7 +8213,7 @@
 </file>
 
 <file path=customXml/itemProps1.xml><?xml version="1.0" encoding="utf-8"?>
-<ds:datastoreItem xmlns:ds="http://schemas.openxmlformats.org/officeDocument/2006/customXml" ds:itemID="{5368F7BE-830A-41DF-9851-9CD39CDA29A2}">
+<ds:datastoreItem xmlns:ds="http://schemas.openxmlformats.org/officeDocument/2006/customXml" ds:itemID="{DC71AA49-F19A-456E-8A4E-A6DBDF1E6849}">
   <ds:schemaRefs>
     <ds:schemaRef ds:uri="http://schemas.openxmlformats.org/officeDocument/2006/bibliography"/>
   </ds:schemaRefs>
